--- a/06-转换电路/02-数模转换DAC/R-2R梯形网络DAC电路/R-2R梯形网络DAC电路.docx
+++ b/06-转换电路/02-数模转换DAC/R-2R梯形网络DAC电路/R-2R梯形网络DAC电路.docx
@@ -2885,6 +2885,20 @@
     </w:p>
     <w:bookmarkEnd w:id="26"/>
     <w:bookmarkEnd w:id="27"/>
+    <w:p>
+      <w:pPr>
+        <w:spacing w:before="360"/>
+        <w:jc w:val="center"/>
+      </w:pPr>
+      <w:r>
+        <w:rPr>
+          <w:rFonts w:ascii="Times New Roman" w:hAnsi="Times New Roman"/>
+          <w:color w:val="555555"/>
+          <w:sz w:val="21"/>
+        </w:rPr>
+        <w:t>材料收集者：杜文杰</w:t>
+      </w:r>
+    </w:p>
     <w:sectPr>
       <w:headerReference r:id="rId9" w:type="default"/>
       <w:footerReference r:id="rId10" w:type="default"/>

--- a/06-转换电路/02-数模转换DAC/R-2R梯形网络DAC电路/R-2R梯形网络DAC电路.docx
+++ b/06-转换电路/02-数模转换DAC/R-2R梯形网络DAC电路/R-2R梯形网络DAC电路.docx
@@ -1,6 +1,6 @@
 
 <file path=word/document.xml><?xml version="1.0" encoding="utf-8"?>
-<w:document xmlns:w="http://schemas.openxmlformats.org/wordprocessingml/2006/main" xmlns:m="http://schemas.openxmlformats.org/officeDocument/2006/math" xmlns:r="http://schemas.openxmlformats.org/officeDocument/2006/relationships" xmlns:o="urn:schemas-microsoft-com:office:office" xmlns:v="urn:schemas-microsoft-com:vml" xmlns:w10="urn:schemas-microsoft-com:office:word" xmlns:a="http://schemas.openxmlformats.org/drawingml/2006/main" xmlns:pic="http://schemas.openxmlformats.org/drawingml/2006/picture" xmlns:wp="http://schemas.openxmlformats.org/drawingml/2006/wordprocessingDrawing">
+<w:document xmlns:m="http://schemas.openxmlformats.org/officeDocument/2006/math" xmlns:r="http://schemas.openxmlformats.org/officeDocument/2006/relationships" xmlns:w="http://schemas.openxmlformats.org/wordprocessingml/2006/main" xmlns:o="urn:schemas-microsoft-com:office:office" xmlns:v="urn:schemas-microsoft-com:vml" xmlns:w10="urn:schemas-microsoft-com:office:word" xmlns:a="http://schemas.openxmlformats.org/drawingml/2006/main" xmlns:pic="http://schemas.openxmlformats.org/drawingml/2006/picture" xmlns:wp="http://schemas.openxmlformats.org/drawingml/2006/wordprocessingDrawing">
   <w:body>
     <w:bookmarkStart w:id="27" w:name="r-2r-梯形网络-dac-电路"/>
     <w:p>
@@ -8,20 +8,26 @@
         <w:pStyle w:val="Heading1"/>
       </w:pPr>
       <w:r>
+        <w:rPr>
+          <w:rFonts w:eastAsia="黑体"/>
+        </w:rPr>
         <w:t xml:space="preserve">R-2R </w:t>
       </w:r>
       <w:r>
         <w:rPr>
-          <w:rFonts w:hint="eastAsia"/>
+          <w:rFonts w:hint="eastAsia" w:eastAsia="黑体"/>
         </w:rPr>
         <w:t xml:space="preserve">梯形网络</w:t>
       </w:r>
       <w:r>
+        <w:rPr>
+          <w:rFonts w:eastAsia="黑体"/>
+        </w:rPr>
         <w:t xml:space="preserve"> DAC </w:t>
       </w:r>
       <w:r>
         <w:rPr>
-          <w:rFonts w:hint="eastAsia"/>
+          <w:rFonts w:hint="eastAsia" w:eastAsia="黑体"/>
         </w:rPr>
         <w:t xml:space="preserve">电路</w:t>
       </w:r>
@@ -33,7 +39,7 @@
       </w:pPr>
       <w:r>
         <w:rPr>
-          <w:rFonts w:hint="eastAsia"/>
+          <w:rFonts w:hint="eastAsia" w:eastAsia="黑体"/>
         </w:rPr>
         <w:t xml:space="preserve">拓扑描述</w:t>
       </w:r>
@@ -44,15 +50,19 @@
       </w:pPr>
       <w:r>
         <w:rPr>
-          <w:rFonts w:hint="eastAsia"/>
+          <w:rFonts w:hint="eastAsia" w:eastAsia="黑体"/>
         </w:rPr>
         <w:t xml:space="preserve">由</w:t>
       </w:r>
       <w:r>
+        <w:rPr>
+          <w:rFonts w:eastAsia="黑体"/>
+        </w:rPr>
         <w:t xml:space="preserve"> </w:t>
       </w:r>
       <w:r>
         <w:rPr>
+          <w:rFonts w:eastAsia="黑体"/>
           <w:b/>
           <w:bCs/>
         </w:rPr>
@@ -60,7 +70,7 @@
       </w:r>
       <w:r>
         <w:rPr>
-          <w:rFonts w:hint="eastAsia"/>
+          <w:rFonts w:hint="eastAsia" w:eastAsia="黑体"/>
           <w:b/>
           <w:bCs/>
         </w:rPr>
@@ -68,11 +78,14 @@
       </w:r>
       <w:r>
         <w:rPr>
-          <w:rFonts w:hint="eastAsia"/>
+          <w:rFonts w:hint="eastAsia" w:eastAsia="黑体"/>
         </w:rPr>
         <w:t xml:space="preserve">（仅含</w:t>
       </w:r>
       <w:r>
+        <w:rPr>
+          <w:rFonts w:eastAsia="黑体"/>
+        </w:rPr>
         <w:t xml:space="preserve"> </w:t>
       </w:r>
       <m:oMath>
@@ -81,15 +94,21 @@
         </m:r>
       </m:oMath>
       <w:r>
+        <w:rPr>
+          <w:rFonts w:eastAsia="黑体"/>
+        </w:rPr>
         <w:t xml:space="preserve"> </w:t>
       </w:r>
       <w:r>
         <w:rPr>
-          <w:rFonts w:hint="eastAsia"/>
+          <w:rFonts w:hint="eastAsia" w:eastAsia="黑体"/>
         </w:rPr>
         <w:t xml:space="preserve">与</w:t>
       </w:r>
       <w:r>
+        <w:rPr>
+          <w:rFonts w:eastAsia="黑体"/>
+        </w:rPr>
         <w:t xml:space="preserve"> </w:t>
       </w:r>
       <m:oMath>
@@ -101,17 +120,20 @@
         </m:r>
       </m:oMath>
       <w:r>
+        <w:rPr>
+          <w:rFonts w:eastAsia="黑体"/>
+        </w:rPr>
         <w:t xml:space="preserve"> </w:t>
       </w:r>
       <w:r>
         <w:rPr>
-          <w:rFonts w:hint="eastAsia"/>
+          <w:rFonts w:hint="eastAsia" w:eastAsia="黑体"/>
         </w:rPr>
         <w:t xml:space="preserve">两种阻值）、</w:t>
       </w:r>
       <w:r>
         <w:rPr>
-          <w:rFonts w:hint="eastAsia"/>
+          <w:rFonts w:hint="eastAsia" w:eastAsia="黑体"/>
           <w:b/>
           <w:bCs/>
         </w:rPr>
@@ -119,6 +141,7 @@
       </w:r>
       <w:r>
         <w:rPr>
+          <w:rFonts w:eastAsia="黑体"/>
           <w:b/>
           <w:bCs/>
         </w:rPr>
@@ -178,11 +201,14 @@
         </m:sSub>
       </m:oMath>
       <w:r>
+        <w:rPr>
+          <w:rFonts w:eastAsia="黑体"/>
+        </w:rPr>
         <w:t xml:space="preserve">、</w:t>
       </w:r>
       <w:r>
         <w:rPr>
-          <w:rFonts w:hint="eastAsia"/>
+          <w:rFonts w:hint="eastAsia" w:eastAsia="黑体"/>
           <w:b/>
           <w:bCs/>
         </w:rPr>
@@ -190,26 +216,33 @@
       </w:r>
       <w:r>
         <w:rPr>
+          <w:rFonts w:eastAsia="黑体"/>
           <w:b/>
           <w:bCs/>
         </w:rPr>
         <w:t xml:space="preserve"> A1</w:t>
       </w:r>
       <w:r>
+        <w:rPr>
+          <w:rFonts w:eastAsia="黑体"/>
+        </w:rPr>
         <w:t xml:space="preserve"> </w:t>
       </w:r>
       <w:r>
         <w:rPr>
-          <w:rFonts w:hint="eastAsia"/>
+          <w:rFonts w:hint="eastAsia" w:eastAsia="黑体"/>
         </w:rPr>
         <w:t xml:space="preserve">与</w:t>
       </w:r>
       <w:r>
+        <w:rPr>
+          <w:rFonts w:eastAsia="黑体"/>
+        </w:rPr>
         <w:t xml:space="preserve"> </w:t>
       </w:r>
       <w:r>
         <w:rPr>
-          <w:rFonts w:hint="eastAsia"/>
+          <w:rFonts w:hint="eastAsia" w:eastAsia="黑体"/>
           <w:b/>
           <w:bCs/>
         </w:rPr>
@@ -217,6 +250,7 @@
       </w:r>
       <w:r>
         <w:rPr>
+          <w:rFonts w:eastAsia="黑体"/>
           <w:b/>
           <w:bCs/>
         </w:rPr>
@@ -237,26 +271,32 @@
         </m:sSub>
       </m:oMath>
       <w:r>
+        <w:rPr>
+          <w:rFonts w:eastAsia="黑体"/>
+        </w:rPr>
         <w:t xml:space="preserve"> </w:t>
       </w:r>
       <w:r>
         <w:rPr>
-          <w:rFonts w:hint="eastAsia"/>
+          <w:rFonts w:hint="eastAsia" w:eastAsia="黑体"/>
         </w:rPr>
         <w:t xml:space="preserve">组成。电路共有</w:t>
       </w:r>
       <w:r>
+        <w:rPr>
+          <w:rFonts w:eastAsia="黑体"/>
+        </w:rPr>
         <w:t xml:space="preserve"> 6 </w:t>
       </w:r>
       <w:r>
         <w:rPr>
-          <w:rFonts w:hint="eastAsia"/>
+          <w:rFonts w:hint="eastAsia" w:eastAsia="黑体"/>
         </w:rPr>
         <w:t xml:space="preserve">个关键节点：</w:t>
       </w:r>
       <w:r>
         <w:rPr>
-          <w:rFonts w:hint="eastAsia"/>
+          <w:rFonts w:hint="eastAsia" w:eastAsia="黑体"/>
           <w:b/>
           <w:bCs/>
         </w:rPr>
@@ -264,6 +304,7 @@
       </w:r>
       <w:r>
         <w:rPr>
+          <w:rFonts w:eastAsia="黑体"/>
           <w:b/>
           <w:bCs/>
         </w:rPr>
@@ -271,7 +312,7 @@
       </w:r>
       <w:r>
         <w:rPr>
-          <w:rFonts w:hint="eastAsia"/>
+          <w:rFonts w:hint="eastAsia" w:eastAsia="黑体"/>
           <w:b/>
           <w:bCs/>
         </w:rPr>
@@ -279,7 +320,7 @@
       </w:r>
       <w:r>
         <w:rPr>
-          <w:rFonts w:hint="eastAsia"/>
+          <w:rFonts w:hint="eastAsia" w:eastAsia="黑体"/>
         </w:rPr>
         <w:t xml:space="preserve">（</w:t>
       </w:r>
@@ -304,17 +345,20 @@
         </m:sSub>
       </m:oMath>
       <w:r>
+        <w:rPr>
+          <w:rFonts w:eastAsia="黑体"/>
+        </w:rPr>
         <w:t xml:space="preserve"> </w:t>
       </w:r>
       <w:r>
         <w:rPr>
-          <w:rFonts w:hint="eastAsia"/>
+          <w:rFonts w:hint="eastAsia" w:eastAsia="黑体"/>
         </w:rPr>
         <w:t xml:space="preserve">接各开关的基准端）；</w:t>
       </w:r>
       <w:r>
         <w:rPr>
-          <w:rFonts w:hint="eastAsia"/>
+          <w:rFonts w:hint="eastAsia" w:eastAsia="黑体"/>
           <w:b/>
           <w:bCs/>
         </w:rPr>
@@ -322,6 +366,7 @@
       </w:r>
       <w:r>
         <w:rPr>
+          <w:rFonts w:eastAsia="黑体"/>
           <w:b/>
           <w:bCs/>
         </w:rPr>
@@ -329,7 +374,7 @@
       </w:r>
       <w:r>
         <w:rPr>
-          <w:rFonts w:hint="eastAsia"/>
+          <w:rFonts w:hint="eastAsia" w:eastAsia="黑体"/>
           <w:b/>
           <w:bCs/>
         </w:rPr>
@@ -337,22 +382,25 @@
       </w:r>
       <w:r>
         <w:rPr>
-          <w:rFonts w:hint="eastAsia"/>
+          <w:rFonts w:hint="eastAsia" w:eastAsia="黑体"/>
         </w:rPr>
         <w:t xml:space="preserve">（GND</w:t>
       </w:r>
       <w:r>
+        <w:rPr>
+          <w:rFonts w:eastAsia="黑体"/>
+        </w:rPr>
         <w:t xml:space="preserve"> </w:t>
       </w:r>
       <w:r>
         <w:rPr>
-          <w:rFonts w:hint="eastAsia"/>
+          <w:rFonts w:hint="eastAsia" w:eastAsia="黑体"/>
         </w:rPr>
         <w:t xml:space="preserve">接各开关的地端）；</w:t>
       </w:r>
       <w:r>
         <w:rPr>
-          <w:rFonts w:hint="eastAsia"/>
+          <w:rFonts w:hint="eastAsia" w:eastAsia="黑体"/>
           <w:b/>
           <w:bCs/>
         </w:rPr>
@@ -360,6 +408,7 @@
       </w:r>
       <w:r>
         <w:rPr>
+          <w:rFonts w:eastAsia="黑体"/>
           <w:b/>
           <w:bCs/>
         </w:rPr>
@@ -367,7 +416,7 @@
       </w:r>
       <w:r>
         <w:rPr>
-          <w:rFonts w:hint="eastAsia"/>
+          <w:rFonts w:hint="eastAsia" w:eastAsia="黑体"/>
           <w:b/>
           <w:bCs/>
         </w:rPr>
@@ -375,7 +424,7 @@
       </w:r>
       <w:r>
         <w:rPr>
-          <w:rFonts w:hint="eastAsia"/>
+          <w:rFonts w:hint="eastAsia" w:eastAsia="黑体"/>
         </w:rPr>
         <w:t xml:space="preserve">（</w:t>
       </w:r>
@@ -385,15 +434,21 @@
         </m:r>
       </m:oMath>
       <w:r>
+        <w:rPr>
+          <w:rFonts w:eastAsia="黑体"/>
+        </w:rPr>
         <w:t xml:space="preserve"> </w:t>
       </w:r>
       <w:r>
         <w:rPr>
-          <w:rFonts w:hint="eastAsia"/>
+          <w:rFonts w:hint="eastAsia" w:eastAsia="黑体"/>
         </w:rPr>
         <w:t xml:space="preserve">位码</w:t>
       </w:r>
       <w:r>
+        <w:rPr>
+          <w:rFonts w:eastAsia="黑体"/>
+        </w:rPr>
         <w:t xml:space="preserve"> </w:t>
       </w:r>
       <m:oMath>
@@ -447,17 +502,20 @@
         </m:sSub>
       </m:oMath>
       <w:r>
+        <w:rPr>
+          <w:rFonts w:eastAsia="黑体"/>
+        </w:rPr>
         <w:t xml:space="preserve"> </w:t>
       </w:r>
       <w:r>
         <w:rPr>
-          <w:rFonts w:hint="eastAsia"/>
+          <w:rFonts w:hint="eastAsia" w:eastAsia="黑体"/>
         </w:rPr>
         <w:t xml:space="preserve">送各开关控制端）；</w:t>
       </w:r>
       <w:r>
         <w:rPr>
-          <w:rFonts w:hint="eastAsia"/>
+          <w:rFonts w:hint="eastAsia" w:eastAsia="黑体"/>
           <w:b/>
           <w:bCs/>
         </w:rPr>
@@ -465,6 +523,7 @@
       </w:r>
       <w:r>
         <w:rPr>
+          <w:rFonts w:eastAsia="黑体"/>
           <w:b/>
           <w:bCs/>
         </w:rPr>
@@ -472,7 +531,7 @@
       </w:r>
       <w:r>
         <w:rPr>
-          <w:rFonts w:hint="eastAsia"/>
+          <w:rFonts w:hint="eastAsia" w:eastAsia="黑体"/>
           <w:b/>
           <w:bCs/>
         </w:rPr>
@@ -480,40 +539,49 @@
       </w:r>
       <w:r>
         <w:rPr>
-          <w:rFonts w:hint="eastAsia"/>
+          <w:rFonts w:hint="eastAsia" w:eastAsia="黑体"/>
         </w:rPr>
         <w:t xml:space="preserve">（R-2R</w:t>
       </w:r>
       <w:r>
+        <w:rPr>
+          <w:rFonts w:eastAsia="黑体"/>
+        </w:rPr>
         <w:t xml:space="preserve"> </w:t>
       </w:r>
       <w:r>
         <w:rPr>
-          <w:rFonts w:hint="eastAsia"/>
+          <w:rFonts w:hint="eastAsia" w:eastAsia="黑体"/>
         </w:rPr>
         <w:t xml:space="preserve">网络输出端与</w:t>
       </w:r>
       <w:r>
+        <w:rPr>
+          <w:rFonts w:eastAsia="黑体"/>
+        </w:rPr>
         <w:t xml:space="preserve"> A1 </w:t>
       </w:r>
       <w:r>
         <w:rPr>
-          <w:rFonts w:hint="eastAsia"/>
+          <w:rFonts w:hint="eastAsia" w:eastAsia="黑体"/>
         </w:rPr>
         <w:t xml:space="preserve">的反相输入</w:t>
       </w:r>
       <w:r>
+        <w:rPr>
+          <w:rFonts w:eastAsia="黑体"/>
+        </w:rPr>
         <w:t xml:space="preserve"> IN− </w:t>
       </w:r>
       <w:r>
         <w:rPr>
-          <w:rFonts w:hint="eastAsia"/>
+          <w:rFonts w:hint="eastAsia" w:eastAsia="黑体"/>
         </w:rPr>
         <w:t xml:space="preserve">相连）；</w:t>
       </w:r>
       <w:r>
         <w:rPr>
-          <w:rFonts w:hint="eastAsia"/>
+          <w:rFonts w:hint="eastAsia" w:eastAsia="黑体"/>
           <w:b/>
           <w:bCs/>
         </w:rPr>
@@ -521,6 +589,7 @@
       </w:r>
       <w:r>
         <w:rPr>
+          <w:rFonts w:eastAsia="黑体"/>
           <w:b/>
           <w:bCs/>
         </w:rPr>
@@ -528,7 +597,7 @@
       </w:r>
       <w:r>
         <w:rPr>
-          <w:rFonts w:hint="eastAsia"/>
+          <w:rFonts w:hint="eastAsia" w:eastAsia="黑体"/>
           <w:b/>
           <w:bCs/>
         </w:rPr>
@@ -536,40 +605,49 @@
       </w:r>
       <w:r>
         <w:rPr>
-          <w:rFonts w:hint="eastAsia"/>
+          <w:rFonts w:hint="eastAsia" w:eastAsia="黑体"/>
         </w:rPr>
         <w:t xml:space="preserve">（A1</w:t>
       </w:r>
       <w:r>
+        <w:rPr>
+          <w:rFonts w:eastAsia="黑体"/>
+        </w:rPr>
         <w:t xml:space="preserve"> </w:t>
       </w:r>
       <w:r>
         <w:rPr>
-          <w:rFonts w:hint="eastAsia"/>
+          <w:rFonts w:hint="eastAsia" w:eastAsia="黑体"/>
         </w:rPr>
         <w:t xml:space="preserve">的</w:t>
       </w:r>
       <w:r>
+        <w:rPr>
+          <w:rFonts w:eastAsia="黑体"/>
+        </w:rPr>
         <w:t xml:space="preserve"> IN+ </w:t>
       </w:r>
       <w:r>
         <w:rPr>
-          <w:rFonts w:hint="eastAsia"/>
+          <w:rFonts w:hint="eastAsia" w:eastAsia="黑体"/>
         </w:rPr>
         <w:t xml:space="preserve">接</w:t>
       </w:r>
       <w:r>
+        <w:rPr>
+          <w:rFonts w:eastAsia="黑体"/>
+        </w:rPr>
         <w:t xml:space="preserve"> </w:t>
       </w:r>
       <w:r>
         <w:rPr>
-          <w:rFonts w:hint="eastAsia"/>
+          <w:rFonts w:hint="eastAsia" w:eastAsia="黑体"/>
         </w:rPr>
         <w:t xml:space="preserve">GND）；</w:t>
       </w:r>
       <w:r>
         <w:rPr>
-          <w:rFonts w:hint="eastAsia"/>
+          <w:rFonts w:hint="eastAsia" w:eastAsia="黑体"/>
           <w:b/>
           <w:bCs/>
         </w:rPr>
@@ -577,6 +655,7 @@
       </w:r>
       <w:r>
         <w:rPr>
+          <w:rFonts w:eastAsia="黑体"/>
           <w:b/>
           <w:bCs/>
         </w:rPr>
@@ -584,7 +663,7 @@
       </w:r>
       <w:r>
         <w:rPr>
-          <w:rFonts w:hint="eastAsia"/>
+          <w:rFonts w:hint="eastAsia" w:eastAsia="黑体"/>
           <w:b/>
           <w:bCs/>
         </w:rPr>
@@ -592,29 +671,38 @@
       </w:r>
       <w:r>
         <w:rPr>
-          <w:rFonts w:hint="eastAsia"/>
+          <w:rFonts w:hint="eastAsia" w:eastAsia="黑体"/>
         </w:rPr>
         <w:t xml:space="preserve">（A1</w:t>
       </w:r>
       <w:r>
+        <w:rPr>
+          <w:rFonts w:eastAsia="黑体"/>
+        </w:rPr>
         <w:t xml:space="preserve"> </w:t>
       </w:r>
       <w:r>
         <w:rPr>
-          <w:rFonts w:hint="eastAsia"/>
+          <w:rFonts w:hint="eastAsia" w:eastAsia="黑体"/>
         </w:rPr>
         <w:t xml:space="preserve">的输出</w:t>
       </w:r>
       <w:r>
+        <w:rPr>
+          <w:rFonts w:eastAsia="黑体"/>
+        </w:rPr>
         <w:t xml:space="preserve"> OUT </w:t>
       </w:r>
       <w:r>
         <w:rPr>
-          <w:rFonts w:hint="eastAsia"/>
+          <w:rFonts w:hint="eastAsia" w:eastAsia="黑体"/>
         </w:rPr>
         <w:t xml:space="preserve">作为</w:t>
       </w:r>
       <w:r>
+        <w:rPr>
+          <w:rFonts w:eastAsia="黑体"/>
+        </w:rPr>
         <w:t xml:space="preserve"> </w:t>
       </w:r>
       <m:oMath>
@@ -639,7 +727,7 @@
       </m:oMath>
       <w:r>
         <w:rPr>
-          <w:rFonts w:hint="eastAsia"/>
+          <w:rFonts w:hint="eastAsia" w:eastAsia="黑体"/>
         </w:rPr>
         <w:t xml:space="preserve">）。</w:t>
       </w:r>
@@ -648,7 +736,7 @@
       <w:pPr/>
       <w:r>
         <w:rPr>
-          <w:rFonts w:hint="eastAsia"/>
+          <w:rFonts w:hint="eastAsia" w:eastAsia="黑体"/>
         </w:rPr>
         <w:t xml:space="preserve">各管脚连接：</w:t>
       </w:r>
@@ -668,7 +756,7 @@
       </m:oMath>
       <w:r>
         <w:rPr>
-          <w:rFonts w:hint="eastAsia"/>
+          <w:rFonts w:hint="eastAsia" w:eastAsia="黑体"/>
         </w:rPr>
         <w:t xml:space="preserve">（</w:t>
       </w:r>
@@ -718,11 +806,14 @@
       </m:oMath>
       <w:r>
         <w:rPr>
-          <w:rFonts w:hint="eastAsia"/>
+          <w:rFonts w:hint="eastAsia" w:eastAsia="黑体"/>
         </w:rPr>
         <w:t xml:space="preserve">）的控制端分别接节点③中对应位</w:t>
       </w:r>
       <w:r>
+        <w:rPr>
+          <w:rFonts w:eastAsia="黑体"/>
+        </w:rPr>
         <w:t xml:space="preserve"> </w:t>
       </w:r>
       <m:oMath>
@@ -741,7 +832,7 @@
       </m:oMath>
       <w:r>
         <w:rPr>
-          <w:rFonts w:hint="eastAsia"/>
+          <w:rFonts w:hint="eastAsia" w:eastAsia="黑体"/>
         </w:rPr>
         <w:t xml:space="preserve">、基准端接节点①（</w:t>
       </w:r>
@@ -767,20 +858,26 @@
       </m:oMath>
       <w:r>
         <w:rPr>
-          <w:rFonts w:hint="eastAsia"/>
+          <w:rFonts w:hint="eastAsia" w:eastAsia="黑体"/>
         </w:rPr>
         <w:t xml:space="preserve">）、地端接节点②（GND）、公共端接</w:t>
       </w:r>
       <w:r>
+        <w:rPr>
+          <w:rFonts w:eastAsia="黑体"/>
+        </w:rPr>
         <w:t xml:space="preserve"> R-2R </w:t>
       </w:r>
       <w:r>
         <w:rPr>
-          <w:rFonts w:hint="eastAsia"/>
+          <w:rFonts w:hint="eastAsia" w:eastAsia="黑体"/>
         </w:rPr>
         <w:t xml:space="preserve">网络第</w:t>
       </w:r>
       <w:r>
+        <w:rPr>
+          <w:rFonts w:eastAsia="黑体"/>
+        </w:rPr>
         <w:t xml:space="preserve"> </w:t>
       </w:r>
       <m:oMath>
@@ -789,16 +886,20 @@
         </m:r>
       </m:oMath>
       <w:r>
+        <w:rPr>
+          <w:rFonts w:eastAsia="黑体"/>
+        </w:rPr>
         <w:t xml:space="preserve"> </w:t>
       </w:r>
       <w:r>
         <w:rPr>
-          <w:rFonts w:hint="eastAsia"/>
+          <w:rFonts w:hint="eastAsia" w:eastAsia="黑体"/>
         </w:rPr>
         <w:t xml:space="preserve">条支路；</w:t>
       </w:r>
       <w:r>
         <w:rPr>
+          <w:rFonts w:eastAsia="黑体"/>
           <w:b/>
           <w:bCs/>
         </w:rPr>
@@ -806,7 +907,7 @@
       </w:r>
       <w:r>
         <w:rPr>
-          <w:rFonts w:hint="eastAsia"/>
+          <w:rFonts w:hint="eastAsia" w:eastAsia="黑体"/>
           <w:b/>
           <w:bCs/>
         </w:rPr>
@@ -814,104 +915,135 @@
       </w:r>
       <w:r>
         <w:rPr>
-          <w:rFonts w:hint="eastAsia"/>
+          <w:rFonts w:hint="eastAsia" w:eastAsia="黑体"/>
         </w:rPr>
         <w:t xml:space="preserve">的各条支路接对应开关，网络输出节点接节点④；</w:t>
       </w:r>
       <w:r>
         <w:rPr>
+          <w:rFonts w:eastAsia="黑体"/>
           <w:b/>
           <w:bCs/>
         </w:rPr>
         <w:t xml:space="preserve">A1</w:t>
       </w:r>
       <w:r>
+        <w:rPr>
+          <w:rFonts w:eastAsia="黑体"/>
+        </w:rPr>
         <w:t xml:space="preserve"> </w:t>
       </w:r>
       <w:r>
         <w:rPr>
-          <w:rFonts w:hint="eastAsia"/>
+          <w:rFonts w:hint="eastAsia" w:eastAsia="黑体"/>
         </w:rPr>
         <w:t xml:space="preserve">的</w:t>
       </w:r>
       <w:r>
+        <w:rPr>
+          <w:rFonts w:eastAsia="黑体"/>
+        </w:rPr>
         <w:t xml:space="preserve"> IN− </w:t>
       </w:r>
       <w:r>
         <w:rPr>
-          <w:rFonts w:hint="eastAsia"/>
+          <w:rFonts w:hint="eastAsia" w:eastAsia="黑体"/>
         </w:rPr>
         <w:t xml:space="preserve">接节点④、IN+</w:t>
       </w:r>
       <w:r>
+        <w:rPr>
+          <w:rFonts w:eastAsia="黑体"/>
+        </w:rPr>
         <w:t xml:space="preserve"> </w:t>
       </w:r>
       <w:r>
         <w:rPr>
-          <w:rFonts w:hint="eastAsia"/>
+          <w:rFonts w:hint="eastAsia" w:eastAsia="黑体"/>
         </w:rPr>
         <w:t xml:space="preserve">接节点⑤（GND）、OUT</w:t>
       </w:r>
       <w:r>
+        <w:rPr>
+          <w:rFonts w:eastAsia="黑体"/>
+        </w:rPr>
         <w:t xml:space="preserve"> </w:t>
       </w:r>
       <w:r>
         <w:rPr>
-          <w:rFonts w:hint="eastAsia"/>
+          <w:rFonts w:hint="eastAsia" w:eastAsia="黑体"/>
         </w:rPr>
         <w:t xml:space="preserve">接节点⑥、正电源脚</w:t>
       </w:r>
       <w:r>
+        <w:rPr>
+          <w:rFonts w:eastAsia="黑体"/>
+        </w:rPr>
         <w:t xml:space="preserve"> V+ </w:t>
       </w:r>
       <w:r>
         <w:rPr>
-          <w:rFonts w:hint="eastAsia"/>
+          <w:rFonts w:hint="eastAsia" w:eastAsia="黑体"/>
         </w:rPr>
         <w:t xml:space="preserve">接</w:t>
       </w:r>
       <w:r>
+        <w:rPr>
+          <w:rFonts w:eastAsia="黑体"/>
+        </w:rPr>
         <w:t xml:space="preserve"> </w:t>
       </w:r>
       <w:r>
         <w:rPr>
-          <w:rFonts w:hint="eastAsia"/>
+          <w:rFonts w:hint="eastAsia" w:eastAsia="黑体"/>
         </w:rPr>
         <w:t xml:space="preserve">+VCC、负电源脚</w:t>
       </w:r>
       <w:r>
+        <w:rPr>
+          <w:rFonts w:eastAsia="黑体"/>
+        </w:rPr>
         <w:t xml:space="preserve"> V− </w:t>
       </w:r>
       <w:r>
         <w:rPr>
-          <w:rFonts w:hint="eastAsia"/>
+          <w:rFonts w:hint="eastAsia" w:eastAsia="黑体"/>
         </w:rPr>
         <w:t xml:space="preserve">接</w:t>
       </w:r>
       <w:r>
+        <w:rPr>
+          <w:rFonts w:eastAsia="黑体"/>
+        </w:rPr>
         <w:t xml:space="preserve"> </w:t>
       </w:r>
       <w:r>
         <w:rPr>
-          <w:rFonts w:hint="eastAsia"/>
+          <w:rFonts w:hint="eastAsia" w:eastAsia="黑体"/>
         </w:rPr>
         <w:t xml:space="preserve">−VEE（单电源时</w:t>
       </w:r>
       <w:r>
+        <w:rPr>
+          <w:rFonts w:eastAsia="黑体"/>
+        </w:rPr>
         <w:t xml:space="preserve"> V− </w:t>
       </w:r>
       <w:r>
         <w:rPr>
-          <w:rFonts w:hint="eastAsia"/>
+          <w:rFonts w:hint="eastAsia" w:eastAsia="黑体"/>
         </w:rPr>
         <w:t xml:space="preserve">接</w:t>
       </w:r>
       <w:r>
+        <w:rPr>
+          <w:rFonts w:eastAsia="黑体"/>
+        </w:rPr>
         <w:t xml:space="preserve"> </w:t>
       </w:r>
       <w:r>
         <w:rPr>
-          <w:rFonts w:hint="eastAsia"/>
+          <w:rFonts w:hint="eastAsia" w:eastAsia="黑体"/>
         </w:rPr>
         <w:t xml:space="preserve">GND）；</w:t>
       </w:r>
@@ -930,11 +1062,14 @@
         </m:sSub>
       </m:oMath>
       <w:r>
+        <w:rPr>
+          <w:rFonts w:eastAsia="黑体"/>
+        </w:rPr>
         <w:t xml:space="preserve"> </w:t>
       </w:r>
       <w:r>
         <w:rPr>
-          <w:rFonts w:hint="eastAsia"/>
+          <w:rFonts w:hint="eastAsia" w:eastAsia="黑体"/>
         </w:rPr>
         <w:t xml:space="preserve">一端接节点④、另一端接节点⑥。</w:t>
       </w:r>
@@ -943,29 +1078,38 @@
       <w:pPr/>
       <w:r>
         <w:rPr>
-          <w:rFonts w:hint="eastAsia"/>
+          <w:rFonts w:hint="eastAsia" w:eastAsia="黑体"/>
         </w:rPr>
         <w:t xml:space="preserve">由此构成”每位开关把基准电压或地经</w:t>
       </w:r>
       <w:r>
+        <w:rPr>
+          <w:rFonts w:eastAsia="黑体"/>
+        </w:rPr>
         <w:t xml:space="preserve"> R-2R </w:t>
       </w:r>
       <w:r>
         <w:rPr>
-          <w:rFonts w:hint="eastAsia"/>
+          <w:rFonts w:hint="eastAsia" w:eastAsia="黑体"/>
         </w:rPr>
         <w:t xml:space="preserve">网络接入，各支路电流在求和点叠加、经运放反相求和的”二进制加权</w:t>
       </w:r>
       <w:r>
+        <w:rPr>
+          <w:rFonts w:eastAsia="黑体"/>
+        </w:rPr>
         <w:t xml:space="preserve"> DAC </w:t>
       </w:r>
       <w:r>
         <w:rPr>
-          <w:rFonts w:hint="eastAsia"/>
+          <w:rFonts w:hint="eastAsia" w:eastAsia="黑体"/>
         </w:rPr>
         <w:t xml:space="preserve">组态，输出</w:t>
       </w:r>
       <w:r>
+        <w:rPr>
+          <w:rFonts w:eastAsia="黑体"/>
+        </w:rPr>
         <w:t xml:space="preserve"> </w:t>
       </w:r>
       <m:oMath>
@@ -1047,7 +1191,7 @@
       </m:oMath>
       <w:r>
         <w:rPr>
-          <w:rFonts w:hint="eastAsia"/>
+          <w:rFonts w:hint="eastAsia" w:eastAsia="黑体"/>
         </w:rPr>
         <w:t xml:space="preserve">，只需两种阻值、易于集成匹配。</w:t>
       </w:r>
@@ -1060,7 +1204,7 @@
       </w:pPr>
       <w:r>
         <w:rPr>
-          <w:rFonts w:hint="eastAsia"/>
+          <w:rFonts w:hint="eastAsia" w:eastAsia="黑体"/>
         </w:rPr>
         <w:t xml:space="preserve">工作原理</w:t>
       </w:r>
@@ -1070,24 +1214,33 @@
         <w:pStyle w:val="FirstParagraph"/>
       </w:pPr>
       <w:r>
+        <w:rPr>
+          <w:rFonts w:eastAsia="黑体"/>
+        </w:rPr>
         <w:t xml:space="preserve">R-2R </w:t>
       </w:r>
       <w:r>
         <w:rPr>
-          <w:rFonts w:hint="eastAsia"/>
+          <w:rFonts w:hint="eastAsia" w:eastAsia="黑体"/>
         </w:rPr>
         <w:t xml:space="preserve">网络从任意支路向左看进去的等效电阻恒为</w:t>
       </w:r>
       <w:r>
+        <w:rPr>
+          <w:rFonts w:eastAsia="黑体"/>
+        </w:rPr>
         <w:t xml:space="preserve"> </w:t>
       </w:r>
       <w:r>
         <w:rPr>
-          <w:rFonts w:hint="eastAsia"/>
+          <w:rFonts w:hint="eastAsia" w:eastAsia="黑体"/>
         </w:rPr>
         <w:t xml:space="preserve">R，使得每一位对输出端的权重严格按</w:t>
       </w:r>
       <w:r>
+        <w:rPr>
+          <w:rFonts w:eastAsia="黑体"/>
+        </w:rPr>
         <w:t xml:space="preserve"> </w:t>
       </w:r>
       <m:oMath>
@@ -1111,11 +1264,14 @@
         </m:sSup>
       </m:oMath>
       <w:r>
+        <w:rPr>
+          <w:rFonts w:eastAsia="黑体"/>
+        </w:rPr>
         <w:t xml:space="preserve"> </w:t>
       </w:r>
       <w:r>
         <w:rPr>
-          <w:rFonts w:hint="eastAsia"/>
+          <w:rFonts w:hint="eastAsia" w:eastAsia="黑体"/>
         </w:rPr>
         <w:t xml:space="preserve">衰减。各开关位独立对输出贡献电流，经运放电流-电压转换后叠加成与数字码成比例的模拟电压。</w:t>
       </w:r>
@@ -1128,7 +1284,7 @@
       </w:pPr>
       <w:r>
         <w:rPr>
-          <w:rFonts w:hint="eastAsia"/>
+          <w:rFonts w:hint="eastAsia" w:eastAsia="黑体"/>
         </w:rPr>
         <w:t xml:space="preserve">关键计算公式</w:t>
       </w:r>
@@ -1142,16 +1298,19 @@
       </w:pPr>
       <w:r>
         <w:rPr>
-          <w:rFonts w:hint="eastAsia"/>
+          <w:rFonts w:hint="eastAsia" w:eastAsia="黑体"/>
         </w:rPr>
         <w:t xml:space="preserve">输出电压（N</w:t>
       </w:r>
       <w:r>
+        <w:rPr>
+          <w:rFonts w:eastAsia="黑体"/>
+        </w:rPr>
         <w:t xml:space="preserve"> </w:t>
       </w:r>
       <w:r>
         <w:rPr>
-          <w:rFonts w:hint="eastAsia"/>
+          <w:rFonts w:hint="eastAsia" w:eastAsia="黑体"/>
         </w:rPr>
         <w:t xml:space="preserve">位）：</w:t>
       </w:r>
@@ -1256,7 +1415,7 @@
       </w:pPr>
       <w:r>
         <w:rPr>
-          <w:rFonts w:hint="eastAsia"/>
+          <w:rFonts w:hint="eastAsia" w:eastAsia="黑体"/>
         </w:rPr>
         <w:t xml:space="preserve">其中数字码：</w:t>
       </w:r>
@@ -1354,16 +1513,19 @@
       </w:pPr>
       <w:r>
         <w:rPr>
-          <w:rFonts w:hint="eastAsia"/>
+          <w:rFonts w:hint="eastAsia" w:eastAsia="黑体"/>
         </w:rPr>
         <w:t xml:space="preserve">第</w:t>
       </w:r>
       <w:r>
+        <w:rPr>
+          <w:rFonts w:eastAsia="黑体"/>
+        </w:rPr>
         <w:t xml:space="preserve"> k </w:t>
       </w:r>
       <w:r>
         <w:rPr>
-          <w:rFonts w:hint="eastAsia"/>
+          <w:rFonts w:hint="eastAsia" w:eastAsia="黑体"/>
         </w:rPr>
         <w:t xml:space="preserve">位对输出电流的贡献：</w:t>
       </w:r>
@@ -1486,25 +1648,31 @@
       </w:pPr>
       <w:r>
         <w:rPr>
-          <w:rFonts w:hint="eastAsia"/>
+          <w:rFonts w:hint="eastAsia" w:eastAsia="黑体"/>
         </w:rPr>
         <w:t xml:space="preserve">满量程输出（D</w:t>
       </w:r>
       <w:r>
+        <w:rPr>
+          <w:rFonts w:eastAsia="黑体"/>
+        </w:rPr>
         <w:t xml:space="preserve"> </w:t>
       </w:r>
       <w:r>
         <w:rPr>
-          <w:rFonts w:hint="eastAsia"/>
+          <w:rFonts w:hint="eastAsia" w:eastAsia="黑体"/>
         </w:rPr>
         <w:t xml:space="preserve">全</w:t>
       </w:r>
       <w:r>
+        <w:rPr>
+          <w:rFonts w:eastAsia="黑体"/>
+        </w:rPr>
         <w:t xml:space="preserve"> </w:t>
       </w:r>
       <w:r>
         <w:rPr>
-          <w:rFonts w:hint="eastAsia"/>
+          <w:rFonts w:hint="eastAsia" w:eastAsia="黑体"/>
         </w:rPr>
         <w:t xml:space="preserve">1）：</w:t>
       </w:r>
@@ -1624,16 +1792,19 @@
       </w:pPr>
       <w:r>
         <w:rPr>
-          <w:rFonts w:hint="eastAsia"/>
+          <w:rFonts w:hint="eastAsia" w:eastAsia="黑体"/>
         </w:rPr>
         <w:t xml:space="preserve">每一</w:t>
       </w:r>
       <w:r>
+        <w:rPr>
+          <w:rFonts w:eastAsia="黑体"/>
+        </w:rPr>
         <w:t xml:space="preserve"> LSB </w:t>
       </w:r>
       <w:r>
         <w:rPr>
-          <w:rFonts w:hint="eastAsia"/>
+          <w:rFonts w:hint="eastAsia" w:eastAsia="黑体"/>
         </w:rPr>
         <w:t xml:space="preserve">对应电压：</w:t>
       </w:r>
@@ -1723,7 +1894,7 @@
       </w:pPr>
       <w:r>
         <w:rPr>
-          <w:rFonts w:hint="eastAsia"/>
+          <w:rFonts w:hint="eastAsia" w:eastAsia="黑体"/>
         </w:rPr>
         <w:t xml:space="preserve">网络任一节向左的输入阻抗：</w:t>
       </w:r>
@@ -1796,7 +1967,7 @@
             </w:pPr>
             <w:r>
               <w:rPr>
-                <w:rFonts w:hint="eastAsia"/>
+                <w:rFonts w:hint="eastAsia" w:eastAsia="黑体"/>
               </w:rPr>
               <w:t xml:space="preserve">符号</w:t>
             </w:r>
@@ -1810,7 +1981,7 @@
             </w:pPr>
             <w:r>
               <w:rPr>
-                <w:rFonts w:hint="eastAsia"/>
+                <w:rFonts w:hint="eastAsia" w:eastAsia="黑体"/>
               </w:rPr>
               <w:t xml:space="preserve">含义</w:t>
             </w:r>
@@ -1824,7 +1995,7 @@
             </w:pPr>
             <w:r>
               <w:rPr>
-                <w:rFonts w:hint="eastAsia"/>
+                <w:rFonts w:hint="eastAsia" w:eastAsia="黑体"/>
               </w:rPr>
               <w:t xml:space="preserve">单位</w:t>
             </w:r>
@@ -1859,6 +2030,9 @@
               </m:sSub>
             </m:oMath>
             <w:r>
+              <w:rPr>
+                <w:rFonts w:eastAsia="黑体"/>
+              </w:rPr>
               <w:t xml:space="preserve">​</w:t>
             </w:r>
           </w:p>
@@ -1871,7 +2045,7 @@
             </w:pPr>
             <w:r>
               <w:rPr>
-                <w:rFonts w:hint="eastAsia"/>
+                <w:rFonts w:hint="eastAsia" w:eastAsia="黑体"/>
               </w:rPr>
               <w:t xml:space="preserve">输出电压</w:t>
             </w:r>
@@ -1884,6 +2058,9 @@
               <w:pStyle w:val="Compact"/>
             </w:pPr>
             <w:r>
+              <w:rPr>
+                <w:rFonts w:eastAsia="黑体"/>
+              </w:rPr>
               <w:t xml:space="preserve">V</w:t>
             </w:r>
           </w:p>
@@ -1917,6 +2094,9 @@
               </m:sSub>
             </m:oMath>
             <w:r>
+              <w:rPr>
+                <w:rFonts w:eastAsia="黑体"/>
+              </w:rPr>
               <w:t xml:space="preserve">​</w:t>
             </w:r>
           </w:p>
@@ -1929,7 +2109,7 @@
             </w:pPr>
             <w:r>
               <w:rPr>
-                <w:rFonts w:hint="eastAsia"/>
+                <w:rFonts w:hint="eastAsia" w:eastAsia="黑体"/>
               </w:rPr>
               <w:t xml:space="preserve">基准电压</w:t>
             </w:r>
@@ -1942,6 +2122,9 @@
               <w:pStyle w:val="Compact"/>
             </w:pPr>
             <w:r>
+              <w:rPr>
+                <w:rFonts w:eastAsia="黑体"/>
+              </w:rPr>
               <w:t xml:space="preserve">V</w:t>
             </w:r>
           </w:p>
@@ -1960,6 +2143,9 @@
               </m:r>
             </m:oMath>
             <w:r>
+              <w:rPr>
+                <w:rFonts w:eastAsia="黑体"/>
+              </w:rPr>
               <w:t xml:space="preserve">​</w:t>
             </w:r>
           </w:p>
@@ -1972,7 +2158,7 @@
             </w:pPr>
             <w:r>
               <w:rPr>
-                <w:rFonts w:hint="eastAsia"/>
+                <w:rFonts w:hint="eastAsia" w:eastAsia="黑体"/>
               </w:rPr>
               <w:t xml:space="preserve">位数</w:t>
             </w:r>
@@ -1985,6 +2171,9 @@
               <w:pStyle w:val="Compact"/>
             </w:pPr>
             <w:r>
+              <w:rPr>
+                <w:rFonts w:eastAsia="黑体"/>
+              </w:rPr>
               <w:t xml:space="preserve">bit</w:t>
             </w:r>
           </w:p>
@@ -2003,6 +2192,9 @@
               </m:r>
             </m:oMath>
             <w:r>
+              <w:rPr>
+                <w:rFonts w:eastAsia="黑体"/>
+              </w:rPr>
               <w:t xml:space="preserve">​</w:t>
             </w:r>
           </w:p>
@@ -2015,7 +2207,7 @@
             </w:pPr>
             <w:r>
               <w:rPr>
-                <w:rFonts w:hint="eastAsia"/>
+                <w:rFonts w:hint="eastAsia" w:eastAsia="黑体"/>
               </w:rPr>
               <w:t xml:space="preserve">数字输入码</w:t>
             </w:r>
@@ -2028,6 +2220,9 @@
               <w:pStyle w:val="Compact"/>
             </w:pPr>
             <w:r>
+              <w:rPr>
+                <w:rFonts w:eastAsia="黑体"/>
+              </w:rPr>
               <w:t xml:space="preserve">—</w:t>
             </w:r>
           </w:p>
@@ -2055,6 +2250,9 @@
               </m:sSub>
             </m:oMath>
             <w:r>
+              <w:rPr>
+                <w:rFonts w:eastAsia="黑体"/>
+              </w:rPr>
               <w:t xml:space="preserve">​</w:t>
             </w:r>
           </w:p>
@@ -2067,16 +2265,19 @@
             </w:pPr>
             <w:r>
               <w:rPr>
-                <w:rFonts w:hint="eastAsia"/>
+                <w:rFonts w:hint="eastAsia" w:eastAsia="黑体"/>
               </w:rPr>
               <w:t xml:space="preserve">第</w:t>
             </w:r>
             <w:r>
+              <w:rPr>
+                <w:rFonts w:eastAsia="黑体"/>
+              </w:rPr>
               <w:t xml:space="preserve"> k </w:t>
             </w:r>
             <w:r>
               <w:rPr>
-                <w:rFonts w:hint="eastAsia"/>
+                <w:rFonts w:hint="eastAsia" w:eastAsia="黑体"/>
               </w:rPr>
               <w:t xml:space="preserve">位（0/1）</w:t>
             </w:r>
@@ -2089,6 +2290,9 @@
               <w:pStyle w:val="Compact"/>
             </w:pPr>
             <w:r>
+              <w:rPr>
+                <w:rFonts w:eastAsia="黑体"/>
+              </w:rPr>
               <w:t xml:space="preserve">—</w:t>
             </w:r>
           </w:p>
@@ -2107,6 +2311,9 @@
               </m:r>
             </m:oMath>
             <w:r>
+              <w:rPr>
+                <w:rFonts w:eastAsia="黑体"/>
+              </w:rPr>
               <w:t xml:space="preserve">​</w:t>
             </w:r>
           </w:p>
@@ -2119,7 +2326,7 @@
             </w:pPr>
             <w:r>
               <w:rPr>
-                <w:rFonts w:hint="eastAsia"/>
+                <w:rFonts w:hint="eastAsia" w:eastAsia="黑体"/>
               </w:rPr>
               <w:t xml:space="preserve">网络单位电阻</w:t>
             </w:r>
@@ -2132,6 +2339,9 @@
               <w:pStyle w:val="Compact"/>
             </w:pPr>
             <w:r>
+              <w:rPr>
+                <w:rFonts w:eastAsia="黑体"/>
+              </w:rPr>
               <w:t xml:space="preserve">Ω</w:t>
             </w:r>
           </w:p>
@@ -2146,7 +2356,7 @@
       </w:pPr>
       <w:r>
         <w:rPr>
-          <w:rFonts w:hint="eastAsia"/>
+          <w:rFonts w:hint="eastAsia" w:eastAsia="黑体"/>
         </w:rPr>
         <w:t xml:space="preserve">元件调整影响</w:t>
       </w:r>
@@ -2161,7 +2371,7 @@
       </w:pPr>
       <w:r>
         <w:rPr>
-          <w:rFonts w:hint="eastAsia"/>
+          <w:rFonts w:hint="eastAsia" w:eastAsia="黑体"/>
           <w:b/>
           <w:bCs/>
         </w:rPr>
@@ -2169,6 +2379,7 @@
       </w:r>
       <w:r>
         <w:rPr>
+          <w:rFonts w:eastAsia="黑体"/>
           <w:b/>
           <w:bCs/>
         </w:rPr>
@@ -2196,6 +2407,7 @@
       </m:oMath>
       <w:r>
         <w:rPr>
+          <w:rFonts w:eastAsia="黑体"/>
           <w:b/>
           <w:bCs/>
         </w:rPr>
@@ -2203,30 +2415,39 @@
       </w:r>
       <w:r>
         <w:rPr>
-          <w:rFonts w:hint="eastAsia"/>
+          <w:rFonts w:hint="eastAsia" w:eastAsia="黑体"/>
           <w:b/>
           <w:bCs/>
         </w:rPr>
         <w:t xml:space="preserve">增大</w:t>
       </w:r>
       <w:r>
+        <w:rPr>
+          <w:rFonts w:eastAsia="黑体"/>
+        </w:rPr>
         <w:t xml:space="preserve"> </w:t>
       </w:r>
       <w:r>
+        <w:rPr>
+          <w:rFonts w:eastAsia="黑体"/>
+        </w:rPr>
         <w:t xml:space="preserve">→ </w:t>
       </w:r>
       <w:r>
         <w:rPr>
-          <w:rFonts w:hint="eastAsia"/>
+          <w:rFonts w:hint="eastAsia" w:eastAsia="黑体"/>
         </w:rPr>
         <w:t xml:space="preserve">满量程输出与</w:t>
       </w:r>
       <w:r>
+        <w:rPr>
+          <w:rFonts w:eastAsia="黑体"/>
+        </w:rPr>
         <w:t xml:space="preserve"> LSB </w:t>
       </w:r>
       <w:r>
         <w:rPr>
-          <w:rFonts w:hint="eastAsia"/>
+          <w:rFonts w:hint="eastAsia" w:eastAsia="黑体"/>
         </w:rPr>
         <w:t xml:space="preserve">电压等比增大。</w:t>
       </w:r>
@@ -2241,7 +2462,7 @@
       </w:pPr>
       <w:r>
         <w:rPr>
-          <w:rFonts w:hint="eastAsia"/>
+          <w:rFonts w:hint="eastAsia" w:eastAsia="黑体"/>
           <w:b/>
           <w:bCs/>
         </w:rPr>
@@ -2249,6 +2470,7 @@
       </w:r>
       <w:r>
         <w:rPr>
+          <w:rFonts w:eastAsia="黑体"/>
           <w:b/>
           <w:bCs/>
         </w:rPr>
@@ -2256,21 +2478,27 @@
       </w:r>
       <w:r>
         <w:rPr>
-          <w:rFonts w:hint="eastAsia"/>
+          <w:rFonts w:hint="eastAsia" w:eastAsia="黑体"/>
           <w:b/>
           <w:bCs/>
         </w:rPr>
         <w:t xml:space="preserve">增多</w:t>
       </w:r>
       <w:r>
+        <w:rPr>
+          <w:rFonts w:eastAsia="黑体"/>
+        </w:rPr>
         <w:t xml:space="preserve"> </w:t>
       </w:r>
       <w:r>
+        <w:rPr>
+          <w:rFonts w:eastAsia="黑体"/>
+        </w:rPr>
         <w:t xml:space="preserve">→ </w:t>
       </w:r>
       <w:r>
         <w:rPr>
-          <w:rFonts w:hint="eastAsia"/>
+          <w:rFonts w:hint="eastAsia" w:eastAsia="黑体"/>
         </w:rPr>
         <w:t xml:space="preserve">分辨率提高，但要求电阻匹配精度与运放精度更高。</w:t>
       </w:r>
@@ -2285,6 +2513,7 @@
       </w:pPr>
       <w:r>
         <w:rPr>
+          <w:rFonts w:eastAsia="黑体"/>
           <w:b/>
           <w:bCs/>
         </w:rPr>
@@ -2292,21 +2521,27 @@
       </w:r>
       <w:r>
         <w:rPr>
-          <w:rFonts w:hint="eastAsia"/>
+          <w:rFonts w:hint="eastAsia" w:eastAsia="黑体"/>
           <w:b/>
           <w:bCs/>
         </w:rPr>
         <w:t xml:space="preserve">的绝对值变化</w:t>
       </w:r>
       <w:r>
+        <w:rPr>
+          <w:rFonts w:eastAsia="黑体"/>
+        </w:rPr>
         <w:t xml:space="preserve"> </w:t>
       </w:r>
       <w:r>
+        <w:rPr>
+          <w:rFonts w:eastAsia="黑体"/>
+        </w:rPr>
         <w:t xml:space="preserve">→ </w:t>
       </w:r>
       <w:r>
         <w:rPr>
-          <w:rFonts w:hint="eastAsia"/>
+          <w:rFonts w:hint="eastAsia" w:eastAsia="黑体"/>
         </w:rPr>
         <w:t xml:space="preserve">不影响比值精度，只影响输出电流大小与功耗。</w:t>
       </w:r>
@@ -2321,6 +2556,7 @@
       </w:pPr>
       <w:r>
         <w:rPr>
+          <w:rFonts w:eastAsia="黑体"/>
           <w:b/>
           <w:bCs/>
         </w:rPr>
@@ -2328,7 +2564,7 @@
       </w:r>
       <w:r>
         <w:rPr>
-          <w:rFonts w:hint="eastAsia"/>
+          <w:rFonts w:hint="eastAsia" w:eastAsia="黑体"/>
           <w:b/>
           <w:bCs/>
         </w:rPr>
@@ -2336,6 +2572,7 @@
       </w:r>
       <w:r>
         <w:rPr>
+          <w:rFonts w:eastAsia="黑体"/>
           <w:b/>
           <w:bCs/>
         </w:rPr>
@@ -2343,30 +2580,39 @@
       </w:r>
       <w:r>
         <w:rPr>
-          <w:rFonts w:hint="eastAsia"/>
+          <w:rFonts w:hint="eastAsia" w:eastAsia="黑体"/>
           <w:b/>
           <w:bCs/>
         </w:rPr>
         <w:t xml:space="preserve">失配增大</w:t>
       </w:r>
       <w:r>
+        <w:rPr>
+          <w:rFonts w:eastAsia="黑体"/>
+        </w:rPr>
         <w:t xml:space="preserve"> </w:t>
       </w:r>
       <w:r>
+        <w:rPr>
+          <w:rFonts w:eastAsia="黑体"/>
+        </w:rPr>
         <w:t xml:space="preserve">→ </w:t>
       </w:r>
       <w:r>
         <w:rPr>
-          <w:rFonts w:hint="eastAsia"/>
+          <w:rFonts w:hint="eastAsia" w:eastAsia="黑体"/>
         </w:rPr>
         <w:t xml:space="preserve">产生非线性（INL/DNL</w:t>
       </w:r>
       <w:r>
+        <w:rPr>
+          <w:rFonts w:eastAsia="黑体"/>
+        </w:rPr>
         <w:t xml:space="preserve"> </w:t>
       </w:r>
       <w:r>
         <w:rPr>
-          <w:rFonts w:hint="eastAsia"/>
+          <w:rFonts w:hint="eastAsia" w:eastAsia="黑体"/>
         </w:rPr>
         <w:t xml:space="preserve">变差）。</w:t>
       </w:r>
@@ -2381,7 +2627,7 @@
       </w:pPr>
       <w:r>
         <w:rPr>
-          <w:rFonts w:hint="eastAsia"/>
+          <w:rFonts w:hint="eastAsia" w:eastAsia="黑体"/>
         </w:rPr>
         <w:t xml:space="preserve">运放反馈电阻取值影响增益，需与网络阻抗匹配。</w:t>
       </w:r>
@@ -2394,7 +2640,7 @@
       </w:pPr>
       <w:r>
         <w:rPr>
-          <w:rFonts w:hint="eastAsia"/>
+          <w:rFonts w:hint="eastAsia" w:eastAsia="黑体"/>
         </w:rPr>
         <w:t xml:space="preserve">典型参数示例</w:t>
       </w:r>
@@ -2409,11 +2655,14 @@
       </w:pPr>
       <w:r>
         <w:rPr>
-          <w:rFonts w:hint="eastAsia"/>
+          <w:rFonts w:hint="eastAsia" w:eastAsia="黑体"/>
         </w:rPr>
         <w:t xml:space="preserve">取</w:t>
       </w:r>
       <w:r>
+        <w:rPr>
+          <w:rFonts w:eastAsia="黑体"/>
+        </w:rPr>
         <w:t xml:space="preserve"> </w:t>
       </w:r>
       <m:oMath>
@@ -2456,6 +2705,9 @@
         </m:r>
       </m:oMath>
       <w:r>
+        <w:rPr>
+          <w:rFonts w:eastAsia="黑体"/>
+        </w:rPr>
         <w:t xml:space="preserve">、</w:t>
       </w:r>
       <m:oMath>
@@ -2473,6 +2725,9 @@
         </m:r>
       </m:oMath>
       <w:r>
+        <w:rPr>
+          <w:rFonts w:eastAsia="黑体"/>
+        </w:rPr>
         <w:t xml:space="preserve">、</w:t>
       </w:r>
       <m:oMath>
@@ -2491,7 +2746,7 @@
       </m:oMath>
       <w:r>
         <w:rPr>
-          <w:rFonts w:hint="eastAsia"/>
+          <w:rFonts w:hint="eastAsia" w:eastAsia="黑体"/>
         </w:rPr>
         <w:t xml:space="preserve">：</w:t>
       </w:r>
@@ -2577,6 +2832,9 @@
         </m:r>
       </m:oMath>
       <w:r>
+        <w:rPr>
+          <w:rFonts w:eastAsia="黑体"/>
+        </w:rPr>
         <w:t xml:space="preserve">。</w:t>
       </w:r>
     </w:p>
@@ -2590,11 +2848,14 @@
       </w:pPr>
       <w:r>
         <w:rPr>
-          <w:rFonts w:hint="eastAsia"/>
+          <w:rFonts w:hint="eastAsia" w:eastAsia="黑体"/>
         </w:rPr>
         <w:t xml:space="preserve">同一条件下</w:t>
       </w:r>
       <w:r>
+        <w:rPr>
+          <w:rFonts w:eastAsia="黑体"/>
+        </w:rPr>
         <w:t xml:space="preserve"> </w:t>
       </w:r>
       <m:oMath>
@@ -2658,6 +2919,9 @@
         </m:r>
       </m:oMath>
       <w:r>
+        <w:rPr>
+          <w:rFonts w:eastAsia="黑体"/>
+        </w:rPr>
         <w:t xml:space="preserve">。</w:t>
       </w:r>
     </w:p>
@@ -2669,7 +2933,7 @@
       </w:pPr>
       <w:r>
         <w:rPr>
-          <w:rFonts w:hint="eastAsia"/>
+          <w:rFonts w:hint="eastAsia" w:eastAsia="黑体"/>
         </w:rPr>
         <w:t xml:space="preserve">常见器件型号</w:t>
       </w:r>
@@ -2684,25 +2948,31 @@
       </w:pPr>
       <w:r>
         <w:rPr>
-          <w:rFonts w:hint="eastAsia"/>
+          <w:rFonts w:hint="eastAsia" w:eastAsia="黑体"/>
         </w:rPr>
         <w:t xml:space="preserve">薄膜电阻网络：精密</w:t>
       </w:r>
       <w:r>
+        <w:rPr>
+          <w:rFonts w:eastAsia="黑体"/>
+        </w:rPr>
         <w:t xml:space="preserve"> R-2R </w:t>
       </w:r>
       <w:r>
         <w:rPr>
-          <w:rFonts w:hint="eastAsia"/>
+          <w:rFonts w:hint="eastAsia" w:eastAsia="黑体"/>
         </w:rPr>
         <w:t xml:space="preserve">排阻（如</w:t>
       </w:r>
       <w:r>
+        <w:rPr>
+          <w:rFonts w:eastAsia="黑体"/>
+        </w:rPr>
         <w:t xml:space="preserve"> </w:t>
       </w:r>
       <w:r>
         <w:rPr>
-          <w:rFonts w:hint="eastAsia"/>
+          <w:rFonts w:hint="eastAsia" w:eastAsia="黑体"/>
         </w:rPr>
         <w:t xml:space="preserve">Vishay、Bourns）。</w:t>
       </w:r>
@@ -2717,25 +2987,31 @@
       </w:pPr>
       <w:r>
         <w:rPr>
-          <w:rFonts w:hint="eastAsia"/>
+          <w:rFonts w:hint="eastAsia" w:eastAsia="黑体"/>
         </w:rPr>
         <w:t xml:space="preserve">集成</w:t>
       </w:r>
       <w:r>
+        <w:rPr>
+          <w:rFonts w:eastAsia="黑体"/>
+        </w:rPr>
         <w:t xml:space="preserve"> </w:t>
       </w:r>
       <w:r>
         <w:rPr>
-          <w:rFonts w:hint="eastAsia"/>
+          <w:rFonts w:hint="eastAsia" w:eastAsia="黑体"/>
         </w:rPr>
         <w:t xml:space="preserve">DAC：AD5541（16</w:t>
       </w:r>
       <w:r>
+        <w:rPr>
+          <w:rFonts w:eastAsia="黑体"/>
+        </w:rPr>
         <w:t xml:space="preserve"> </w:t>
       </w:r>
       <w:r>
         <w:rPr>
-          <w:rFonts w:hint="eastAsia"/>
+          <w:rFonts w:hint="eastAsia" w:eastAsia="黑体"/>
         </w:rPr>
         <w:t xml:space="preserve">位）、DAC0800、TLC7524。</w:t>
       </w:r>
@@ -2750,16 +3026,19 @@
       </w:pPr>
       <w:r>
         <w:rPr>
-          <w:rFonts w:hint="eastAsia"/>
+          <w:rFonts w:hint="eastAsia" w:eastAsia="黑体"/>
         </w:rPr>
         <w:t xml:space="preserve">运放：OP07、OPA227</w:t>
       </w:r>
       <w:r>
+        <w:rPr>
+          <w:rFonts w:eastAsia="黑体"/>
+        </w:rPr>
         <w:t xml:space="preserve"> </w:t>
       </w:r>
       <w:r>
         <w:rPr>
-          <w:rFonts w:hint="eastAsia"/>
+          <w:rFonts w:hint="eastAsia" w:eastAsia="黑体"/>
         </w:rPr>
         <w:t xml:space="preserve">等精密运放。</w:t>
       </w:r>
@@ -2772,7 +3051,7 @@
       </w:pPr>
       <w:r>
         <w:rPr>
-          <w:rFonts w:hint="eastAsia"/>
+          <w:rFonts w:hint="eastAsia" w:eastAsia="黑体"/>
         </w:rPr>
         <w:t xml:space="preserve">注意事项</w:t>
       </w:r>
@@ -2787,7 +3066,7 @@
       </w:pPr>
       <w:r>
         <w:rPr>
-          <w:rFonts w:hint="eastAsia"/>
+          <w:rFonts w:hint="eastAsia" w:eastAsia="黑体"/>
         </w:rPr>
         <w:t xml:space="preserve">电阻比值匹配决定线性度，精密场合需严格匹配的片内或排阻网络。</w:t>
       </w:r>
@@ -2802,11 +3081,14 @@
       </w:pPr>
       <w:r>
         <w:rPr>
-          <w:rFonts w:hint="eastAsia"/>
+          <w:rFonts w:hint="eastAsia" w:eastAsia="黑体"/>
         </w:rPr>
         <w:t xml:space="preserve">开关导通电阻引入非线性与增益误差，需远小于</w:t>
       </w:r>
       <w:r>
+        <w:rPr>
+          <w:rFonts w:eastAsia="黑体"/>
+        </w:rPr>
         <w:t xml:space="preserve"> R。</w:t>
       </w:r>
     </w:p>
@@ -2820,7 +3102,7 @@
       </w:pPr>
       <w:r>
         <w:rPr>
-          <w:rFonts w:hint="eastAsia"/>
+          <w:rFonts w:hint="eastAsia" w:eastAsia="黑体"/>
         </w:rPr>
         <w:t xml:space="preserve">输出通常为反相，需同相输出时另加一级反相器。</w:t>
       </w:r>
@@ -2833,7 +3115,7 @@
       </w:pPr>
       <w:r>
         <w:rPr>
-          <w:rFonts w:hint="eastAsia"/>
+          <w:rFonts w:hint="eastAsia" w:eastAsia="黑体"/>
         </w:rPr>
         <w:t xml:space="preserve">参考资料</w:t>
       </w:r>
@@ -2847,6 +3129,9 @@
         </w:numPr>
       </w:pPr>
       <w:r>
+        <w:rPr>
+          <w:rFonts w:eastAsia="黑体"/>
+        </w:rPr>
         <w:t xml:space="preserve">Wikipedia: Resistor ladder。</w:t>
       </w:r>
     </w:p>
@@ -2859,11 +3144,14 @@
         </w:numPr>
       </w:pPr>
       <w:r>
+        <w:rPr>
+          <w:rFonts w:eastAsia="黑体"/>
+        </w:rPr>
         <w:t xml:space="preserve">TI </w:t>
       </w:r>
       <w:r>
         <w:rPr>
-          <w:rFonts w:hint="eastAsia"/>
+          <w:rFonts w:hint="eastAsia" w:eastAsia="黑体"/>
         </w:rPr>
         <w:t xml:space="preserve">产品页：TLC7524。</w:t>
       </w:r>
@@ -2878,7 +3166,7 @@
       </w:pPr>
       <w:r>
         <w:rPr>
-          <w:rFonts w:hint="eastAsia"/>
+          <w:rFonts w:hint="eastAsia" w:eastAsia="黑体"/>
         </w:rPr>
         <w:t xml:space="preserve">《模拟电子技术基础》（童诗白、华成英）。</w:t>
       </w:r>
@@ -2892,11 +3180,11 @@
       </w:pPr>
       <w:r>
         <w:rPr>
-          <w:rFonts w:ascii="Times New Roman" w:hAnsi="Times New Roman"/>
+          <w:rFonts w:ascii="Times New Roman" w:hAnsi="Times New Roman" w:eastAsia="黑体"/>
           <w:color w:val="555555"/>
           <w:sz w:val="21"/>
         </w:rPr>
-        <w:t>材料收集者：杜文杰</w:t>
+        <w:t>材料收集者：杜文杰，WX手机：19519196569，QQ:3478827729</w:t>
       </w:r>
     </w:p>
     <w:sectPr>
@@ -2916,7 +3204,7 @@
 </file>
 
 <file path=word/footer1.xml><?xml version="1.0" encoding="utf-8"?>
-<w:ftr xmlns:m="http://schemas.openxmlformats.org/officeDocument/2006/math" xmlns:mc="http://schemas.openxmlformats.org/markup-compatibility/2006" xmlns:mo="http://schemas.microsoft.com/office/mac/office/2008/main" xmlns:mv="urn:schemas-microsoft-com:mac:vml" xmlns:o="urn:schemas-microsoft-com:office:office" xmlns:r="http://schemas.openxmlformats.org/officeDocument/2006/relationships" xmlns:v="urn:schemas-microsoft-com:vml" xmlns:w10="urn:schemas-microsoft-com:office:word" xmlns:w14="http://schemas.microsoft.com/office/word/2010/wordml" xmlns:w="http://schemas.openxmlformats.org/wordprocessingml/2006/main" xmlns:wne="http://schemas.microsoft.com/office/word/2006/wordml" xmlns:wp14="http://schemas.microsoft.com/office/word/2010/wordprocessingDrawing" xmlns:wp="http://schemas.openxmlformats.org/drawingml/2006/wordprocessingDrawing" xmlns:wpc="http://schemas.microsoft.com/office/word/2010/wordprocessingCanvas" xmlns:wpg="http://schemas.microsoft.com/office/word/2010/wordprocessingGroup" xmlns:wpi="http://schemas.microsoft.com/office/word/2010/wordprocessingInk" xmlns:wps="http://schemas.microsoft.com/office/word/2010/wordprocessingShape" mc:Ignorable="w14 wp14">
+<w:ftr xmlns:mc="http://schemas.openxmlformats.org/markup-compatibility/2006" xmlns:w="http://schemas.openxmlformats.org/wordprocessingml/2006/main" xmlns:m="http://schemas.openxmlformats.org/officeDocument/2006/math" xmlns:mo="http://schemas.microsoft.com/office/mac/office/2008/main" xmlns:mv="urn:schemas-microsoft-com:mac:vml" xmlns:o="urn:schemas-microsoft-com:office:office" xmlns:r="http://schemas.openxmlformats.org/officeDocument/2006/relationships" xmlns:v="urn:schemas-microsoft-com:vml" xmlns:w10="urn:schemas-microsoft-com:office:word" xmlns:w14="http://schemas.microsoft.com/office/word/2010/wordml" xmlns:wne="http://schemas.microsoft.com/office/word/2006/wordml" xmlns:wp14="http://schemas.microsoft.com/office/word/2010/wordprocessingDrawing" xmlns:wp="http://schemas.openxmlformats.org/drawingml/2006/wordprocessingDrawing" xmlns:wpc="http://schemas.microsoft.com/office/word/2010/wordprocessingCanvas" xmlns:wpg="http://schemas.microsoft.com/office/word/2010/wordprocessingGroup" xmlns:wpi="http://schemas.microsoft.com/office/word/2010/wordprocessingInk" xmlns:wps="http://schemas.microsoft.com/office/word/2010/wordprocessingShape" mc:Ignorable="w14 wp14">
   <w:p>
     <w:pPr>
       <w:pStyle w:val="Footer"/>
@@ -2924,12 +3212,14 @@
     </w:pPr>
     <w:r>
       <w:rPr>
+        <w:rFonts w:eastAsia="黑体"/>
         <w:sz w:val="18"/>
       </w:rPr>
       <w:t xml:space="preserve">第 </w:t>
     </w:r>
     <w:r>
       <w:rPr>
+        <w:rFonts w:eastAsia="黑体"/>
         <w:sz w:val="18"/>
       </w:rPr>
       <w:fldChar w:fldCharType="begin"/>
@@ -2938,6 +3228,7 @@
     </w:r>
     <w:r>
       <w:rPr>
+        <w:rFonts w:eastAsia="黑体"/>
         <w:sz w:val="18"/>
       </w:rPr>
       <w:t xml:space="preserve"> 页</w:t>
@@ -2951,6 +3242,9 @@
   <w:footnote w:type="continuationSeparator" w:id="0">
     <w:p>
       <w:r>
+        <w:rPr>
+          <w:rFonts w:eastAsia="黑体"/>
+        </w:rPr>
         <w:continuationSeparator/>
       </w:r>
     </w:p>
@@ -2958,6 +3252,9 @@
   <w:footnote w:type="separator" w:id="-1">
     <w:p>
       <w:r>
+        <w:rPr>
+          <w:rFonts w:eastAsia="黑体"/>
+        </w:rPr>
         <w:separator/>
       </w:r>
     </w:p>
@@ -2966,7 +3263,7 @@
 </file>
 
 <file path=word/header1.xml><?xml version="1.0" encoding="utf-8"?>
-<w:hdr xmlns:m="http://schemas.openxmlformats.org/officeDocument/2006/math" xmlns:mc="http://schemas.openxmlformats.org/markup-compatibility/2006" xmlns:mo="http://schemas.microsoft.com/office/mac/office/2008/main" xmlns:mv="urn:schemas-microsoft-com:mac:vml" xmlns:o="urn:schemas-microsoft-com:office:office" xmlns:r="http://schemas.openxmlformats.org/officeDocument/2006/relationships" xmlns:v="urn:schemas-microsoft-com:vml" xmlns:w10="urn:schemas-microsoft-com:office:word" xmlns:w14="http://schemas.microsoft.com/office/word/2010/wordml" xmlns:w="http://schemas.openxmlformats.org/wordprocessingml/2006/main" xmlns:wne="http://schemas.microsoft.com/office/word/2006/wordml" xmlns:wp14="http://schemas.microsoft.com/office/word/2010/wordprocessingDrawing" xmlns:wp="http://schemas.openxmlformats.org/drawingml/2006/wordprocessingDrawing" xmlns:wpc="http://schemas.microsoft.com/office/word/2010/wordprocessingCanvas" xmlns:wpg="http://schemas.microsoft.com/office/word/2010/wordprocessingGroup" xmlns:wpi="http://schemas.microsoft.com/office/word/2010/wordprocessingInk" xmlns:wps="http://schemas.microsoft.com/office/word/2010/wordprocessingShape" mc:Ignorable="w14 wp14">
+<w:hdr xmlns:mc="http://schemas.openxmlformats.org/markup-compatibility/2006" xmlns:w="http://schemas.openxmlformats.org/wordprocessingml/2006/main" xmlns:m="http://schemas.openxmlformats.org/officeDocument/2006/math" xmlns:mo="http://schemas.microsoft.com/office/mac/office/2008/main" xmlns:mv="urn:schemas-microsoft-com:mac:vml" xmlns:o="urn:schemas-microsoft-com:office:office" xmlns:r="http://schemas.openxmlformats.org/officeDocument/2006/relationships" xmlns:v="urn:schemas-microsoft-com:vml" xmlns:w10="urn:schemas-microsoft-com:office:word" xmlns:w14="http://schemas.microsoft.com/office/word/2010/wordml" xmlns:wne="http://schemas.microsoft.com/office/word/2006/wordml" xmlns:wp14="http://schemas.microsoft.com/office/word/2010/wordprocessingDrawing" xmlns:wp="http://schemas.openxmlformats.org/drawingml/2006/wordprocessingDrawing" xmlns:wpc="http://schemas.microsoft.com/office/word/2010/wordprocessingCanvas" xmlns:wpg="http://schemas.microsoft.com/office/word/2010/wordprocessingGroup" xmlns:wpi="http://schemas.microsoft.com/office/word/2010/wordprocessingInk" xmlns:wps="http://schemas.microsoft.com/office/word/2010/wordprocessingShape" mc:Ignorable="w14 wp14">
   <w:p>
     <w:pPr>
       <w:pStyle w:val="Header"/>
@@ -2974,7 +3271,7 @@
     </w:pPr>
     <w:r>
       <w:rPr>
-        <w:rFonts w:ascii="Times New Roman" w:hAnsi="Times New Roman"/>
+        <w:rFonts w:ascii="Times New Roman" w:hAnsi="Times New Roman" w:eastAsia="黑体"/>
         <w:sz w:val="18"/>
         <w:rFonts w:eastAsia="黑体"/>
         <w:rFonts w:eastAsia="黑体"/>
@@ -2986,7 +3283,7 @@
 </file>
 
 <file path=word/numbering.xml><?xml version="1.0" encoding="utf-8"?>
-<w:numbering xmlns:m="http://schemas.openxmlformats.org/officeDocument/2006/math" xmlns:mc="http://schemas.openxmlformats.org/markup-compatibility/2006" xmlns:mo="http://schemas.microsoft.com/office/mac/office/2008/main" xmlns:mv="urn:schemas-microsoft-com:mac:vml" xmlns:o="urn:schemas-microsoft-com:office:office" xmlns:r="http://schemas.openxmlformats.org/officeDocument/2006/relationships" xmlns:v="urn:schemas-microsoft-com:vml" xmlns:w="http://schemas.openxmlformats.org/wordprocessingml/2006/main" xmlns:w10="urn:schemas-microsoft-com:office:word" xmlns:w14="http://schemas.microsoft.com/office/word/2010/wordml" xmlns:wne="http://schemas.microsoft.com/office/word/2006/wordml" xmlns:wp="http://schemas.openxmlformats.org/drawingml/2006/wordprocessingDrawing" xmlns:wp14="http://schemas.microsoft.com/office/word/2010/wordprocessingDrawing" xmlns:wpc="http://schemas.microsoft.com/office/word/2010/wordprocessingCanvas" xmlns:wpg="http://schemas.microsoft.com/office/word/2010/wordprocessingGroup" xmlns:wpi="http://schemas.microsoft.com/office/word/2010/wordprocessingInk" xmlns:wps="http://schemas.microsoft.com/office/word/2010/wordprocessingShape" mc:Ignorable="w14 wp14">
+<w:numbering xmlns:mc="http://schemas.openxmlformats.org/markup-compatibility/2006" xmlns:w="http://schemas.openxmlformats.org/wordprocessingml/2006/main" xmlns:m="http://schemas.openxmlformats.org/officeDocument/2006/math" xmlns:mo="http://schemas.microsoft.com/office/mac/office/2008/main" xmlns:mv="urn:schemas-microsoft-com:mac:vml" xmlns:o="urn:schemas-microsoft-com:office:office" xmlns:r="http://schemas.openxmlformats.org/officeDocument/2006/relationships" xmlns:v="urn:schemas-microsoft-com:vml" xmlns:w10="urn:schemas-microsoft-com:office:word" xmlns:w14="http://schemas.microsoft.com/office/word/2010/wordml" xmlns:wne="http://schemas.microsoft.com/office/word/2006/wordml" xmlns:wp="http://schemas.openxmlformats.org/drawingml/2006/wordprocessingDrawing" xmlns:wp14="http://schemas.microsoft.com/office/word/2010/wordprocessingDrawing" xmlns:wpc="http://schemas.microsoft.com/office/word/2010/wordprocessingCanvas" xmlns:wpg="http://schemas.microsoft.com/office/word/2010/wordprocessingGroup" xmlns:wpi="http://schemas.microsoft.com/office/word/2010/wordprocessingInk" xmlns:wps="http://schemas.microsoft.com/office/word/2010/wordprocessingShape" mc:Ignorable="w14 wp14">
   <w:abstractNum w:abstractNumId="0">
     <w:nsid w:val="FFFFFF7C"/>
     <w:multiLevelType w:val="singleLevel"/>
@@ -3073,7 +3370,7 @@
         <w:ind w:hanging="360" w:left="1440"/>
       </w:pPr>
       <w:rPr>
-        <w:rFonts w:ascii="Symbol" w:hAnsi="Symbol" w:hint="default"/>
+        <w:rFonts w:ascii="Symbol" w:hAnsi="Symbol" w:hint="default" w:eastAsia="黑体"/>
       </w:rPr>
     </w:lvl>
   </w:abstractNum>
@@ -3094,7 +3391,7 @@
         <w:ind w:hanging="360" w:left="1080"/>
       </w:pPr>
       <w:rPr>
-        <w:rFonts w:ascii="Symbol" w:hAnsi="Symbol" w:hint="default"/>
+        <w:rFonts w:ascii="Symbol" w:hAnsi="Symbol" w:hint="default" w:eastAsia="黑体"/>
       </w:rPr>
     </w:lvl>
   </w:abstractNum>
@@ -3115,7 +3412,7 @@
         <w:ind w:hanging="360" w:left="720"/>
       </w:pPr>
       <w:rPr>
-        <w:rFonts w:ascii="Symbol" w:hAnsi="Symbol" w:hint="default"/>
+        <w:rFonts w:ascii="Symbol" w:hAnsi="Symbol" w:hint="default" w:eastAsia="黑体"/>
       </w:rPr>
     </w:lvl>
   </w:abstractNum>
@@ -3154,7 +3451,7 @@
         <w:ind w:hanging="360" w:left="360"/>
       </w:pPr>
       <w:rPr>
-        <w:rFonts w:ascii="Symbol" w:hAnsi="Symbol" w:hint="default"/>
+        <w:rFonts w:ascii="Symbol" w:hAnsi="Symbol" w:hint="default" w:eastAsia="黑体"/>
       </w:rPr>
     </w:lvl>
   </w:abstractNum>
@@ -3245,7 +3542,7 @@
         <w:ind w:left="720" w:hanging="360"/>
       </w:pPr>
       <w:rPr>
-        <w:rFonts w:ascii="Symbol" w:hAnsi="Symbol" w:cs="Symbol" w:hint="default"/>
+        <w:rFonts w:ascii="Symbol" w:hAnsi="Symbol" w:cs="Symbol" w:hint="default" w:eastAsia="黑体"/>
       </w:rPr>
     </w:lvl>
     <w:lvl w:ilvl="1">
@@ -3256,7 +3553,7 @@
         <w:ind w:left="1440" w:hanging="360"/>
       </w:pPr>
       <w:rPr>
-        <w:rFonts w:ascii="Courier New" w:hAnsi="Courier New" w:cs="Courier New" w:hint="default"/>
+        <w:rFonts w:ascii="Courier New" w:hAnsi="Courier New" w:cs="Courier New" w:hint="default" w:eastAsia="黑体"/>
       </w:rPr>
     </w:lvl>
     <w:lvl w:ilvl="2">
@@ -3267,7 +3564,7 @@
         <w:ind w:left="2160" w:hanging="360"/>
       </w:pPr>
       <w:rPr>
-        <w:rFonts w:ascii="Wingdings" w:hAnsi="Wingdings" w:cs="Wingdings" w:hint="default"/>
+        <w:rFonts w:ascii="Wingdings" w:hAnsi="Wingdings" w:cs="Wingdings" w:hint="default" w:eastAsia="黑体"/>
       </w:rPr>
     </w:lvl>
     <w:lvl w:ilvl="3">
@@ -3278,7 +3575,7 @@
         <w:ind w:left="2880" w:hanging="360"/>
       </w:pPr>
       <w:rPr>
-        <w:rFonts w:ascii="Symbol" w:hAnsi="Symbol" w:cs="Symbol" w:hint="default"/>
+        <w:rFonts w:ascii="Symbol" w:hAnsi="Symbol" w:cs="Symbol" w:hint="default" w:eastAsia="黑体"/>
       </w:rPr>
     </w:lvl>
     <w:lvl w:ilvl="4">
@@ -3289,7 +3586,7 @@
         <w:ind w:left="3600" w:hanging="360"/>
       </w:pPr>
       <w:rPr>
-        <w:rFonts w:ascii="Courier New" w:hAnsi="Courier New" w:cs="Courier New" w:hint="default"/>
+        <w:rFonts w:ascii="Courier New" w:hAnsi="Courier New" w:cs="Courier New" w:hint="default" w:eastAsia="黑体"/>
       </w:rPr>
     </w:lvl>
     <w:lvl w:ilvl="5">
@@ -3300,7 +3597,7 @@
         <w:ind w:left="4320" w:hanging="360"/>
       </w:pPr>
       <w:rPr>
-        <w:rFonts w:ascii="Wingdings" w:hAnsi="Wingdings" w:cs="Wingdings" w:hint="default"/>
+        <w:rFonts w:ascii="Wingdings" w:hAnsi="Wingdings" w:cs="Wingdings" w:hint="default" w:eastAsia="黑体"/>
       </w:rPr>
     </w:lvl>
     <w:lvl w:ilvl="6">
@@ -3311,7 +3608,7 @@
         <w:ind w:left="5040" w:hanging="360"/>
       </w:pPr>
       <w:rPr>
-        <w:rFonts w:ascii="Symbol" w:hAnsi="Symbol" w:cs="Symbol" w:hint="default"/>
+        <w:rFonts w:ascii="Symbol" w:hAnsi="Symbol" w:cs="Symbol" w:hint="default" w:eastAsia="黑体"/>
       </w:rPr>
     </w:lvl>
     <w:lvl w:ilvl="7">
@@ -3322,7 +3619,7 @@
         <w:ind w:left="5760" w:hanging="360"/>
       </w:pPr>
       <w:rPr>
-        <w:rFonts w:ascii="Courier New" w:hAnsi="Courier New" w:cs="Courier New" w:hint="default"/>
+        <w:rFonts w:ascii="Courier New" w:hAnsi="Courier New" w:cs="Courier New" w:hint="default" w:eastAsia="黑体"/>
       </w:rPr>
     </w:lvl>
     <w:lvl w:ilvl="8">
@@ -3333,7 +3630,7 @@
         <w:ind w:left="6480" w:hanging="360"/>
       </w:pPr>
       <w:rPr>
-        <w:rFonts w:ascii="Wingdings" w:hAnsi="Wingdings" w:cs="Wingdings" w:hint="default"/>
+        <w:rFonts w:ascii="Wingdings" w:hAnsi="Wingdings" w:cs="Wingdings" w:hint="default" w:eastAsia="黑体"/>
       </w:rPr>
     </w:lvl>
   </w:abstractNum>
@@ -3389,11 +3686,11 @@
 </file>
 
 <file path=word/styles.xml><?xml version="1.0" encoding="utf-8"?>
-<w:styles xmlns:mc="http://schemas.openxmlformats.org/markup-compatibility/2006" xmlns:r="http://schemas.openxmlformats.org/officeDocument/2006/relationships" xmlns:w="http://schemas.openxmlformats.org/wordprocessingml/2006/main" xmlns:w14="http://schemas.microsoft.com/office/word/2010/wordml" mc:Ignorable="w14">
+<w:styles xmlns:mc="http://schemas.openxmlformats.org/markup-compatibility/2006" xmlns:w="http://schemas.openxmlformats.org/wordprocessingml/2006/main" xmlns:r="http://schemas.openxmlformats.org/officeDocument/2006/relationships" xmlns:w14="http://schemas.microsoft.com/office/word/2010/wordml" mc:Ignorable="w14">
   <w:docDefaults>
     <w:rPrDefault>
       <w:rPr>
-        <w:rFonts w:asciiTheme="minorHAnsi" w:cstheme="minorBidi" w:eastAsiaTheme="minorEastAsia" w:hAnsiTheme="minorHAnsi"/>
+        <w:rFonts w:asciiTheme="minorHAnsi" w:cstheme="minorBidi" w:hAnsiTheme="minorHAnsi" w:eastAsia="黑体"/>
         <w:sz w:val="22"/>
         <w:szCs w:val="22"/>
         <w:lang w:bidi="ar-SA" w:eastAsia="en-US" w:val="en-US"/>
@@ -3615,7 +3912,7 @@
       <w:outlineLvl w:val="0"/>
     </w:pPr>
     <w:rPr>
-      <w:rFonts w:ascii="Times New Roman" w:asciiTheme="majorHAnsi" w:cstheme="majorBidi" w:eastAsia="黑体" w:eastAsiaTheme="majorEastAsia" w:hAnsi="Times New Roman" w:hAnsiTheme="majorHAnsi"/>
+      <w:rFonts w:ascii="Times New Roman" w:asciiTheme="majorHAnsi" w:cstheme="majorBidi" w:eastAsia="黑体" w:hAnsi="Times New Roman" w:hAnsiTheme="majorHAnsi"/>
       <w:b/>
       <w:bCs/>
       <w:color w:val="1F3864"/>
@@ -3639,7 +3936,7 @@
       <w:outlineLvl w:val="1"/>
     </w:pPr>
     <w:rPr>
-      <w:rFonts w:ascii="Times New Roman" w:asciiTheme="majorHAnsi" w:cstheme="majorBidi" w:eastAsia="黑体" w:eastAsiaTheme="majorEastAsia" w:hAnsi="Times New Roman" w:hAnsiTheme="majorHAnsi"/>
+      <w:rFonts w:ascii="Times New Roman" w:asciiTheme="majorHAnsi" w:cstheme="majorBidi" w:eastAsia="黑体" w:hAnsi="Times New Roman" w:hAnsiTheme="majorHAnsi"/>
       <w:b/>
       <w:bCs/>
       <w:color w:val="2E4E7E"/>
@@ -3663,7 +3960,7 @@
       <w:outlineLvl w:val="2"/>
     </w:pPr>
     <w:rPr>
-      <w:rFonts w:ascii="Times New Roman" w:asciiTheme="majorHAnsi" w:cstheme="majorBidi" w:eastAsia="黑体" w:eastAsiaTheme="majorEastAsia" w:hAnsi="Times New Roman" w:hAnsiTheme="majorHAnsi"/>
+      <w:rFonts w:ascii="Times New Roman" w:asciiTheme="majorHAnsi" w:cstheme="majorBidi" w:eastAsia="黑体" w:hAnsi="Times New Roman" w:hAnsiTheme="majorHAnsi"/>
       <w:b/>
       <w:bCs/>
       <w:color w:val="2E4E7E"/>
@@ -3687,7 +3984,7 @@
       <w:outlineLvl w:val="3"/>
     </w:pPr>
     <w:rPr>
-      <w:rFonts w:ascii="Times New Roman" w:asciiTheme="majorHAnsi" w:cstheme="majorBidi" w:eastAsia="黑体" w:eastAsiaTheme="majorEastAsia" w:hAnsi="Times New Roman" w:hAnsiTheme="majorHAnsi"/>
+      <w:rFonts w:ascii="Times New Roman" w:asciiTheme="majorHAnsi" w:cstheme="majorBidi" w:eastAsia="黑体" w:hAnsi="Times New Roman" w:hAnsiTheme="majorHAnsi"/>
       <w:b/>
       <w:bCs/>
       <w:i/>
@@ -3713,7 +4010,7 @@
       <w:outlineLvl w:val="4"/>
     </w:pPr>
     <w:rPr>
-      <w:rFonts w:ascii="Times New Roman" w:asciiTheme="majorHAnsi" w:cstheme="majorBidi" w:eastAsia="黑体" w:eastAsiaTheme="majorEastAsia" w:hAnsi="Times New Roman" w:hAnsiTheme="majorHAnsi"/>
+      <w:rFonts w:ascii="Times New Roman" w:asciiTheme="majorHAnsi" w:cstheme="majorBidi" w:eastAsia="黑体" w:hAnsi="Times New Roman" w:hAnsiTheme="majorHAnsi"/>
       <w:b/>
       <w:color w:val="333333"/>
       <w:sz w:val="22"/>
@@ -3736,7 +4033,7 @@
       <w:outlineLvl w:val="5"/>
     </w:pPr>
     <w:rPr>
-      <w:rFonts w:asciiTheme="majorHAnsi" w:cstheme="majorBidi" w:eastAsiaTheme="majorEastAsia" w:hAnsiTheme="majorHAnsi"/>
+      <w:rFonts w:asciiTheme="majorHAnsi" w:cstheme="majorBidi" w:hAnsiTheme="majorHAnsi" w:eastAsia="黑体"/>
       <w:i/>
       <w:iCs/>
       <w:color w:themeColor="accent1" w:themeShade="7F" w:val="243F60"/>
@@ -3759,7 +4056,7 @@
       <w:outlineLvl w:val="6"/>
     </w:pPr>
     <w:rPr>
-      <w:rFonts w:asciiTheme="majorHAnsi" w:cstheme="majorBidi" w:eastAsiaTheme="majorEastAsia" w:hAnsiTheme="majorHAnsi"/>
+      <w:rFonts w:asciiTheme="majorHAnsi" w:cstheme="majorBidi" w:hAnsiTheme="majorHAnsi" w:eastAsia="黑体"/>
       <w:i/>
       <w:iCs/>
       <w:color w:themeColor="text1" w:themeTint="BF" w:val="404040"/>
@@ -3782,7 +4079,7 @@
       <w:outlineLvl w:val="7"/>
     </w:pPr>
     <w:rPr>
-      <w:rFonts w:asciiTheme="majorHAnsi" w:cstheme="majorBidi" w:eastAsiaTheme="majorEastAsia" w:hAnsiTheme="majorHAnsi"/>
+      <w:rFonts w:asciiTheme="majorHAnsi" w:cstheme="majorBidi" w:hAnsiTheme="majorHAnsi" w:eastAsia="黑体"/>
       <w:color w:themeColor="accent1" w:val="4F81BD"/>
       <w:sz w:val="20"/>
       <w:szCs w:val="20"/>
@@ -3805,7 +4102,7 @@
       <w:outlineLvl w:val="8"/>
     </w:pPr>
     <w:rPr>
-      <w:rFonts w:asciiTheme="majorHAnsi" w:cstheme="majorBidi" w:eastAsiaTheme="majorEastAsia" w:hAnsiTheme="majorHAnsi"/>
+      <w:rFonts w:asciiTheme="majorHAnsi" w:cstheme="majorBidi" w:hAnsiTheme="majorHAnsi" w:eastAsia="黑体"/>
       <w:i/>
       <w:iCs/>
       <w:color w:themeColor="text1" w:themeTint="BF" w:val="404040"/>
@@ -3856,7 +4153,7 @@
     <w:uiPriority w:val="9"/>
     <w:rsid w:val="00FC693F"/>
     <w:rPr>
-      <w:rFonts w:asciiTheme="majorHAnsi" w:cstheme="majorBidi" w:eastAsiaTheme="majorEastAsia" w:hAnsiTheme="majorHAnsi"/>
+      <w:rFonts w:asciiTheme="majorHAnsi" w:cstheme="majorBidi" w:hAnsiTheme="majorHAnsi" w:eastAsia="黑体"/>
       <w:b/>
       <w:bCs/>
       <w:color w:themeColor="accent1" w:themeShade="BF" w:val="365F91"/>
@@ -3871,7 +4168,7 @@
     <w:uiPriority w:val="9"/>
     <w:rsid w:val="00FC693F"/>
     <w:rPr>
-      <w:rFonts w:asciiTheme="majorHAnsi" w:cstheme="majorBidi" w:eastAsiaTheme="majorEastAsia" w:hAnsiTheme="majorHAnsi"/>
+      <w:rFonts w:asciiTheme="majorHAnsi" w:cstheme="majorBidi" w:hAnsiTheme="majorHAnsi" w:eastAsia="黑体"/>
       <w:b/>
       <w:bCs/>
       <w:color w:themeColor="accent1" w:val="4F81BD"/>
@@ -3886,7 +4183,7 @@
     <w:uiPriority w:val="9"/>
     <w:rsid w:val="00FC693F"/>
     <w:rPr>
-      <w:rFonts w:asciiTheme="majorHAnsi" w:cstheme="majorBidi" w:eastAsiaTheme="majorEastAsia" w:hAnsiTheme="majorHAnsi"/>
+      <w:rFonts w:asciiTheme="majorHAnsi" w:cstheme="majorBidi" w:hAnsiTheme="majorHAnsi" w:eastAsia="黑体"/>
       <w:b/>
       <w:bCs/>
       <w:color w:themeColor="accent1" w:val="4F81BD"/>
@@ -3909,7 +4206,7 @@
       <w:contextualSpacing/>
     </w:pPr>
     <w:rPr>
-      <w:rFonts w:ascii="Times New Roman" w:asciiTheme="majorHAnsi" w:cstheme="majorBidi" w:eastAsia="黑体" w:eastAsiaTheme="majorEastAsia" w:hAnsi="Times New Roman" w:hAnsiTheme="majorHAnsi"/>
+      <w:rFonts w:ascii="Times New Roman" w:asciiTheme="majorHAnsi" w:cstheme="majorBidi" w:eastAsia="黑体" w:hAnsi="Times New Roman" w:hAnsiTheme="majorHAnsi"/>
       <w:b/>
       <w:color w:val="1F3864"/>
       <w:spacing w:val="5"/>
@@ -3925,7 +4222,7 @@
     <w:uiPriority w:val="10"/>
     <w:rsid w:val="00FC693F"/>
     <w:rPr>
-      <w:rFonts w:asciiTheme="majorHAnsi" w:cstheme="majorBidi" w:eastAsiaTheme="majorEastAsia" w:hAnsiTheme="majorHAnsi"/>
+      <w:rFonts w:asciiTheme="majorHAnsi" w:cstheme="majorBidi" w:hAnsiTheme="majorHAnsi" w:eastAsia="黑体"/>
       <w:color w:themeColor="text2" w:themeShade="BF" w:val="17365D"/>
       <w:spacing w:val="5"/>
       <w:kern w:val="28"/>
@@ -3947,7 +4244,7 @@
       </w:numPr>
     </w:pPr>
     <w:rPr>
-      <w:rFonts w:asciiTheme="majorHAnsi" w:cstheme="majorBidi" w:eastAsiaTheme="majorEastAsia" w:hAnsiTheme="majorHAnsi"/>
+      <w:rFonts w:asciiTheme="majorHAnsi" w:cstheme="majorBidi" w:hAnsiTheme="majorHAnsi" w:eastAsia="黑体"/>
       <w:i/>
       <w:iCs/>
       <w:color w:themeColor="accent1" w:val="4F81BD"/>
@@ -3963,7 +4260,7 @@
     <w:uiPriority w:val="11"/>
     <w:rsid w:val="00FC693F"/>
     <w:rPr>
-      <w:rFonts w:asciiTheme="majorHAnsi" w:cstheme="majorBidi" w:eastAsiaTheme="majorEastAsia" w:hAnsiTheme="majorHAnsi"/>
+      <w:rFonts w:asciiTheme="majorHAnsi" w:cstheme="majorBidi" w:hAnsiTheme="majorHAnsi" w:eastAsia="黑体"/>
       <w:i/>
       <w:iCs/>
       <w:color w:themeColor="accent1" w:val="4F81BD"/>
@@ -4030,6 +4327,7 @@
       <w:spacing w:after="120"/>
     </w:pPr>
     <w:rPr>
+      <w:rFonts w:eastAsia="黑体"/>
       <w:sz w:val="16"/>
       <w:szCs w:val="16"/>
     </w:rPr>
@@ -4041,6 +4339,7 @@
     <w:uiPriority w:val="99"/>
     <w:rsid w:val="00AA1D8D"/>
     <w:rPr>
+      <w:rFonts w:eastAsia="黑体"/>
       <w:sz w:val="16"/>
       <w:szCs w:val="16"/>
     </w:rPr>
@@ -4210,7 +4509,7 @@
       </w:tabs>
     </w:pPr>
     <w:rPr>
-      <w:rFonts w:ascii="Courier" w:hAnsi="Courier"/>
+      <w:rFonts w:ascii="Courier" w:hAnsi="Courier" w:eastAsia="黑体"/>
       <w:sz w:val="20"/>
       <w:szCs w:val="20"/>
     </w:rPr>
@@ -4222,7 +4521,7 @@
     <w:uiPriority w:val="99"/>
     <w:rsid w:val="0029639D"/>
     <w:rPr>
-      <w:rFonts w:ascii="Courier" w:hAnsi="Courier"/>
+      <w:rFonts w:ascii="Courier" w:hAnsi="Courier" w:eastAsia="黑体"/>
       <w:sz w:val="20"/>
       <w:szCs w:val="20"/>
     </w:rPr>
@@ -4258,6 +4557,7 @@
     <w:uiPriority w:val="29"/>
     <w:rsid w:val="00FC693F"/>
     <w:rPr>
+      <w:rFonts w:eastAsia="黑体"/>
       <w:i/>
       <w:iCs/>
       <w:color w:themeColor="text1" w:val="000000"/>
@@ -4271,7 +4571,7 @@
     <w:semiHidden/>
     <w:rsid w:val="00FC693F"/>
     <w:rPr>
-      <w:rFonts w:asciiTheme="majorHAnsi" w:cstheme="majorBidi" w:eastAsiaTheme="majorEastAsia" w:hAnsiTheme="majorHAnsi"/>
+      <w:rFonts w:asciiTheme="majorHAnsi" w:cstheme="majorBidi" w:hAnsiTheme="majorHAnsi" w:eastAsia="黑体"/>
       <w:b/>
       <w:bCs/>
       <w:i/>
@@ -4287,7 +4587,7 @@
     <w:semiHidden/>
     <w:rsid w:val="00FC693F"/>
     <w:rPr>
-      <w:rFonts w:asciiTheme="majorHAnsi" w:cstheme="majorBidi" w:eastAsiaTheme="majorEastAsia" w:hAnsiTheme="majorHAnsi"/>
+      <w:rFonts w:asciiTheme="majorHAnsi" w:cstheme="majorBidi" w:hAnsiTheme="majorHAnsi" w:eastAsia="黑体"/>
       <w:color w:themeColor="accent1" w:themeShade="7F" w:val="243F60"/>
     </w:rPr>
   </w:style>
@@ -4299,7 +4599,7 @@
     <w:semiHidden/>
     <w:rsid w:val="00FC693F"/>
     <w:rPr>
-      <w:rFonts w:asciiTheme="majorHAnsi" w:cstheme="majorBidi" w:eastAsiaTheme="majorEastAsia" w:hAnsiTheme="majorHAnsi"/>
+      <w:rFonts w:asciiTheme="majorHAnsi" w:cstheme="majorBidi" w:hAnsiTheme="majorHAnsi" w:eastAsia="黑体"/>
       <w:i/>
       <w:iCs/>
       <w:color w:themeColor="accent1" w:themeShade="7F" w:val="243F60"/>
@@ -4313,7 +4613,7 @@
     <w:semiHidden/>
     <w:rsid w:val="00FC693F"/>
     <w:rPr>
-      <w:rFonts w:asciiTheme="majorHAnsi" w:cstheme="majorBidi" w:eastAsiaTheme="majorEastAsia" w:hAnsiTheme="majorHAnsi"/>
+      <w:rFonts w:asciiTheme="majorHAnsi" w:cstheme="majorBidi" w:hAnsiTheme="majorHAnsi" w:eastAsia="黑体"/>
       <w:i/>
       <w:iCs/>
       <w:color w:themeColor="text1" w:themeTint="BF" w:val="404040"/>
@@ -4327,7 +4627,7 @@
     <w:semiHidden/>
     <w:rsid w:val="00FC693F"/>
     <w:rPr>
-      <w:rFonts w:asciiTheme="majorHAnsi" w:cstheme="majorBidi" w:eastAsiaTheme="majorEastAsia" w:hAnsiTheme="majorHAnsi"/>
+      <w:rFonts w:asciiTheme="majorHAnsi" w:cstheme="majorBidi" w:hAnsiTheme="majorHAnsi" w:eastAsia="黑体"/>
       <w:color w:themeColor="accent1" w:val="4F81BD"/>
       <w:sz w:val="20"/>
       <w:szCs w:val="20"/>
@@ -4341,7 +4641,7 @@
     <w:semiHidden/>
     <w:rsid w:val="00FC693F"/>
     <w:rPr>
-      <w:rFonts w:asciiTheme="majorHAnsi" w:cstheme="majorBidi" w:eastAsiaTheme="majorEastAsia" w:hAnsiTheme="majorHAnsi"/>
+      <w:rFonts w:asciiTheme="majorHAnsi" w:cstheme="majorBidi" w:hAnsiTheme="majorHAnsi" w:eastAsia="黑体"/>
       <w:i/>
       <w:iCs/>
       <w:color w:themeColor="text1" w:themeTint="BF" w:val="404040"/>
@@ -4362,6 +4662,7 @@
       <w:spacing w:line="240" w:lineRule="auto"/>
     </w:pPr>
     <w:rPr>
+      <w:rFonts w:eastAsia="黑体"/>
       <w:b/>
       <w:bCs/>
       <w:color w:themeColor="accent1" w:val="4F81BD"/>
@@ -4376,6 +4677,7 @@
     <w:qFormat/>
     <w:rsid w:val="00FC693F"/>
     <w:rPr>
+      <w:rFonts w:eastAsia="黑体"/>
       <w:b/>
       <w:bCs/>
     </w:rPr>
@@ -4387,6 +4689,7 @@
     <w:qFormat/>
     <w:rsid w:val="00FC693F"/>
     <w:rPr>
+      <w:rFonts w:eastAsia="黑体"/>
       <w:i/>
       <w:iCs/>
     </w:rPr>
@@ -4407,6 +4710,7 @@
       <w:ind w:left="936" w:right="936"/>
     </w:pPr>
     <w:rPr>
+      <w:rFonts w:eastAsia="黑体"/>
       <w:b/>
       <w:bCs/>
       <w:i/>
@@ -4421,6 +4725,7 @@
     <w:uiPriority w:val="30"/>
     <w:rsid w:val="00FC693F"/>
     <w:rPr>
+      <w:rFonts w:eastAsia="黑体"/>
       <w:b/>
       <w:bCs/>
       <w:i/>
@@ -4435,6 +4740,7 @@
     <w:qFormat/>
     <w:rsid w:val="00FC693F"/>
     <w:rPr>
+      <w:rFonts w:eastAsia="黑体"/>
       <w:i/>
       <w:iCs/>
       <w:color w:themeColor="text1" w:themeTint="7F" w:val="808080"/>
@@ -4447,6 +4753,7 @@
     <w:qFormat/>
     <w:rsid w:val="00FC693F"/>
     <w:rPr>
+      <w:rFonts w:eastAsia="黑体"/>
       <w:b/>
       <w:bCs/>
       <w:i/>
@@ -4461,6 +4768,7 @@
     <w:qFormat/>
     <w:rsid w:val="00FC693F"/>
     <w:rPr>
+      <w:rFonts w:eastAsia="黑体"/>
       <w:smallCaps/>
       <w:color w:themeColor="accent2" w:val="C0504D"/>
       <w:u w:val="single"/>
@@ -4473,6 +4781,7 @@
     <w:qFormat/>
     <w:rsid w:val="00FC693F"/>
     <w:rPr>
+      <w:rFonts w:eastAsia="黑体"/>
       <w:b/>
       <w:bCs/>
       <w:smallCaps/>
@@ -4488,6 +4797,7 @@
     <w:qFormat/>
     <w:rsid w:val="00FC693F"/>
     <w:rPr>
+      <w:rFonts w:eastAsia="黑体"/>
       <w:b/>
       <w:bCs/>
       <w:smallCaps/>
@@ -4542,6 +4852,7 @@
       <w:spacing w:after="0" w:line="240" w:lineRule="auto"/>
     </w:pPr>
     <w:rPr>
+      <w:rFonts w:eastAsia="黑体"/>
       <w:color w:themeColor="text1" w:themeShade="BF" w:val="000000"/>
     </w:rPr>
     <w:tblPr>
@@ -4564,6 +4875,7 @@
         <w:spacing w:after="0" w:before="0" w:line="240" w:lineRule="auto"/>
       </w:pPr>
       <w:rPr>
+        <w:rFonts w:eastAsia="黑体"/>
         <w:b/>
         <w:bCs/>
       </w:rPr>
@@ -4584,6 +4896,7 @@
         <w:spacing w:after="0" w:before="0" w:line="240" w:lineRule="auto"/>
       </w:pPr>
       <w:rPr>
+        <w:rFonts w:eastAsia="黑体"/>
         <w:b/>
         <w:bCs/>
       </w:rPr>
@@ -4601,12 +4914,14 @@
     </w:tblStylePr>
     <w:tblStylePr w:type="firstCol">
       <w:rPr>
+        <w:rFonts w:eastAsia="黑体"/>
         <w:b/>
         <w:bCs/>
       </w:rPr>
     </w:tblStylePr>
     <w:tblStylePr w:type="lastCol">
       <w:rPr>
+        <w:rFonts w:eastAsia="黑体"/>
         <w:b/>
         <w:bCs/>
       </w:rPr>
@@ -4645,6 +4960,7 @@
       <w:spacing w:after="0" w:line="240" w:lineRule="auto"/>
     </w:pPr>
     <w:rPr>
+      <w:rFonts w:eastAsia="黑体"/>
       <w:color w:themeColor="accent1" w:themeShade="BF" w:val="365F91"/>
     </w:rPr>
     <w:tblPr>
@@ -4667,6 +4983,7 @@
         <w:spacing w:after="0" w:before="0" w:line="240" w:lineRule="auto"/>
       </w:pPr>
       <w:rPr>
+        <w:rFonts w:eastAsia="黑体"/>
         <w:b/>
         <w:bCs/>
       </w:rPr>
@@ -4687,6 +5004,7 @@
         <w:spacing w:after="0" w:before="0" w:line="240" w:lineRule="auto"/>
       </w:pPr>
       <w:rPr>
+        <w:rFonts w:eastAsia="黑体"/>
         <w:b/>
         <w:bCs/>
       </w:rPr>
@@ -4704,12 +5022,14 @@
     </w:tblStylePr>
     <w:tblStylePr w:type="firstCol">
       <w:rPr>
+        <w:rFonts w:eastAsia="黑体"/>
         <w:b/>
         <w:bCs/>
       </w:rPr>
     </w:tblStylePr>
     <w:tblStylePr w:type="lastCol">
       <w:rPr>
+        <w:rFonts w:eastAsia="黑体"/>
         <w:b/>
         <w:bCs/>
       </w:rPr>
@@ -4748,6 +5068,7 @@
       <w:spacing w:after="0" w:line="240" w:lineRule="auto"/>
     </w:pPr>
     <w:rPr>
+      <w:rFonts w:eastAsia="黑体"/>
       <w:color w:themeColor="accent2" w:themeShade="BF" w:val="943634"/>
     </w:rPr>
     <w:tblPr>
@@ -4770,6 +5091,7 @@
         <w:spacing w:after="0" w:before="0" w:line="240" w:lineRule="auto"/>
       </w:pPr>
       <w:rPr>
+        <w:rFonts w:eastAsia="黑体"/>
         <w:b/>
         <w:bCs/>
       </w:rPr>
@@ -4790,6 +5112,7 @@
         <w:spacing w:after="0" w:before="0" w:line="240" w:lineRule="auto"/>
       </w:pPr>
       <w:rPr>
+        <w:rFonts w:eastAsia="黑体"/>
         <w:b/>
         <w:bCs/>
       </w:rPr>
@@ -4807,12 +5130,14 @@
     </w:tblStylePr>
     <w:tblStylePr w:type="firstCol">
       <w:rPr>
+        <w:rFonts w:eastAsia="黑体"/>
         <w:b/>
         <w:bCs/>
       </w:rPr>
     </w:tblStylePr>
     <w:tblStylePr w:type="lastCol">
       <w:rPr>
+        <w:rFonts w:eastAsia="黑体"/>
         <w:b/>
         <w:bCs/>
       </w:rPr>
@@ -4851,6 +5176,7 @@
       <w:spacing w:after="0" w:line="240" w:lineRule="auto"/>
     </w:pPr>
     <w:rPr>
+      <w:rFonts w:eastAsia="黑体"/>
       <w:color w:themeColor="accent3" w:themeShade="BF" w:val="76923C"/>
     </w:rPr>
     <w:tblPr>
@@ -4873,6 +5199,7 @@
         <w:spacing w:after="0" w:before="0" w:line="240" w:lineRule="auto"/>
       </w:pPr>
       <w:rPr>
+        <w:rFonts w:eastAsia="黑体"/>
         <w:b/>
         <w:bCs/>
       </w:rPr>
@@ -4893,6 +5220,7 @@
         <w:spacing w:after="0" w:before="0" w:line="240" w:lineRule="auto"/>
       </w:pPr>
       <w:rPr>
+        <w:rFonts w:eastAsia="黑体"/>
         <w:b/>
         <w:bCs/>
       </w:rPr>
@@ -4910,12 +5238,14 @@
     </w:tblStylePr>
     <w:tblStylePr w:type="firstCol">
       <w:rPr>
+        <w:rFonts w:eastAsia="黑体"/>
         <w:b/>
         <w:bCs/>
       </w:rPr>
     </w:tblStylePr>
     <w:tblStylePr w:type="lastCol">
       <w:rPr>
+        <w:rFonts w:eastAsia="黑体"/>
         <w:b/>
         <w:bCs/>
       </w:rPr>
@@ -4954,6 +5284,7 @@
       <w:spacing w:after="0" w:line="240" w:lineRule="auto"/>
     </w:pPr>
     <w:rPr>
+      <w:rFonts w:eastAsia="黑体"/>
       <w:color w:themeColor="accent4" w:themeShade="BF" w:val="5F497A"/>
     </w:rPr>
     <w:tblPr>
@@ -4976,6 +5307,7 @@
         <w:spacing w:after="0" w:before="0" w:line="240" w:lineRule="auto"/>
       </w:pPr>
       <w:rPr>
+        <w:rFonts w:eastAsia="黑体"/>
         <w:b/>
         <w:bCs/>
       </w:rPr>
@@ -4996,6 +5328,7 @@
         <w:spacing w:after="0" w:before="0" w:line="240" w:lineRule="auto"/>
       </w:pPr>
       <w:rPr>
+        <w:rFonts w:eastAsia="黑体"/>
         <w:b/>
         <w:bCs/>
       </w:rPr>
@@ -5013,12 +5346,14 @@
     </w:tblStylePr>
     <w:tblStylePr w:type="firstCol">
       <w:rPr>
+        <w:rFonts w:eastAsia="黑体"/>
         <w:b/>
         <w:bCs/>
       </w:rPr>
     </w:tblStylePr>
     <w:tblStylePr w:type="lastCol">
       <w:rPr>
+        <w:rFonts w:eastAsia="黑体"/>
         <w:b/>
         <w:bCs/>
       </w:rPr>
@@ -5057,6 +5392,7 @@
       <w:spacing w:after="0" w:line="240" w:lineRule="auto"/>
     </w:pPr>
     <w:rPr>
+      <w:rFonts w:eastAsia="黑体"/>
       <w:color w:themeColor="accent5" w:themeShade="BF" w:val="31849B"/>
     </w:rPr>
     <w:tblPr>
@@ -5079,6 +5415,7 @@
         <w:spacing w:after="0" w:before="0" w:line="240" w:lineRule="auto"/>
       </w:pPr>
       <w:rPr>
+        <w:rFonts w:eastAsia="黑体"/>
         <w:b/>
         <w:bCs/>
       </w:rPr>
@@ -5099,6 +5436,7 @@
         <w:spacing w:after="0" w:before="0" w:line="240" w:lineRule="auto"/>
       </w:pPr>
       <w:rPr>
+        <w:rFonts w:eastAsia="黑体"/>
         <w:b/>
         <w:bCs/>
       </w:rPr>
@@ -5116,12 +5454,14 @@
     </w:tblStylePr>
     <w:tblStylePr w:type="firstCol">
       <w:rPr>
+        <w:rFonts w:eastAsia="黑体"/>
         <w:b/>
         <w:bCs/>
       </w:rPr>
     </w:tblStylePr>
     <w:tblStylePr w:type="lastCol">
       <w:rPr>
+        <w:rFonts w:eastAsia="黑体"/>
         <w:b/>
         <w:bCs/>
       </w:rPr>
@@ -5160,6 +5500,7 @@
       <w:spacing w:after="0" w:line="240" w:lineRule="auto"/>
     </w:pPr>
     <w:rPr>
+      <w:rFonts w:eastAsia="黑体"/>
       <w:color w:themeColor="accent6" w:themeShade="BF" w:val="E36C0A"/>
     </w:rPr>
     <w:tblPr>
@@ -5182,6 +5523,7 @@
         <w:spacing w:after="0" w:before="0" w:line="240" w:lineRule="auto"/>
       </w:pPr>
       <w:rPr>
+        <w:rFonts w:eastAsia="黑体"/>
         <w:b/>
         <w:bCs/>
       </w:rPr>
@@ -5202,6 +5544,7 @@
         <w:spacing w:after="0" w:before="0" w:line="240" w:lineRule="auto"/>
       </w:pPr>
       <w:rPr>
+        <w:rFonts w:eastAsia="黑体"/>
         <w:b/>
         <w:bCs/>
       </w:rPr>
@@ -5219,12 +5562,14 @@
     </w:tblStylePr>
     <w:tblStylePr w:type="firstCol">
       <w:rPr>
+        <w:rFonts w:eastAsia="黑体"/>
         <w:b/>
         <w:bCs/>
       </w:rPr>
     </w:tblStylePr>
     <w:tblStylePr w:type="lastCol">
       <w:rPr>
+        <w:rFonts w:eastAsia="黑体"/>
         <w:b/>
         <w:bCs/>
       </w:rPr>
@@ -5284,6 +5629,7 @@
         <w:spacing w:after="0" w:before="0" w:line="240" w:lineRule="auto"/>
       </w:pPr>
       <w:rPr>
+        <w:rFonts w:eastAsia="黑体"/>
         <w:b/>
         <w:bCs/>
         <w:color w:themeColor="background1" w:val="FFFFFF"/>
@@ -5298,6 +5644,7 @@
         <w:spacing w:after="0" w:before="0" w:line="240" w:lineRule="auto"/>
       </w:pPr>
       <w:rPr>
+        <w:rFonts w:eastAsia="黑体"/>
         <w:b/>
         <w:bCs/>
       </w:rPr>
@@ -5313,12 +5660,14 @@
     </w:tblStylePr>
     <w:tblStylePr w:type="firstCol">
       <w:rPr>
+        <w:rFonts w:eastAsia="黑体"/>
         <w:b/>
         <w:bCs/>
       </w:rPr>
     </w:tblStylePr>
     <w:tblStylePr w:type="lastCol">
       <w:rPr>
+        <w:rFonts w:eastAsia="黑体"/>
         <w:b/>
         <w:bCs/>
       </w:rPr>
@@ -5376,6 +5725,7 @@
         <w:spacing w:after="0" w:before="0" w:line="240" w:lineRule="auto"/>
       </w:pPr>
       <w:rPr>
+        <w:rFonts w:eastAsia="黑体"/>
         <w:b/>
         <w:bCs/>
         <w:color w:themeColor="background1" w:val="FFFFFF"/>
@@ -5390,6 +5740,7 @@
         <w:spacing w:after="0" w:before="0" w:line="240" w:lineRule="auto"/>
       </w:pPr>
       <w:rPr>
+        <w:rFonts w:eastAsia="黑体"/>
         <w:b/>
         <w:bCs/>
       </w:rPr>
@@ -5405,12 +5756,14 @@
     </w:tblStylePr>
     <w:tblStylePr w:type="firstCol">
       <w:rPr>
+        <w:rFonts w:eastAsia="黑体"/>
         <w:b/>
         <w:bCs/>
       </w:rPr>
     </w:tblStylePr>
     <w:tblStylePr w:type="lastCol">
       <w:rPr>
+        <w:rFonts w:eastAsia="黑体"/>
         <w:b/>
         <w:bCs/>
       </w:rPr>
@@ -5468,6 +5821,7 @@
         <w:spacing w:after="0" w:before="0" w:line="240" w:lineRule="auto"/>
       </w:pPr>
       <w:rPr>
+        <w:rFonts w:eastAsia="黑体"/>
         <w:b/>
         <w:bCs/>
         <w:color w:themeColor="background1" w:val="FFFFFF"/>
@@ -5482,6 +5836,7 @@
         <w:spacing w:after="0" w:before="0" w:line="240" w:lineRule="auto"/>
       </w:pPr>
       <w:rPr>
+        <w:rFonts w:eastAsia="黑体"/>
         <w:b/>
         <w:bCs/>
       </w:rPr>
@@ -5497,12 +5852,14 @@
     </w:tblStylePr>
     <w:tblStylePr w:type="firstCol">
       <w:rPr>
+        <w:rFonts w:eastAsia="黑体"/>
         <w:b/>
         <w:bCs/>
       </w:rPr>
     </w:tblStylePr>
     <w:tblStylePr w:type="lastCol">
       <w:rPr>
+        <w:rFonts w:eastAsia="黑体"/>
         <w:b/>
         <w:bCs/>
       </w:rPr>
@@ -5560,6 +5917,7 @@
         <w:spacing w:after="0" w:before="0" w:line="240" w:lineRule="auto"/>
       </w:pPr>
       <w:rPr>
+        <w:rFonts w:eastAsia="黑体"/>
         <w:b/>
         <w:bCs/>
         <w:color w:themeColor="background1" w:val="FFFFFF"/>
@@ -5574,6 +5932,7 @@
         <w:spacing w:after="0" w:before="0" w:line="240" w:lineRule="auto"/>
       </w:pPr>
       <w:rPr>
+        <w:rFonts w:eastAsia="黑体"/>
         <w:b/>
         <w:bCs/>
       </w:rPr>
@@ -5589,12 +5948,14 @@
     </w:tblStylePr>
     <w:tblStylePr w:type="firstCol">
       <w:rPr>
+        <w:rFonts w:eastAsia="黑体"/>
         <w:b/>
         <w:bCs/>
       </w:rPr>
     </w:tblStylePr>
     <w:tblStylePr w:type="lastCol">
       <w:rPr>
+        <w:rFonts w:eastAsia="黑体"/>
         <w:b/>
         <w:bCs/>
       </w:rPr>
@@ -5652,6 +6013,7 @@
         <w:spacing w:after="0" w:before="0" w:line="240" w:lineRule="auto"/>
       </w:pPr>
       <w:rPr>
+        <w:rFonts w:eastAsia="黑体"/>
         <w:b/>
         <w:bCs/>
         <w:color w:themeColor="background1" w:val="FFFFFF"/>
@@ -5666,6 +6028,7 @@
         <w:spacing w:after="0" w:before="0" w:line="240" w:lineRule="auto"/>
       </w:pPr>
       <w:rPr>
+        <w:rFonts w:eastAsia="黑体"/>
         <w:b/>
         <w:bCs/>
       </w:rPr>
@@ -5681,12 +6044,14 @@
     </w:tblStylePr>
     <w:tblStylePr w:type="firstCol">
       <w:rPr>
+        <w:rFonts w:eastAsia="黑体"/>
         <w:b/>
         <w:bCs/>
       </w:rPr>
     </w:tblStylePr>
     <w:tblStylePr w:type="lastCol">
       <w:rPr>
+        <w:rFonts w:eastAsia="黑体"/>
         <w:b/>
         <w:bCs/>
       </w:rPr>
@@ -5744,6 +6109,7 @@
         <w:spacing w:after="0" w:before="0" w:line="240" w:lineRule="auto"/>
       </w:pPr>
       <w:rPr>
+        <w:rFonts w:eastAsia="黑体"/>
         <w:b/>
         <w:bCs/>
         <w:color w:themeColor="background1" w:val="FFFFFF"/>
@@ -5758,6 +6124,7 @@
         <w:spacing w:after="0" w:before="0" w:line="240" w:lineRule="auto"/>
       </w:pPr>
       <w:rPr>
+        <w:rFonts w:eastAsia="黑体"/>
         <w:b/>
         <w:bCs/>
       </w:rPr>
@@ -5773,12 +6140,14 @@
     </w:tblStylePr>
     <w:tblStylePr w:type="firstCol">
       <w:rPr>
+        <w:rFonts w:eastAsia="黑体"/>
         <w:b/>
         <w:bCs/>
       </w:rPr>
     </w:tblStylePr>
     <w:tblStylePr w:type="lastCol">
       <w:rPr>
+        <w:rFonts w:eastAsia="黑体"/>
         <w:b/>
         <w:bCs/>
       </w:rPr>
@@ -5836,6 +6205,7 @@
         <w:spacing w:after="0" w:before="0" w:line="240" w:lineRule="auto"/>
       </w:pPr>
       <w:rPr>
+        <w:rFonts w:eastAsia="黑体"/>
         <w:b/>
         <w:bCs/>
         <w:color w:themeColor="background1" w:val="FFFFFF"/>
@@ -5850,6 +6220,7 @@
         <w:spacing w:after="0" w:before="0" w:line="240" w:lineRule="auto"/>
       </w:pPr>
       <w:rPr>
+        <w:rFonts w:eastAsia="黑体"/>
         <w:b/>
         <w:bCs/>
       </w:rPr>
@@ -5865,12 +6236,14 @@
     </w:tblStylePr>
     <w:tblStylePr w:type="firstCol">
       <w:rPr>
+        <w:rFonts w:eastAsia="黑体"/>
         <w:b/>
         <w:bCs/>
       </w:rPr>
     </w:tblStylePr>
     <w:tblStylePr w:type="lastCol">
       <w:rPr>
+        <w:rFonts w:eastAsia="黑体"/>
         <w:b/>
         <w:bCs/>
       </w:rPr>
@@ -5930,7 +6303,7 @@
         <w:spacing w:after="0" w:before="0" w:line="240" w:lineRule="auto"/>
       </w:pPr>
       <w:rPr>
-        <w:rFonts w:asciiTheme="majorHAnsi" w:cstheme="majorBidi" w:eastAsiaTheme="majorEastAsia" w:hAnsiTheme="majorHAnsi"/>
+        <w:rFonts w:asciiTheme="majorHAnsi" w:cstheme="majorBidi" w:hAnsiTheme="majorHAnsi" w:eastAsia="黑体"/>
         <w:b/>
         <w:bCs/>
       </w:rPr>
@@ -5951,7 +6324,7 @@
         <w:spacing w:after="0" w:before="0" w:line="240" w:lineRule="auto"/>
       </w:pPr>
       <w:rPr>
-        <w:rFonts w:asciiTheme="majorHAnsi" w:cstheme="majorBidi" w:eastAsiaTheme="majorEastAsia" w:hAnsiTheme="majorHAnsi"/>
+        <w:rFonts w:asciiTheme="majorHAnsi" w:cstheme="majorBidi" w:hAnsiTheme="majorHAnsi" w:eastAsia="黑体"/>
         <w:b/>
         <w:bCs/>
       </w:rPr>
@@ -5969,14 +6342,14 @@
     </w:tblStylePr>
     <w:tblStylePr w:type="firstCol">
       <w:rPr>
-        <w:rFonts w:asciiTheme="majorHAnsi" w:cstheme="majorBidi" w:eastAsiaTheme="majorEastAsia" w:hAnsiTheme="majorHAnsi"/>
+        <w:rFonts w:asciiTheme="majorHAnsi" w:cstheme="majorBidi" w:hAnsiTheme="majorHAnsi" w:eastAsia="黑体"/>
         <w:b/>
         <w:bCs/>
       </w:rPr>
     </w:tblStylePr>
     <w:tblStylePr w:type="lastCol">
       <w:rPr>
-        <w:rFonts w:asciiTheme="majorHAnsi" w:cstheme="majorBidi" w:eastAsiaTheme="majorEastAsia" w:hAnsiTheme="majorHAnsi"/>
+        <w:rFonts w:asciiTheme="majorHAnsi" w:cstheme="majorBidi" w:hAnsiTheme="majorHAnsi" w:eastAsia="黑体"/>
         <w:b/>
         <w:bCs/>
       </w:rPr>
@@ -6060,7 +6433,7 @@
         <w:spacing w:after="0" w:before="0" w:line="240" w:lineRule="auto"/>
       </w:pPr>
       <w:rPr>
-        <w:rFonts w:asciiTheme="majorHAnsi" w:cstheme="majorBidi" w:eastAsiaTheme="majorEastAsia" w:hAnsiTheme="majorHAnsi"/>
+        <w:rFonts w:asciiTheme="majorHAnsi" w:cstheme="majorBidi" w:hAnsiTheme="majorHAnsi" w:eastAsia="黑体"/>
         <w:b/>
         <w:bCs/>
       </w:rPr>
@@ -6081,7 +6454,7 @@
         <w:spacing w:after="0" w:before="0" w:line="240" w:lineRule="auto"/>
       </w:pPr>
       <w:rPr>
-        <w:rFonts w:asciiTheme="majorHAnsi" w:cstheme="majorBidi" w:eastAsiaTheme="majorEastAsia" w:hAnsiTheme="majorHAnsi"/>
+        <w:rFonts w:asciiTheme="majorHAnsi" w:cstheme="majorBidi" w:hAnsiTheme="majorHAnsi" w:eastAsia="黑体"/>
         <w:b/>
         <w:bCs/>
       </w:rPr>
@@ -6099,14 +6472,14 @@
     </w:tblStylePr>
     <w:tblStylePr w:type="firstCol">
       <w:rPr>
-        <w:rFonts w:asciiTheme="majorHAnsi" w:cstheme="majorBidi" w:eastAsiaTheme="majorEastAsia" w:hAnsiTheme="majorHAnsi"/>
+        <w:rFonts w:asciiTheme="majorHAnsi" w:cstheme="majorBidi" w:hAnsiTheme="majorHAnsi" w:eastAsia="黑体"/>
         <w:b/>
         <w:bCs/>
       </w:rPr>
     </w:tblStylePr>
     <w:tblStylePr w:type="lastCol">
       <w:rPr>
-        <w:rFonts w:asciiTheme="majorHAnsi" w:cstheme="majorBidi" w:eastAsiaTheme="majorEastAsia" w:hAnsiTheme="majorHAnsi"/>
+        <w:rFonts w:asciiTheme="majorHAnsi" w:cstheme="majorBidi" w:hAnsiTheme="majorHAnsi" w:eastAsia="黑体"/>
         <w:b/>
         <w:bCs/>
       </w:rPr>
@@ -6190,7 +6563,7 @@
         <w:spacing w:after="0" w:before="0" w:line="240" w:lineRule="auto"/>
       </w:pPr>
       <w:rPr>
-        <w:rFonts w:asciiTheme="majorHAnsi" w:cstheme="majorBidi" w:eastAsiaTheme="majorEastAsia" w:hAnsiTheme="majorHAnsi"/>
+        <w:rFonts w:asciiTheme="majorHAnsi" w:cstheme="majorBidi" w:hAnsiTheme="majorHAnsi" w:eastAsia="黑体"/>
         <w:b/>
         <w:bCs/>
       </w:rPr>
@@ -6211,7 +6584,7 @@
         <w:spacing w:after="0" w:before="0" w:line="240" w:lineRule="auto"/>
       </w:pPr>
       <w:rPr>
-        <w:rFonts w:asciiTheme="majorHAnsi" w:cstheme="majorBidi" w:eastAsiaTheme="majorEastAsia" w:hAnsiTheme="majorHAnsi"/>
+        <w:rFonts w:asciiTheme="majorHAnsi" w:cstheme="majorBidi" w:hAnsiTheme="majorHAnsi" w:eastAsia="黑体"/>
         <w:b/>
         <w:bCs/>
       </w:rPr>
@@ -6229,14 +6602,14 @@
     </w:tblStylePr>
     <w:tblStylePr w:type="firstCol">
       <w:rPr>
-        <w:rFonts w:asciiTheme="majorHAnsi" w:cstheme="majorBidi" w:eastAsiaTheme="majorEastAsia" w:hAnsiTheme="majorHAnsi"/>
+        <w:rFonts w:asciiTheme="majorHAnsi" w:cstheme="majorBidi" w:hAnsiTheme="majorHAnsi" w:eastAsia="黑体"/>
         <w:b/>
         <w:bCs/>
       </w:rPr>
     </w:tblStylePr>
     <w:tblStylePr w:type="lastCol">
       <w:rPr>
-        <w:rFonts w:asciiTheme="majorHAnsi" w:cstheme="majorBidi" w:eastAsiaTheme="majorEastAsia" w:hAnsiTheme="majorHAnsi"/>
+        <w:rFonts w:asciiTheme="majorHAnsi" w:cstheme="majorBidi" w:hAnsiTheme="majorHAnsi" w:eastAsia="黑体"/>
         <w:b/>
         <w:bCs/>
       </w:rPr>
@@ -6320,7 +6693,7 @@
         <w:spacing w:after="0" w:before="0" w:line="240" w:lineRule="auto"/>
       </w:pPr>
       <w:rPr>
-        <w:rFonts w:asciiTheme="majorHAnsi" w:cstheme="majorBidi" w:eastAsiaTheme="majorEastAsia" w:hAnsiTheme="majorHAnsi"/>
+        <w:rFonts w:asciiTheme="majorHAnsi" w:cstheme="majorBidi" w:hAnsiTheme="majorHAnsi" w:eastAsia="黑体"/>
         <w:b/>
         <w:bCs/>
       </w:rPr>
@@ -6341,7 +6714,7 @@
         <w:spacing w:after="0" w:before="0" w:line="240" w:lineRule="auto"/>
       </w:pPr>
       <w:rPr>
-        <w:rFonts w:asciiTheme="majorHAnsi" w:cstheme="majorBidi" w:eastAsiaTheme="majorEastAsia" w:hAnsiTheme="majorHAnsi"/>
+        <w:rFonts w:asciiTheme="majorHAnsi" w:cstheme="majorBidi" w:hAnsiTheme="majorHAnsi" w:eastAsia="黑体"/>
         <w:b/>
         <w:bCs/>
       </w:rPr>
@@ -6359,14 +6732,14 @@
     </w:tblStylePr>
     <w:tblStylePr w:type="firstCol">
       <w:rPr>
-        <w:rFonts w:asciiTheme="majorHAnsi" w:cstheme="majorBidi" w:eastAsiaTheme="majorEastAsia" w:hAnsiTheme="majorHAnsi"/>
+        <w:rFonts w:asciiTheme="majorHAnsi" w:cstheme="majorBidi" w:hAnsiTheme="majorHAnsi" w:eastAsia="黑体"/>
         <w:b/>
         <w:bCs/>
       </w:rPr>
     </w:tblStylePr>
     <w:tblStylePr w:type="lastCol">
       <w:rPr>
-        <w:rFonts w:asciiTheme="majorHAnsi" w:cstheme="majorBidi" w:eastAsiaTheme="majorEastAsia" w:hAnsiTheme="majorHAnsi"/>
+        <w:rFonts w:asciiTheme="majorHAnsi" w:cstheme="majorBidi" w:hAnsiTheme="majorHAnsi" w:eastAsia="黑体"/>
         <w:b/>
         <w:bCs/>
       </w:rPr>
@@ -6450,7 +6823,7 @@
         <w:spacing w:after="0" w:before="0" w:line="240" w:lineRule="auto"/>
       </w:pPr>
       <w:rPr>
-        <w:rFonts w:asciiTheme="majorHAnsi" w:cstheme="majorBidi" w:eastAsiaTheme="majorEastAsia" w:hAnsiTheme="majorHAnsi"/>
+        <w:rFonts w:asciiTheme="majorHAnsi" w:cstheme="majorBidi" w:hAnsiTheme="majorHAnsi" w:eastAsia="黑体"/>
         <w:b/>
         <w:bCs/>
       </w:rPr>
@@ -6471,7 +6844,7 @@
         <w:spacing w:after="0" w:before="0" w:line="240" w:lineRule="auto"/>
       </w:pPr>
       <w:rPr>
-        <w:rFonts w:asciiTheme="majorHAnsi" w:cstheme="majorBidi" w:eastAsiaTheme="majorEastAsia" w:hAnsiTheme="majorHAnsi"/>
+        <w:rFonts w:asciiTheme="majorHAnsi" w:cstheme="majorBidi" w:hAnsiTheme="majorHAnsi" w:eastAsia="黑体"/>
         <w:b/>
         <w:bCs/>
       </w:rPr>
@@ -6489,14 +6862,14 @@
     </w:tblStylePr>
     <w:tblStylePr w:type="firstCol">
       <w:rPr>
-        <w:rFonts w:asciiTheme="majorHAnsi" w:cstheme="majorBidi" w:eastAsiaTheme="majorEastAsia" w:hAnsiTheme="majorHAnsi"/>
+        <w:rFonts w:asciiTheme="majorHAnsi" w:cstheme="majorBidi" w:hAnsiTheme="majorHAnsi" w:eastAsia="黑体"/>
         <w:b/>
         <w:bCs/>
       </w:rPr>
     </w:tblStylePr>
     <w:tblStylePr w:type="lastCol">
       <w:rPr>
-        <w:rFonts w:asciiTheme="majorHAnsi" w:cstheme="majorBidi" w:eastAsiaTheme="majorEastAsia" w:hAnsiTheme="majorHAnsi"/>
+        <w:rFonts w:asciiTheme="majorHAnsi" w:cstheme="majorBidi" w:hAnsiTheme="majorHAnsi" w:eastAsia="黑体"/>
         <w:b/>
         <w:bCs/>
       </w:rPr>
@@ -6580,7 +6953,7 @@
         <w:spacing w:after="0" w:before="0" w:line="240" w:lineRule="auto"/>
       </w:pPr>
       <w:rPr>
-        <w:rFonts w:asciiTheme="majorHAnsi" w:cstheme="majorBidi" w:eastAsiaTheme="majorEastAsia" w:hAnsiTheme="majorHAnsi"/>
+        <w:rFonts w:asciiTheme="majorHAnsi" w:cstheme="majorBidi" w:hAnsiTheme="majorHAnsi" w:eastAsia="黑体"/>
         <w:b/>
         <w:bCs/>
       </w:rPr>
@@ -6601,7 +6974,7 @@
         <w:spacing w:after="0" w:before="0" w:line="240" w:lineRule="auto"/>
       </w:pPr>
       <w:rPr>
-        <w:rFonts w:asciiTheme="majorHAnsi" w:cstheme="majorBidi" w:eastAsiaTheme="majorEastAsia" w:hAnsiTheme="majorHAnsi"/>
+        <w:rFonts w:asciiTheme="majorHAnsi" w:cstheme="majorBidi" w:hAnsiTheme="majorHAnsi" w:eastAsia="黑体"/>
         <w:b/>
         <w:bCs/>
       </w:rPr>
@@ -6619,14 +6992,14 @@
     </w:tblStylePr>
     <w:tblStylePr w:type="firstCol">
       <w:rPr>
-        <w:rFonts w:asciiTheme="majorHAnsi" w:cstheme="majorBidi" w:eastAsiaTheme="majorEastAsia" w:hAnsiTheme="majorHAnsi"/>
+        <w:rFonts w:asciiTheme="majorHAnsi" w:cstheme="majorBidi" w:hAnsiTheme="majorHAnsi" w:eastAsia="黑体"/>
         <w:b/>
         <w:bCs/>
       </w:rPr>
     </w:tblStylePr>
     <w:tblStylePr w:type="lastCol">
       <w:rPr>
-        <w:rFonts w:asciiTheme="majorHAnsi" w:cstheme="majorBidi" w:eastAsiaTheme="majorEastAsia" w:hAnsiTheme="majorHAnsi"/>
+        <w:rFonts w:asciiTheme="majorHAnsi" w:cstheme="majorBidi" w:hAnsiTheme="majorHAnsi" w:eastAsia="黑体"/>
         <w:b/>
         <w:bCs/>
       </w:rPr>
@@ -6710,7 +7083,7 @@
         <w:spacing w:after="0" w:before="0" w:line="240" w:lineRule="auto"/>
       </w:pPr>
       <w:rPr>
-        <w:rFonts w:asciiTheme="majorHAnsi" w:cstheme="majorBidi" w:eastAsiaTheme="majorEastAsia" w:hAnsiTheme="majorHAnsi"/>
+        <w:rFonts w:asciiTheme="majorHAnsi" w:cstheme="majorBidi" w:hAnsiTheme="majorHAnsi" w:eastAsia="黑体"/>
         <w:b/>
         <w:bCs/>
       </w:rPr>
@@ -6731,7 +7104,7 @@
         <w:spacing w:after="0" w:before="0" w:line="240" w:lineRule="auto"/>
       </w:pPr>
       <w:rPr>
-        <w:rFonts w:asciiTheme="majorHAnsi" w:cstheme="majorBidi" w:eastAsiaTheme="majorEastAsia" w:hAnsiTheme="majorHAnsi"/>
+        <w:rFonts w:asciiTheme="majorHAnsi" w:cstheme="majorBidi" w:hAnsiTheme="majorHAnsi" w:eastAsia="黑体"/>
         <w:b/>
         <w:bCs/>
       </w:rPr>
@@ -6749,14 +7122,14 @@
     </w:tblStylePr>
     <w:tblStylePr w:type="firstCol">
       <w:rPr>
-        <w:rFonts w:asciiTheme="majorHAnsi" w:cstheme="majorBidi" w:eastAsiaTheme="majorEastAsia" w:hAnsiTheme="majorHAnsi"/>
+        <w:rFonts w:asciiTheme="majorHAnsi" w:cstheme="majorBidi" w:hAnsiTheme="majorHAnsi" w:eastAsia="黑体"/>
         <w:b/>
         <w:bCs/>
       </w:rPr>
     </w:tblStylePr>
     <w:tblStylePr w:type="lastCol">
       <w:rPr>
-        <w:rFonts w:asciiTheme="majorHAnsi" w:cstheme="majorBidi" w:eastAsiaTheme="majorEastAsia" w:hAnsiTheme="majorHAnsi"/>
+        <w:rFonts w:asciiTheme="majorHAnsi" w:cstheme="majorBidi" w:hAnsiTheme="majorHAnsi" w:eastAsia="黑体"/>
         <w:b/>
         <w:bCs/>
       </w:rPr>
@@ -6839,6 +7212,7 @@
         <w:spacing w:after="0" w:before="0" w:line="240" w:lineRule="auto"/>
       </w:pPr>
       <w:rPr>
+        <w:rFonts w:eastAsia="黑体"/>
         <w:b/>
         <w:bCs/>
         <w:color w:themeColor="background1" w:val="FFFFFF"/>
@@ -6861,6 +7235,7 @@
         <w:spacing w:after="0" w:before="0" w:line="240" w:lineRule="auto"/>
       </w:pPr>
       <w:rPr>
+        <w:rFonts w:eastAsia="黑体"/>
         <w:b/>
         <w:bCs/>
       </w:rPr>
@@ -6878,12 +7253,14 @@
     </w:tblStylePr>
     <w:tblStylePr w:type="firstCol">
       <w:rPr>
+        <w:rFonts w:eastAsia="黑体"/>
         <w:b/>
         <w:bCs/>
       </w:rPr>
     </w:tblStylePr>
     <w:tblStylePr w:type="lastCol">
       <w:rPr>
+        <w:rFonts w:eastAsia="黑体"/>
         <w:b/>
         <w:bCs/>
       </w:rPr>
@@ -6945,6 +7322,7 @@
         <w:spacing w:after="0" w:before="0" w:line="240" w:lineRule="auto"/>
       </w:pPr>
       <w:rPr>
+        <w:rFonts w:eastAsia="黑体"/>
         <w:b/>
         <w:bCs/>
         <w:color w:themeColor="background1" w:val="FFFFFF"/>
@@ -6967,6 +7345,7 @@
         <w:spacing w:after="0" w:before="0" w:line="240" w:lineRule="auto"/>
       </w:pPr>
       <w:rPr>
+        <w:rFonts w:eastAsia="黑体"/>
         <w:b/>
         <w:bCs/>
       </w:rPr>
@@ -6984,12 +7363,14 @@
     </w:tblStylePr>
     <w:tblStylePr w:type="firstCol">
       <w:rPr>
+        <w:rFonts w:eastAsia="黑体"/>
         <w:b/>
         <w:bCs/>
       </w:rPr>
     </w:tblStylePr>
     <w:tblStylePr w:type="lastCol">
       <w:rPr>
+        <w:rFonts w:eastAsia="黑体"/>
         <w:b/>
         <w:bCs/>
       </w:rPr>
@@ -7051,6 +7432,7 @@
         <w:spacing w:after="0" w:before="0" w:line="240" w:lineRule="auto"/>
       </w:pPr>
       <w:rPr>
+        <w:rFonts w:eastAsia="黑体"/>
         <w:b/>
         <w:bCs/>
         <w:color w:themeColor="background1" w:val="FFFFFF"/>
@@ -7073,6 +7455,7 @@
         <w:spacing w:after="0" w:before="0" w:line="240" w:lineRule="auto"/>
       </w:pPr>
       <w:rPr>
+        <w:rFonts w:eastAsia="黑体"/>
         <w:b/>
         <w:bCs/>
       </w:rPr>
@@ -7090,12 +7473,14 @@
     </w:tblStylePr>
     <w:tblStylePr w:type="firstCol">
       <w:rPr>
+        <w:rFonts w:eastAsia="黑体"/>
         <w:b/>
         <w:bCs/>
       </w:rPr>
     </w:tblStylePr>
     <w:tblStylePr w:type="lastCol">
       <w:rPr>
+        <w:rFonts w:eastAsia="黑体"/>
         <w:b/>
         <w:bCs/>
       </w:rPr>
@@ -7157,6 +7542,7 @@
         <w:spacing w:after="0" w:before="0" w:line="240" w:lineRule="auto"/>
       </w:pPr>
       <w:rPr>
+        <w:rFonts w:eastAsia="黑体"/>
         <w:b/>
         <w:bCs/>
         <w:color w:themeColor="background1" w:val="FFFFFF"/>
@@ -7179,6 +7565,7 @@
         <w:spacing w:after="0" w:before="0" w:line="240" w:lineRule="auto"/>
       </w:pPr>
       <w:rPr>
+        <w:rFonts w:eastAsia="黑体"/>
         <w:b/>
         <w:bCs/>
       </w:rPr>
@@ -7196,12 +7583,14 @@
     </w:tblStylePr>
     <w:tblStylePr w:type="firstCol">
       <w:rPr>
+        <w:rFonts w:eastAsia="黑体"/>
         <w:b/>
         <w:bCs/>
       </w:rPr>
     </w:tblStylePr>
     <w:tblStylePr w:type="lastCol">
       <w:rPr>
+        <w:rFonts w:eastAsia="黑体"/>
         <w:b/>
         <w:bCs/>
       </w:rPr>
@@ -7263,6 +7652,7 @@
         <w:spacing w:after="0" w:before="0" w:line="240" w:lineRule="auto"/>
       </w:pPr>
       <w:rPr>
+        <w:rFonts w:eastAsia="黑体"/>
         <w:b/>
         <w:bCs/>
         <w:color w:themeColor="background1" w:val="FFFFFF"/>
@@ -7285,6 +7675,7 @@
         <w:spacing w:after="0" w:before="0" w:line="240" w:lineRule="auto"/>
       </w:pPr>
       <w:rPr>
+        <w:rFonts w:eastAsia="黑体"/>
         <w:b/>
         <w:bCs/>
       </w:rPr>
@@ -7302,12 +7693,14 @@
     </w:tblStylePr>
     <w:tblStylePr w:type="firstCol">
       <w:rPr>
+        <w:rFonts w:eastAsia="黑体"/>
         <w:b/>
         <w:bCs/>
       </w:rPr>
     </w:tblStylePr>
     <w:tblStylePr w:type="lastCol">
       <w:rPr>
+        <w:rFonts w:eastAsia="黑体"/>
         <w:b/>
         <w:bCs/>
       </w:rPr>
@@ -7369,6 +7762,7 @@
         <w:spacing w:after="0" w:before="0" w:line="240" w:lineRule="auto"/>
       </w:pPr>
       <w:rPr>
+        <w:rFonts w:eastAsia="黑体"/>
         <w:b/>
         <w:bCs/>
         <w:color w:themeColor="background1" w:val="FFFFFF"/>
@@ -7391,6 +7785,7 @@
         <w:spacing w:after="0" w:before="0" w:line="240" w:lineRule="auto"/>
       </w:pPr>
       <w:rPr>
+        <w:rFonts w:eastAsia="黑体"/>
         <w:b/>
         <w:bCs/>
       </w:rPr>
@@ -7408,12 +7803,14 @@
     </w:tblStylePr>
     <w:tblStylePr w:type="firstCol">
       <w:rPr>
+        <w:rFonts w:eastAsia="黑体"/>
         <w:b/>
         <w:bCs/>
       </w:rPr>
     </w:tblStylePr>
     <w:tblStylePr w:type="lastCol">
       <w:rPr>
+        <w:rFonts w:eastAsia="黑体"/>
         <w:b/>
         <w:bCs/>
       </w:rPr>
@@ -7475,6 +7872,7 @@
         <w:spacing w:after="0" w:before="0" w:line="240" w:lineRule="auto"/>
       </w:pPr>
       <w:rPr>
+        <w:rFonts w:eastAsia="黑体"/>
         <w:b/>
         <w:bCs/>
         <w:color w:themeColor="background1" w:val="FFFFFF"/>
@@ -7497,6 +7895,7 @@
         <w:spacing w:after="0" w:before="0" w:line="240" w:lineRule="auto"/>
       </w:pPr>
       <w:rPr>
+        <w:rFonts w:eastAsia="黑体"/>
         <w:b/>
         <w:bCs/>
       </w:rPr>
@@ -7514,12 +7913,14 @@
     </w:tblStylePr>
     <w:tblStylePr w:type="firstCol">
       <w:rPr>
+        <w:rFonts w:eastAsia="黑体"/>
         <w:b/>
         <w:bCs/>
       </w:rPr>
     </w:tblStylePr>
     <w:tblStylePr w:type="lastCol">
       <w:rPr>
+        <w:rFonts w:eastAsia="黑体"/>
         <w:b/>
         <w:bCs/>
       </w:rPr>
@@ -7578,6 +7979,7 @@
         <w:spacing w:after="0" w:before="0" w:line="240" w:lineRule="auto"/>
       </w:pPr>
       <w:rPr>
+        <w:rFonts w:eastAsia="黑体"/>
         <w:b/>
         <w:bCs/>
         <w:color w:themeColor="background1" w:val="FFFFFF"/>
@@ -7600,6 +8002,7 @@
         <w:spacing w:after="0" w:before="0" w:line="240" w:lineRule="auto"/>
       </w:pPr>
       <w:rPr>
+        <w:rFonts w:eastAsia="黑体"/>
         <w:color w:val="auto"/>
       </w:rPr>
       <w:tblPr/>
@@ -7617,6 +8020,7 @@
     </w:tblStylePr>
     <w:tblStylePr w:type="firstCol">
       <w:rPr>
+        <w:rFonts w:eastAsia="黑体"/>
         <w:b/>
         <w:bCs/>
         <w:color w:themeColor="background1" w:val="FFFFFF"/>
@@ -7636,6 +8040,7 @@
     </w:tblStylePr>
     <w:tblStylePr w:type="lastCol">
       <w:rPr>
+        <w:rFonts w:eastAsia="黑体"/>
         <w:b/>
         <w:bCs/>
         <w:color w:themeColor="background1" w:val="FFFFFF"/>
@@ -7684,6 +8089,7 @@
     </w:tblStylePr>
     <w:tblStylePr w:type="nwCell">
       <w:rPr>
+        <w:rFonts w:eastAsia="黑体"/>
         <w:color w:themeColor="background1" w:val="FFFFFF"/>
       </w:rPr>
       <w:tblPr/>
@@ -7727,6 +8133,7 @@
         <w:spacing w:after="0" w:before="0" w:line="240" w:lineRule="auto"/>
       </w:pPr>
       <w:rPr>
+        <w:rFonts w:eastAsia="黑体"/>
         <w:b/>
         <w:bCs/>
         <w:color w:themeColor="background1" w:val="FFFFFF"/>
@@ -7749,6 +8156,7 @@
         <w:spacing w:after="0" w:before="0" w:line="240" w:lineRule="auto"/>
       </w:pPr>
       <w:rPr>
+        <w:rFonts w:eastAsia="黑体"/>
         <w:color w:val="auto"/>
       </w:rPr>
       <w:tblPr/>
@@ -7766,6 +8174,7 @@
     </w:tblStylePr>
     <w:tblStylePr w:type="firstCol">
       <w:rPr>
+        <w:rFonts w:eastAsia="黑体"/>
         <w:b/>
         <w:bCs/>
         <w:color w:themeColor="background1" w:val="FFFFFF"/>
@@ -7785,6 +8194,7 @@
     </w:tblStylePr>
     <w:tblStylePr w:type="lastCol">
       <w:rPr>
+        <w:rFonts w:eastAsia="黑体"/>
         <w:b/>
         <w:bCs/>
         <w:color w:themeColor="background1" w:val="FFFFFF"/>
@@ -7833,6 +8243,7 @@
     </w:tblStylePr>
     <w:tblStylePr w:type="nwCell">
       <w:rPr>
+        <w:rFonts w:eastAsia="黑体"/>
         <w:color w:themeColor="background1" w:val="FFFFFF"/>
       </w:rPr>
       <w:tblPr/>
@@ -7876,6 +8287,7 @@
         <w:spacing w:after="0" w:before="0" w:line="240" w:lineRule="auto"/>
       </w:pPr>
       <w:rPr>
+        <w:rFonts w:eastAsia="黑体"/>
         <w:b/>
         <w:bCs/>
         <w:color w:themeColor="background1" w:val="FFFFFF"/>
@@ -7898,6 +8310,7 @@
         <w:spacing w:after="0" w:before="0" w:line="240" w:lineRule="auto"/>
       </w:pPr>
       <w:rPr>
+        <w:rFonts w:eastAsia="黑体"/>
         <w:color w:val="auto"/>
       </w:rPr>
       <w:tblPr/>
@@ -7915,6 +8328,7 @@
     </w:tblStylePr>
     <w:tblStylePr w:type="firstCol">
       <w:rPr>
+        <w:rFonts w:eastAsia="黑体"/>
         <w:b/>
         <w:bCs/>
         <w:color w:themeColor="background1" w:val="FFFFFF"/>
@@ -7934,6 +8348,7 @@
     </w:tblStylePr>
     <w:tblStylePr w:type="lastCol">
       <w:rPr>
+        <w:rFonts w:eastAsia="黑体"/>
         <w:b/>
         <w:bCs/>
         <w:color w:themeColor="background1" w:val="FFFFFF"/>
@@ -7982,6 +8397,7 @@
     </w:tblStylePr>
     <w:tblStylePr w:type="nwCell">
       <w:rPr>
+        <w:rFonts w:eastAsia="黑体"/>
         <w:color w:themeColor="background1" w:val="FFFFFF"/>
       </w:rPr>
       <w:tblPr/>
@@ -8025,6 +8441,7 @@
         <w:spacing w:after="0" w:before="0" w:line="240" w:lineRule="auto"/>
       </w:pPr>
       <w:rPr>
+        <w:rFonts w:eastAsia="黑体"/>
         <w:b/>
         <w:bCs/>
         <w:color w:themeColor="background1" w:val="FFFFFF"/>
@@ -8047,6 +8464,7 @@
         <w:spacing w:after="0" w:before="0" w:line="240" w:lineRule="auto"/>
       </w:pPr>
       <w:rPr>
+        <w:rFonts w:eastAsia="黑体"/>
         <w:color w:val="auto"/>
       </w:rPr>
       <w:tblPr/>
@@ -8064,6 +8482,7 @@
     </w:tblStylePr>
     <w:tblStylePr w:type="firstCol">
       <w:rPr>
+        <w:rFonts w:eastAsia="黑体"/>
         <w:b/>
         <w:bCs/>
         <w:color w:themeColor="background1" w:val="FFFFFF"/>
@@ -8083,6 +8502,7 @@
     </w:tblStylePr>
     <w:tblStylePr w:type="lastCol">
       <w:rPr>
+        <w:rFonts w:eastAsia="黑体"/>
         <w:b/>
         <w:bCs/>
         <w:color w:themeColor="background1" w:val="FFFFFF"/>
@@ -8131,6 +8551,7 @@
     </w:tblStylePr>
     <w:tblStylePr w:type="nwCell">
       <w:rPr>
+        <w:rFonts w:eastAsia="黑体"/>
         <w:color w:themeColor="background1" w:val="FFFFFF"/>
       </w:rPr>
       <w:tblPr/>
@@ -8174,6 +8595,7 @@
         <w:spacing w:after="0" w:before="0" w:line="240" w:lineRule="auto"/>
       </w:pPr>
       <w:rPr>
+        <w:rFonts w:eastAsia="黑体"/>
         <w:b/>
         <w:bCs/>
         <w:color w:themeColor="background1" w:val="FFFFFF"/>
@@ -8196,6 +8618,7 @@
         <w:spacing w:after="0" w:before="0" w:line="240" w:lineRule="auto"/>
       </w:pPr>
       <w:rPr>
+        <w:rFonts w:eastAsia="黑体"/>
         <w:color w:val="auto"/>
       </w:rPr>
       <w:tblPr/>
@@ -8213,6 +8636,7 @@
     </w:tblStylePr>
     <w:tblStylePr w:type="firstCol">
       <w:rPr>
+        <w:rFonts w:eastAsia="黑体"/>
         <w:b/>
         <w:bCs/>
         <w:color w:themeColor="background1" w:val="FFFFFF"/>
@@ -8232,6 +8656,7 @@
     </w:tblStylePr>
     <w:tblStylePr w:type="lastCol">
       <w:rPr>
+        <w:rFonts w:eastAsia="黑体"/>
         <w:b/>
         <w:bCs/>
         <w:color w:themeColor="background1" w:val="FFFFFF"/>
@@ -8280,6 +8705,7 @@
     </w:tblStylePr>
     <w:tblStylePr w:type="nwCell">
       <w:rPr>
+        <w:rFonts w:eastAsia="黑体"/>
         <w:color w:themeColor="background1" w:val="FFFFFF"/>
       </w:rPr>
       <w:tblPr/>
@@ -8323,6 +8749,7 @@
         <w:spacing w:after="0" w:before="0" w:line="240" w:lineRule="auto"/>
       </w:pPr>
       <w:rPr>
+        <w:rFonts w:eastAsia="黑体"/>
         <w:b/>
         <w:bCs/>
         <w:color w:themeColor="background1" w:val="FFFFFF"/>
@@ -8345,6 +8772,7 @@
         <w:spacing w:after="0" w:before="0" w:line="240" w:lineRule="auto"/>
       </w:pPr>
       <w:rPr>
+        <w:rFonts w:eastAsia="黑体"/>
         <w:color w:val="auto"/>
       </w:rPr>
       <w:tblPr/>
@@ -8362,6 +8790,7 @@
     </w:tblStylePr>
     <w:tblStylePr w:type="firstCol">
       <w:rPr>
+        <w:rFonts w:eastAsia="黑体"/>
         <w:b/>
         <w:bCs/>
         <w:color w:themeColor="background1" w:val="FFFFFF"/>
@@ -8381,6 +8810,7 @@
     </w:tblStylePr>
     <w:tblStylePr w:type="lastCol">
       <w:rPr>
+        <w:rFonts w:eastAsia="黑体"/>
         <w:b/>
         <w:bCs/>
         <w:color w:themeColor="background1" w:val="FFFFFF"/>
@@ -8429,6 +8859,7 @@
     </w:tblStylePr>
     <w:tblStylePr w:type="nwCell">
       <w:rPr>
+        <w:rFonts w:eastAsia="黑体"/>
         <w:color w:themeColor="background1" w:val="FFFFFF"/>
       </w:rPr>
       <w:tblPr/>
@@ -8472,6 +8903,7 @@
         <w:spacing w:after="0" w:before="0" w:line="240" w:lineRule="auto"/>
       </w:pPr>
       <w:rPr>
+        <w:rFonts w:eastAsia="黑体"/>
         <w:b/>
         <w:bCs/>
         <w:color w:themeColor="background1" w:val="FFFFFF"/>
@@ -8494,6 +8926,7 @@
         <w:spacing w:after="0" w:before="0" w:line="240" w:lineRule="auto"/>
       </w:pPr>
       <w:rPr>
+        <w:rFonts w:eastAsia="黑体"/>
         <w:color w:val="auto"/>
       </w:rPr>
       <w:tblPr/>
@@ -8511,6 +8944,7 @@
     </w:tblStylePr>
     <w:tblStylePr w:type="firstCol">
       <w:rPr>
+        <w:rFonts w:eastAsia="黑体"/>
         <w:b/>
         <w:bCs/>
         <w:color w:themeColor="background1" w:val="FFFFFF"/>
@@ -8530,6 +8964,7 @@
     </w:tblStylePr>
     <w:tblStylePr w:type="lastCol">
       <w:rPr>
+        <w:rFonts w:eastAsia="黑体"/>
         <w:b/>
         <w:bCs/>
         <w:color w:themeColor="background1" w:val="FFFFFF"/>
@@ -8578,6 +9013,7 @@
     </w:tblStylePr>
     <w:tblStylePr w:type="nwCell">
       <w:rPr>
+        <w:rFonts w:eastAsia="黑体"/>
         <w:color w:themeColor="background1" w:val="FFFFFF"/>
       </w:rPr>
       <w:tblPr/>
@@ -8602,6 +9038,7 @@
       <w:spacing w:after="0" w:line="240" w:lineRule="auto"/>
     </w:pPr>
     <w:rPr>
+      <w:rFonts w:eastAsia="黑体"/>
       <w:color w:themeColor="text1" w:val="000000"/>
     </w:rPr>
     <w:tblPr>
@@ -8621,7 +9058,7 @@
     </w:tblPr>
     <w:tblStylePr w:type="firstRow">
       <w:rPr>
-        <w:rFonts w:asciiTheme="majorHAnsi" w:cstheme="majorBidi" w:eastAsiaTheme="majorEastAsia" w:hAnsiTheme="majorHAnsi"/>
+        <w:rFonts w:asciiTheme="majorHAnsi" w:cstheme="majorBidi" w:hAnsiTheme="majorHAnsi" w:eastAsia="黑体"/>
       </w:rPr>
       <w:tblPr/>
       <w:tcPr>
@@ -8633,6 +9070,7 @@
     </w:tblStylePr>
     <w:tblStylePr w:type="lastRow">
       <w:rPr>
+        <w:rFonts w:eastAsia="黑体"/>
         <w:b/>
         <w:bCs/>
         <w:color w:themeColor="text2" w:val="1F497D"/>
@@ -8647,12 +9085,14 @@
     </w:tblStylePr>
     <w:tblStylePr w:type="firstCol">
       <w:rPr>
+        <w:rFonts w:eastAsia="黑体"/>
         <w:b/>
         <w:bCs/>
       </w:rPr>
     </w:tblStylePr>
     <w:tblStylePr w:type="lastCol">
       <w:rPr>
+        <w:rFonts w:eastAsia="黑体"/>
         <w:b/>
         <w:bCs/>
       </w:rPr>
@@ -8686,6 +9126,7 @@
       <w:spacing w:after="0" w:line="240" w:lineRule="auto"/>
     </w:pPr>
     <w:rPr>
+      <w:rFonts w:eastAsia="黑体"/>
       <w:color w:themeColor="text1" w:val="000000"/>
     </w:rPr>
     <w:tblPr>
@@ -8705,7 +9146,7 @@
     </w:tblPr>
     <w:tblStylePr w:type="firstRow">
       <w:rPr>
-        <w:rFonts w:asciiTheme="majorHAnsi" w:cstheme="majorBidi" w:eastAsiaTheme="majorEastAsia" w:hAnsiTheme="majorHAnsi"/>
+        <w:rFonts w:asciiTheme="majorHAnsi" w:cstheme="majorBidi" w:hAnsiTheme="majorHAnsi" w:eastAsia="黑体"/>
       </w:rPr>
       <w:tblPr/>
       <w:tcPr>
@@ -8717,6 +9158,7 @@
     </w:tblStylePr>
     <w:tblStylePr w:type="lastRow">
       <w:rPr>
+        <w:rFonts w:eastAsia="黑体"/>
         <w:b/>
         <w:bCs/>
         <w:color w:themeColor="text2" w:val="1F497D"/>
@@ -8731,12 +9173,14 @@
     </w:tblStylePr>
     <w:tblStylePr w:type="firstCol">
       <w:rPr>
+        <w:rFonts w:eastAsia="黑体"/>
         <w:b/>
         <w:bCs/>
       </w:rPr>
     </w:tblStylePr>
     <w:tblStylePr w:type="lastCol">
       <w:rPr>
+        <w:rFonts w:eastAsia="黑体"/>
         <w:b/>
         <w:bCs/>
       </w:rPr>
@@ -8770,6 +9214,7 @@
       <w:spacing w:after="0" w:line="240" w:lineRule="auto"/>
     </w:pPr>
     <w:rPr>
+      <w:rFonts w:eastAsia="黑体"/>
       <w:color w:themeColor="text1" w:val="000000"/>
     </w:rPr>
     <w:tblPr>
@@ -8789,7 +9234,7 @@
     </w:tblPr>
     <w:tblStylePr w:type="firstRow">
       <w:rPr>
-        <w:rFonts w:asciiTheme="majorHAnsi" w:cstheme="majorBidi" w:eastAsiaTheme="majorEastAsia" w:hAnsiTheme="majorHAnsi"/>
+        <w:rFonts w:asciiTheme="majorHAnsi" w:cstheme="majorBidi" w:hAnsiTheme="majorHAnsi" w:eastAsia="黑体"/>
       </w:rPr>
       <w:tblPr/>
       <w:tcPr>
@@ -8801,6 +9246,7 @@
     </w:tblStylePr>
     <w:tblStylePr w:type="lastRow">
       <w:rPr>
+        <w:rFonts w:eastAsia="黑体"/>
         <w:b/>
         <w:bCs/>
         <w:color w:themeColor="text2" w:val="1F497D"/>
@@ -8815,12 +9261,14 @@
     </w:tblStylePr>
     <w:tblStylePr w:type="firstCol">
       <w:rPr>
+        <w:rFonts w:eastAsia="黑体"/>
         <w:b/>
         <w:bCs/>
       </w:rPr>
     </w:tblStylePr>
     <w:tblStylePr w:type="lastCol">
       <w:rPr>
+        <w:rFonts w:eastAsia="黑体"/>
         <w:b/>
         <w:bCs/>
       </w:rPr>
@@ -8854,6 +9302,7 @@
       <w:spacing w:after="0" w:line="240" w:lineRule="auto"/>
     </w:pPr>
     <w:rPr>
+      <w:rFonts w:eastAsia="黑体"/>
       <w:color w:themeColor="text1" w:val="000000"/>
     </w:rPr>
     <w:tblPr>
@@ -8873,7 +9322,7 @@
     </w:tblPr>
     <w:tblStylePr w:type="firstRow">
       <w:rPr>
-        <w:rFonts w:asciiTheme="majorHAnsi" w:cstheme="majorBidi" w:eastAsiaTheme="majorEastAsia" w:hAnsiTheme="majorHAnsi"/>
+        <w:rFonts w:asciiTheme="majorHAnsi" w:cstheme="majorBidi" w:hAnsiTheme="majorHAnsi" w:eastAsia="黑体"/>
       </w:rPr>
       <w:tblPr/>
       <w:tcPr>
@@ -8885,6 +9334,7 @@
     </w:tblStylePr>
     <w:tblStylePr w:type="lastRow">
       <w:rPr>
+        <w:rFonts w:eastAsia="黑体"/>
         <w:b/>
         <w:bCs/>
         <w:color w:themeColor="text2" w:val="1F497D"/>
@@ -8899,12 +9349,14 @@
     </w:tblStylePr>
     <w:tblStylePr w:type="firstCol">
       <w:rPr>
+        <w:rFonts w:eastAsia="黑体"/>
         <w:b/>
         <w:bCs/>
       </w:rPr>
     </w:tblStylePr>
     <w:tblStylePr w:type="lastCol">
       <w:rPr>
+        <w:rFonts w:eastAsia="黑体"/>
         <w:b/>
         <w:bCs/>
       </w:rPr>
@@ -8938,6 +9390,7 @@
       <w:spacing w:after="0" w:line="240" w:lineRule="auto"/>
     </w:pPr>
     <w:rPr>
+      <w:rFonts w:eastAsia="黑体"/>
       <w:color w:themeColor="text1" w:val="000000"/>
     </w:rPr>
     <w:tblPr>
@@ -8957,7 +9410,7 @@
     </w:tblPr>
     <w:tblStylePr w:type="firstRow">
       <w:rPr>
-        <w:rFonts w:asciiTheme="majorHAnsi" w:cstheme="majorBidi" w:eastAsiaTheme="majorEastAsia" w:hAnsiTheme="majorHAnsi"/>
+        <w:rFonts w:asciiTheme="majorHAnsi" w:cstheme="majorBidi" w:hAnsiTheme="majorHAnsi" w:eastAsia="黑体"/>
       </w:rPr>
       <w:tblPr/>
       <w:tcPr>
@@ -8969,6 +9422,7 @@
     </w:tblStylePr>
     <w:tblStylePr w:type="lastRow">
       <w:rPr>
+        <w:rFonts w:eastAsia="黑体"/>
         <w:b/>
         <w:bCs/>
         <w:color w:themeColor="text2" w:val="1F497D"/>
@@ -8983,12 +9437,14 @@
     </w:tblStylePr>
     <w:tblStylePr w:type="firstCol">
       <w:rPr>
+        <w:rFonts w:eastAsia="黑体"/>
         <w:b/>
         <w:bCs/>
       </w:rPr>
     </w:tblStylePr>
     <w:tblStylePr w:type="lastCol">
       <w:rPr>
+        <w:rFonts w:eastAsia="黑体"/>
         <w:b/>
         <w:bCs/>
       </w:rPr>
@@ -9022,6 +9478,7 @@
       <w:spacing w:after="0" w:line="240" w:lineRule="auto"/>
     </w:pPr>
     <w:rPr>
+      <w:rFonts w:eastAsia="黑体"/>
       <w:color w:themeColor="text1" w:val="000000"/>
     </w:rPr>
     <w:tblPr>
@@ -9041,7 +9498,7 @@
     </w:tblPr>
     <w:tblStylePr w:type="firstRow">
       <w:rPr>
-        <w:rFonts w:asciiTheme="majorHAnsi" w:cstheme="majorBidi" w:eastAsiaTheme="majorEastAsia" w:hAnsiTheme="majorHAnsi"/>
+        <w:rFonts w:asciiTheme="majorHAnsi" w:cstheme="majorBidi" w:hAnsiTheme="majorHAnsi" w:eastAsia="黑体"/>
       </w:rPr>
       <w:tblPr/>
       <w:tcPr>
@@ -9053,6 +9510,7 @@
     </w:tblStylePr>
     <w:tblStylePr w:type="lastRow">
       <w:rPr>
+        <w:rFonts w:eastAsia="黑体"/>
         <w:b/>
         <w:bCs/>
         <w:color w:themeColor="text2" w:val="1F497D"/>
@@ -9067,12 +9525,14 @@
     </w:tblStylePr>
     <w:tblStylePr w:type="firstCol">
       <w:rPr>
+        <w:rFonts w:eastAsia="黑体"/>
         <w:b/>
         <w:bCs/>
       </w:rPr>
     </w:tblStylePr>
     <w:tblStylePr w:type="lastCol">
       <w:rPr>
+        <w:rFonts w:eastAsia="黑体"/>
         <w:b/>
         <w:bCs/>
       </w:rPr>
@@ -9106,6 +9566,7 @@
       <w:spacing w:after="0" w:line="240" w:lineRule="auto"/>
     </w:pPr>
     <w:rPr>
+      <w:rFonts w:eastAsia="黑体"/>
       <w:color w:themeColor="text1" w:val="000000"/>
     </w:rPr>
     <w:tblPr>
@@ -9125,7 +9586,7 @@
     </w:tblPr>
     <w:tblStylePr w:type="firstRow">
       <w:rPr>
-        <w:rFonts w:asciiTheme="majorHAnsi" w:cstheme="majorBidi" w:eastAsiaTheme="majorEastAsia" w:hAnsiTheme="majorHAnsi"/>
+        <w:rFonts w:asciiTheme="majorHAnsi" w:cstheme="majorBidi" w:hAnsiTheme="majorHAnsi" w:eastAsia="黑体"/>
       </w:rPr>
       <w:tblPr/>
       <w:tcPr>
@@ -9137,6 +9598,7 @@
     </w:tblStylePr>
     <w:tblStylePr w:type="lastRow">
       <w:rPr>
+        <w:rFonts w:eastAsia="黑体"/>
         <w:b/>
         <w:bCs/>
         <w:color w:themeColor="text2" w:val="1F497D"/>
@@ -9151,12 +9613,14 @@
     </w:tblStylePr>
     <w:tblStylePr w:type="firstCol">
       <w:rPr>
+        <w:rFonts w:eastAsia="黑体"/>
         <w:b/>
         <w:bCs/>
       </w:rPr>
     </w:tblStylePr>
     <w:tblStylePr w:type="lastCol">
       <w:rPr>
+        <w:rFonts w:eastAsia="黑体"/>
         <w:b/>
         <w:bCs/>
       </w:rPr>
@@ -9190,7 +9654,7 @@
       <w:spacing w:after="0" w:line="240" w:lineRule="auto"/>
     </w:pPr>
     <w:rPr>
-      <w:rFonts w:asciiTheme="majorHAnsi" w:cstheme="majorBidi" w:eastAsiaTheme="majorEastAsia" w:hAnsiTheme="majorHAnsi"/>
+      <w:rFonts w:asciiTheme="majorHAnsi" w:cstheme="majorBidi" w:hAnsiTheme="majorHAnsi" w:eastAsia="黑体"/>
       <w:color w:themeColor="text1" w:val="000000"/>
     </w:rPr>
     <w:tblPr>
@@ -9212,6 +9676,7 @@
     </w:tblPr>
     <w:tblStylePr w:type="firstRow">
       <w:rPr>
+        <w:rFonts w:eastAsia="黑体"/>
         <w:sz w:val="24"/>
         <w:szCs w:val="24"/>
       </w:rPr>
@@ -9318,7 +9783,7 @@
       <w:spacing w:after="0" w:line="240" w:lineRule="auto"/>
     </w:pPr>
     <w:rPr>
-      <w:rFonts w:asciiTheme="majorHAnsi" w:cstheme="majorBidi" w:eastAsiaTheme="majorEastAsia" w:hAnsiTheme="majorHAnsi"/>
+      <w:rFonts w:asciiTheme="majorHAnsi" w:cstheme="majorBidi" w:hAnsiTheme="majorHAnsi" w:eastAsia="黑体"/>
       <w:color w:themeColor="text1" w:val="000000"/>
     </w:rPr>
     <w:tblPr>
@@ -9340,6 +9805,7 @@
     </w:tblPr>
     <w:tblStylePr w:type="firstRow">
       <w:rPr>
+        <w:rFonts w:eastAsia="黑体"/>
         <w:sz w:val="24"/>
         <w:szCs w:val="24"/>
       </w:rPr>
@@ -9446,7 +9912,7 @@
       <w:spacing w:after="0" w:line="240" w:lineRule="auto"/>
     </w:pPr>
     <w:rPr>
-      <w:rFonts w:asciiTheme="majorHAnsi" w:cstheme="majorBidi" w:eastAsiaTheme="majorEastAsia" w:hAnsiTheme="majorHAnsi"/>
+      <w:rFonts w:asciiTheme="majorHAnsi" w:cstheme="majorBidi" w:hAnsiTheme="majorHAnsi" w:eastAsia="黑体"/>
       <w:color w:themeColor="text1" w:val="000000"/>
     </w:rPr>
     <w:tblPr>
@@ -9468,6 +9934,7 @@
     </w:tblPr>
     <w:tblStylePr w:type="firstRow">
       <w:rPr>
+        <w:rFonts w:eastAsia="黑体"/>
         <w:sz w:val="24"/>
         <w:szCs w:val="24"/>
       </w:rPr>
@@ -9574,7 +10041,7 @@
       <w:spacing w:after="0" w:line="240" w:lineRule="auto"/>
     </w:pPr>
     <w:rPr>
-      <w:rFonts w:asciiTheme="majorHAnsi" w:cstheme="majorBidi" w:eastAsiaTheme="majorEastAsia" w:hAnsiTheme="majorHAnsi"/>
+      <w:rFonts w:asciiTheme="majorHAnsi" w:cstheme="majorBidi" w:hAnsiTheme="majorHAnsi" w:eastAsia="黑体"/>
       <w:color w:themeColor="text1" w:val="000000"/>
     </w:rPr>
     <w:tblPr>
@@ -9596,6 +10063,7 @@
     </w:tblPr>
     <w:tblStylePr w:type="firstRow">
       <w:rPr>
+        <w:rFonts w:eastAsia="黑体"/>
         <w:sz w:val="24"/>
         <w:szCs w:val="24"/>
       </w:rPr>
@@ -9702,7 +10170,7 @@
       <w:spacing w:after="0" w:line="240" w:lineRule="auto"/>
     </w:pPr>
     <w:rPr>
-      <w:rFonts w:asciiTheme="majorHAnsi" w:cstheme="majorBidi" w:eastAsiaTheme="majorEastAsia" w:hAnsiTheme="majorHAnsi"/>
+      <w:rFonts w:asciiTheme="majorHAnsi" w:cstheme="majorBidi" w:hAnsiTheme="majorHAnsi" w:eastAsia="黑体"/>
       <w:color w:themeColor="text1" w:val="000000"/>
     </w:rPr>
     <w:tblPr>
@@ -9724,6 +10192,7 @@
     </w:tblPr>
     <w:tblStylePr w:type="firstRow">
       <w:rPr>
+        <w:rFonts w:eastAsia="黑体"/>
         <w:sz w:val="24"/>
         <w:szCs w:val="24"/>
       </w:rPr>
@@ -9830,7 +10299,7 @@
       <w:spacing w:after="0" w:line="240" w:lineRule="auto"/>
     </w:pPr>
     <w:rPr>
-      <w:rFonts w:asciiTheme="majorHAnsi" w:cstheme="majorBidi" w:eastAsiaTheme="majorEastAsia" w:hAnsiTheme="majorHAnsi"/>
+      <w:rFonts w:asciiTheme="majorHAnsi" w:cstheme="majorBidi" w:hAnsiTheme="majorHAnsi" w:eastAsia="黑体"/>
       <w:color w:themeColor="text1" w:val="000000"/>
     </w:rPr>
     <w:tblPr>
@@ -9852,6 +10321,7 @@
     </w:tblPr>
     <w:tblStylePr w:type="firstRow">
       <w:rPr>
+        <w:rFonts w:eastAsia="黑体"/>
         <w:sz w:val="24"/>
         <w:szCs w:val="24"/>
       </w:rPr>
@@ -9958,7 +10428,7 @@
       <w:spacing w:after="0" w:line="240" w:lineRule="auto"/>
     </w:pPr>
     <w:rPr>
-      <w:rFonts w:asciiTheme="majorHAnsi" w:cstheme="majorBidi" w:eastAsiaTheme="majorEastAsia" w:hAnsiTheme="majorHAnsi"/>
+      <w:rFonts w:asciiTheme="majorHAnsi" w:cstheme="majorBidi" w:hAnsiTheme="majorHAnsi" w:eastAsia="黑体"/>
       <w:color w:themeColor="text1" w:val="000000"/>
     </w:rPr>
     <w:tblPr>
@@ -9980,6 +10450,7 @@
     </w:tblPr>
     <w:tblStylePr w:type="firstRow">
       <w:rPr>
+        <w:rFonts w:eastAsia="黑体"/>
         <w:sz w:val="24"/>
         <w:szCs w:val="24"/>
       </w:rPr>
@@ -10109,12 +10580,14 @@
     </w:tcPr>
     <w:tblStylePr w:type="firstRow">
       <w:rPr>
+        <w:rFonts w:eastAsia="黑体"/>
         <w:b/>
         <w:bCs/>
       </w:rPr>
     </w:tblStylePr>
     <w:tblStylePr w:type="lastRow">
       <w:rPr>
+        <w:rFonts w:eastAsia="黑体"/>
         <w:b/>
         <w:bCs/>
       </w:rPr>
@@ -10127,12 +10600,14 @@
     </w:tblStylePr>
     <w:tblStylePr w:type="firstCol">
       <w:rPr>
+        <w:rFonts w:eastAsia="黑体"/>
         <w:b/>
         <w:bCs/>
       </w:rPr>
     </w:tblStylePr>
     <w:tblStylePr w:type="lastCol">
       <w:rPr>
+        <w:rFonts w:eastAsia="黑体"/>
         <w:b/>
         <w:bCs/>
       </w:rPr>
@@ -10182,12 +10657,14 @@
     </w:tcPr>
     <w:tblStylePr w:type="firstRow">
       <w:rPr>
+        <w:rFonts w:eastAsia="黑体"/>
         <w:b/>
         <w:bCs/>
       </w:rPr>
     </w:tblStylePr>
     <w:tblStylePr w:type="lastRow">
       <w:rPr>
+        <w:rFonts w:eastAsia="黑体"/>
         <w:b/>
         <w:bCs/>
       </w:rPr>
@@ -10200,12 +10677,14 @@
     </w:tblStylePr>
     <w:tblStylePr w:type="firstCol">
       <w:rPr>
+        <w:rFonts w:eastAsia="黑体"/>
         <w:b/>
         <w:bCs/>
       </w:rPr>
     </w:tblStylePr>
     <w:tblStylePr w:type="lastCol">
       <w:rPr>
+        <w:rFonts w:eastAsia="黑体"/>
         <w:b/>
         <w:bCs/>
       </w:rPr>
@@ -10255,12 +10734,14 @@
     </w:tcPr>
     <w:tblStylePr w:type="firstRow">
       <w:rPr>
+        <w:rFonts w:eastAsia="黑体"/>
         <w:b/>
         <w:bCs/>
       </w:rPr>
     </w:tblStylePr>
     <w:tblStylePr w:type="lastRow">
       <w:rPr>
+        <w:rFonts w:eastAsia="黑体"/>
         <w:b/>
         <w:bCs/>
       </w:rPr>
@@ -10273,12 +10754,14 @@
     </w:tblStylePr>
     <w:tblStylePr w:type="firstCol">
       <w:rPr>
+        <w:rFonts w:eastAsia="黑体"/>
         <w:b/>
         <w:bCs/>
       </w:rPr>
     </w:tblStylePr>
     <w:tblStylePr w:type="lastCol">
       <w:rPr>
+        <w:rFonts w:eastAsia="黑体"/>
         <w:b/>
         <w:bCs/>
       </w:rPr>
@@ -10328,12 +10811,14 @@
     </w:tcPr>
     <w:tblStylePr w:type="firstRow">
       <w:rPr>
+        <w:rFonts w:eastAsia="黑体"/>
         <w:b/>
         <w:bCs/>
       </w:rPr>
     </w:tblStylePr>
     <w:tblStylePr w:type="lastRow">
       <w:rPr>
+        <w:rFonts w:eastAsia="黑体"/>
         <w:b/>
         <w:bCs/>
       </w:rPr>
@@ -10346,12 +10831,14 @@
     </w:tblStylePr>
     <w:tblStylePr w:type="firstCol">
       <w:rPr>
+        <w:rFonts w:eastAsia="黑体"/>
         <w:b/>
         <w:bCs/>
       </w:rPr>
     </w:tblStylePr>
     <w:tblStylePr w:type="lastCol">
       <w:rPr>
+        <w:rFonts w:eastAsia="黑体"/>
         <w:b/>
         <w:bCs/>
       </w:rPr>
@@ -10401,12 +10888,14 @@
     </w:tcPr>
     <w:tblStylePr w:type="firstRow">
       <w:rPr>
+        <w:rFonts w:eastAsia="黑体"/>
         <w:b/>
         <w:bCs/>
       </w:rPr>
     </w:tblStylePr>
     <w:tblStylePr w:type="lastRow">
       <w:rPr>
+        <w:rFonts w:eastAsia="黑体"/>
         <w:b/>
         <w:bCs/>
       </w:rPr>
@@ -10419,12 +10908,14 @@
     </w:tblStylePr>
     <w:tblStylePr w:type="firstCol">
       <w:rPr>
+        <w:rFonts w:eastAsia="黑体"/>
         <w:b/>
         <w:bCs/>
       </w:rPr>
     </w:tblStylePr>
     <w:tblStylePr w:type="lastCol">
       <w:rPr>
+        <w:rFonts w:eastAsia="黑体"/>
         <w:b/>
         <w:bCs/>
       </w:rPr>
@@ -10474,12 +10965,14 @@
     </w:tcPr>
     <w:tblStylePr w:type="firstRow">
       <w:rPr>
+        <w:rFonts w:eastAsia="黑体"/>
         <w:b/>
         <w:bCs/>
       </w:rPr>
     </w:tblStylePr>
     <w:tblStylePr w:type="lastRow">
       <w:rPr>
+        <w:rFonts w:eastAsia="黑体"/>
         <w:b/>
         <w:bCs/>
       </w:rPr>
@@ -10492,12 +10985,14 @@
     </w:tblStylePr>
     <w:tblStylePr w:type="firstCol">
       <w:rPr>
+        <w:rFonts w:eastAsia="黑体"/>
         <w:b/>
         <w:bCs/>
       </w:rPr>
     </w:tblStylePr>
     <w:tblStylePr w:type="lastCol">
       <w:rPr>
+        <w:rFonts w:eastAsia="黑体"/>
         <w:b/>
         <w:bCs/>
       </w:rPr>
@@ -10547,12 +11042,14 @@
     </w:tcPr>
     <w:tblStylePr w:type="firstRow">
       <w:rPr>
+        <w:rFonts w:eastAsia="黑体"/>
         <w:b/>
         <w:bCs/>
       </w:rPr>
     </w:tblStylePr>
     <w:tblStylePr w:type="lastRow">
       <w:rPr>
+        <w:rFonts w:eastAsia="黑体"/>
         <w:b/>
         <w:bCs/>
       </w:rPr>
@@ -10565,12 +11062,14 @@
     </w:tblStylePr>
     <w:tblStylePr w:type="firstCol">
       <w:rPr>
+        <w:rFonts w:eastAsia="黑体"/>
         <w:b/>
         <w:bCs/>
       </w:rPr>
     </w:tblStylePr>
     <w:tblStylePr w:type="lastCol">
       <w:rPr>
+        <w:rFonts w:eastAsia="黑体"/>
         <w:b/>
         <w:bCs/>
       </w:rPr>
@@ -10597,7 +11096,7 @@
       <w:spacing w:after="0" w:line="240" w:lineRule="auto"/>
     </w:pPr>
     <w:rPr>
-      <w:rFonts w:asciiTheme="majorHAnsi" w:cstheme="majorBidi" w:eastAsiaTheme="majorEastAsia" w:hAnsiTheme="majorHAnsi"/>
+      <w:rFonts w:asciiTheme="majorHAnsi" w:cstheme="majorBidi" w:hAnsiTheme="majorHAnsi" w:eastAsia="黑体"/>
       <w:color w:themeColor="text1" w:val="000000"/>
     </w:rPr>
     <w:tblPr>
@@ -10624,6 +11123,7 @@
     </w:tcPr>
     <w:tblStylePr w:type="firstRow">
       <w:rPr>
+        <w:rFonts w:eastAsia="黑体"/>
         <w:b/>
         <w:bCs/>
         <w:color w:themeColor="text1" w:val="000000"/>
@@ -10635,6 +11135,7 @@
     </w:tblStylePr>
     <w:tblStylePr w:type="lastRow">
       <w:rPr>
+        <w:rFonts w:eastAsia="黑体"/>
         <w:b/>
         <w:bCs/>
         <w:color w:themeColor="text1" w:val="000000"/>
@@ -10654,6 +11155,7 @@
     </w:tblStylePr>
     <w:tblStylePr w:type="firstCol">
       <w:rPr>
+        <w:rFonts w:eastAsia="黑体"/>
         <w:b/>
         <w:bCs/>
         <w:color w:themeColor="text1" w:val="000000"/>
@@ -10673,6 +11175,7 @@
     </w:tblStylePr>
     <w:tblStylePr w:type="lastCol">
       <w:rPr>
+        <w:rFonts w:eastAsia="黑体"/>
         <w:b w:val="0"/>
         <w:bCs w:val="0"/>
         <w:color w:themeColor="text1" w:val="000000"/>
@@ -10722,7 +11225,7 @@
       <w:spacing w:after="0" w:line="240" w:lineRule="auto"/>
     </w:pPr>
     <w:rPr>
-      <w:rFonts w:asciiTheme="majorHAnsi" w:cstheme="majorBidi" w:eastAsiaTheme="majorEastAsia" w:hAnsiTheme="majorHAnsi"/>
+      <w:rFonts w:asciiTheme="majorHAnsi" w:cstheme="majorBidi" w:hAnsiTheme="majorHAnsi" w:eastAsia="黑体"/>
       <w:color w:themeColor="text1" w:val="000000"/>
     </w:rPr>
     <w:tblPr>
@@ -10749,6 +11252,7 @@
     </w:tcPr>
     <w:tblStylePr w:type="firstRow">
       <w:rPr>
+        <w:rFonts w:eastAsia="黑体"/>
         <w:b/>
         <w:bCs/>
         <w:color w:themeColor="text1" w:val="000000"/>
@@ -10760,6 +11264,7 @@
     </w:tblStylePr>
     <w:tblStylePr w:type="lastRow">
       <w:rPr>
+        <w:rFonts w:eastAsia="黑体"/>
         <w:b/>
         <w:bCs/>
         <w:color w:themeColor="text1" w:val="000000"/>
@@ -10779,6 +11284,7 @@
     </w:tblStylePr>
     <w:tblStylePr w:type="firstCol">
       <w:rPr>
+        <w:rFonts w:eastAsia="黑体"/>
         <w:b/>
         <w:bCs/>
         <w:color w:themeColor="text1" w:val="000000"/>
@@ -10798,6 +11304,7 @@
     </w:tblStylePr>
     <w:tblStylePr w:type="lastCol">
       <w:rPr>
+        <w:rFonts w:eastAsia="黑体"/>
         <w:b w:val="0"/>
         <w:bCs w:val="0"/>
         <w:color w:themeColor="text1" w:val="000000"/>
@@ -10847,7 +11354,7 @@
       <w:spacing w:after="0" w:line="240" w:lineRule="auto"/>
     </w:pPr>
     <w:rPr>
-      <w:rFonts w:asciiTheme="majorHAnsi" w:cstheme="majorBidi" w:eastAsiaTheme="majorEastAsia" w:hAnsiTheme="majorHAnsi"/>
+      <w:rFonts w:asciiTheme="majorHAnsi" w:cstheme="majorBidi" w:hAnsiTheme="majorHAnsi" w:eastAsia="黑体"/>
       <w:color w:themeColor="text1" w:val="000000"/>
     </w:rPr>
     <w:tblPr>
@@ -10874,6 +11381,7 @@
     </w:tcPr>
     <w:tblStylePr w:type="firstRow">
       <w:rPr>
+        <w:rFonts w:eastAsia="黑体"/>
         <w:b/>
         <w:bCs/>
         <w:color w:themeColor="text1" w:val="000000"/>
@@ -10885,6 +11393,7 @@
     </w:tblStylePr>
     <w:tblStylePr w:type="lastRow">
       <w:rPr>
+        <w:rFonts w:eastAsia="黑体"/>
         <w:b/>
         <w:bCs/>
         <w:color w:themeColor="text1" w:val="000000"/>
@@ -10904,6 +11413,7 @@
     </w:tblStylePr>
     <w:tblStylePr w:type="firstCol">
       <w:rPr>
+        <w:rFonts w:eastAsia="黑体"/>
         <w:b/>
         <w:bCs/>
         <w:color w:themeColor="text1" w:val="000000"/>
@@ -10923,6 +11433,7 @@
     </w:tblStylePr>
     <w:tblStylePr w:type="lastCol">
       <w:rPr>
+        <w:rFonts w:eastAsia="黑体"/>
         <w:b w:val="0"/>
         <w:bCs w:val="0"/>
         <w:color w:themeColor="text1" w:val="000000"/>
@@ -10972,7 +11483,7 @@
       <w:spacing w:after="0" w:line="240" w:lineRule="auto"/>
     </w:pPr>
     <w:rPr>
-      <w:rFonts w:asciiTheme="majorHAnsi" w:cstheme="majorBidi" w:eastAsiaTheme="majorEastAsia" w:hAnsiTheme="majorHAnsi"/>
+      <w:rFonts w:asciiTheme="majorHAnsi" w:cstheme="majorBidi" w:hAnsiTheme="majorHAnsi" w:eastAsia="黑体"/>
       <w:color w:themeColor="text1" w:val="000000"/>
     </w:rPr>
     <w:tblPr>
@@ -10999,6 +11510,7 @@
     </w:tcPr>
     <w:tblStylePr w:type="firstRow">
       <w:rPr>
+        <w:rFonts w:eastAsia="黑体"/>
         <w:b/>
         <w:bCs/>
         <w:color w:themeColor="text1" w:val="000000"/>
@@ -11010,6 +11522,7 @@
     </w:tblStylePr>
     <w:tblStylePr w:type="lastRow">
       <w:rPr>
+        <w:rFonts w:eastAsia="黑体"/>
         <w:b/>
         <w:bCs/>
         <w:color w:themeColor="text1" w:val="000000"/>
@@ -11029,6 +11542,7 @@
     </w:tblStylePr>
     <w:tblStylePr w:type="firstCol">
       <w:rPr>
+        <w:rFonts w:eastAsia="黑体"/>
         <w:b/>
         <w:bCs/>
         <w:color w:themeColor="text1" w:val="000000"/>
@@ -11048,6 +11562,7 @@
     </w:tblStylePr>
     <w:tblStylePr w:type="lastCol">
       <w:rPr>
+        <w:rFonts w:eastAsia="黑体"/>
         <w:b w:val="0"/>
         <w:bCs w:val="0"/>
         <w:color w:themeColor="text1" w:val="000000"/>
@@ -11097,7 +11612,7 @@
       <w:spacing w:after="0" w:line="240" w:lineRule="auto"/>
     </w:pPr>
     <w:rPr>
-      <w:rFonts w:asciiTheme="majorHAnsi" w:cstheme="majorBidi" w:eastAsiaTheme="majorEastAsia" w:hAnsiTheme="majorHAnsi"/>
+      <w:rFonts w:asciiTheme="majorHAnsi" w:cstheme="majorBidi" w:hAnsiTheme="majorHAnsi" w:eastAsia="黑体"/>
       <w:color w:themeColor="text1" w:val="000000"/>
     </w:rPr>
     <w:tblPr>
@@ -11124,6 +11639,7 @@
     </w:tcPr>
     <w:tblStylePr w:type="firstRow">
       <w:rPr>
+        <w:rFonts w:eastAsia="黑体"/>
         <w:b/>
         <w:bCs/>
         <w:color w:themeColor="text1" w:val="000000"/>
@@ -11135,6 +11651,7 @@
     </w:tblStylePr>
     <w:tblStylePr w:type="lastRow">
       <w:rPr>
+        <w:rFonts w:eastAsia="黑体"/>
         <w:b/>
         <w:bCs/>
         <w:color w:themeColor="text1" w:val="000000"/>
@@ -11154,6 +11671,7 @@
     </w:tblStylePr>
     <w:tblStylePr w:type="firstCol">
       <w:rPr>
+        <w:rFonts w:eastAsia="黑体"/>
         <w:b/>
         <w:bCs/>
         <w:color w:themeColor="text1" w:val="000000"/>
@@ -11173,6 +11691,7 @@
     </w:tblStylePr>
     <w:tblStylePr w:type="lastCol">
       <w:rPr>
+        <w:rFonts w:eastAsia="黑体"/>
         <w:b w:val="0"/>
         <w:bCs w:val="0"/>
         <w:color w:themeColor="text1" w:val="000000"/>
@@ -11222,7 +11741,7 @@
       <w:spacing w:after="0" w:line="240" w:lineRule="auto"/>
     </w:pPr>
     <w:rPr>
-      <w:rFonts w:asciiTheme="majorHAnsi" w:cstheme="majorBidi" w:eastAsiaTheme="majorEastAsia" w:hAnsiTheme="majorHAnsi"/>
+      <w:rFonts w:asciiTheme="majorHAnsi" w:cstheme="majorBidi" w:hAnsiTheme="majorHAnsi" w:eastAsia="黑体"/>
       <w:color w:themeColor="text1" w:val="000000"/>
     </w:rPr>
     <w:tblPr>
@@ -11249,6 +11768,7 @@
     </w:tcPr>
     <w:tblStylePr w:type="firstRow">
       <w:rPr>
+        <w:rFonts w:eastAsia="黑体"/>
         <w:b/>
         <w:bCs/>
         <w:color w:themeColor="text1" w:val="000000"/>
@@ -11260,6 +11780,7 @@
     </w:tblStylePr>
     <w:tblStylePr w:type="lastRow">
       <w:rPr>
+        <w:rFonts w:eastAsia="黑体"/>
         <w:b/>
         <w:bCs/>
         <w:color w:themeColor="text1" w:val="000000"/>
@@ -11279,6 +11800,7 @@
     </w:tblStylePr>
     <w:tblStylePr w:type="firstCol">
       <w:rPr>
+        <w:rFonts w:eastAsia="黑体"/>
         <w:b/>
         <w:bCs/>
         <w:color w:themeColor="text1" w:val="000000"/>
@@ -11298,6 +11820,7 @@
     </w:tblStylePr>
     <w:tblStylePr w:type="lastCol">
       <w:rPr>
+        <w:rFonts w:eastAsia="黑体"/>
         <w:b w:val="0"/>
         <w:bCs w:val="0"/>
         <w:color w:themeColor="text1" w:val="000000"/>
@@ -11347,7 +11870,7 @@
       <w:spacing w:after="0" w:line="240" w:lineRule="auto"/>
     </w:pPr>
     <w:rPr>
-      <w:rFonts w:asciiTheme="majorHAnsi" w:cstheme="majorBidi" w:eastAsiaTheme="majorEastAsia" w:hAnsiTheme="majorHAnsi"/>
+      <w:rFonts w:asciiTheme="majorHAnsi" w:cstheme="majorBidi" w:hAnsiTheme="majorHAnsi" w:eastAsia="黑体"/>
       <w:color w:themeColor="text1" w:val="000000"/>
     </w:rPr>
     <w:tblPr>
@@ -11374,6 +11897,7 @@
     </w:tcPr>
     <w:tblStylePr w:type="firstRow">
       <w:rPr>
+        <w:rFonts w:eastAsia="黑体"/>
         <w:b/>
         <w:bCs/>
         <w:color w:themeColor="text1" w:val="000000"/>
@@ -11385,6 +11909,7 @@
     </w:tblStylePr>
     <w:tblStylePr w:type="lastRow">
       <w:rPr>
+        <w:rFonts w:eastAsia="黑体"/>
         <w:b/>
         <w:bCs/>
         <w:color w:themeColor="text1" w:val="000000"/>
@@ -11404,6 +11929,7 @@
     </w:tblStylePr>
     <w:tblStylePr w:type="firstCol">
       <w:rPr>
+        <w:rFonts w:eastAsia="黑体"/>
         <w:b/>
         <w:bCs/>
         <w:color w:themeColor="text1" w:val="000000"/>
@@ -11423,6 +11949,7 @@
     </w:tblStylePr>
     <w:tblStylePr w:type="lastCol">
       <w:rPr>
+        <w:rFonts w:eastAsia="黑体"/>
         <w:b w:val="0"/>
         <w:bCs w:val="0"/>
         <w:color w:themeColor="text1" w:val="000000"/>
@@ -11495,6 +12022,7 @@
     </w:tcPr>
     <w:tblStylePr w:type="firstRow">
       <w:rPr>
+        <w:rFonts w:eastAsia="黑体"/>
         <w:b/>
         <w:bCs/>
         <w:i w:val="0"/>
@@ -11516,6 +12044,7 @@
     </w:tblStylePr>
     <w:tblStylePr w:type="lastRow">
       <w:rPr>
+        <w:rFonts w:eastAsia="黑体"/>
         <w:b/>
         <w:bCs/>
         <w:i w:val="0"/>
@@ -11537,6 +12066,7 @@
     </w:tblStylePr>
     <w:tblStylePr w:type="firstCol">
       <w:rPr>
+        <w:rFonts w:eastAsia="黑体"/>
         <w:b/>
         <w:bCs/>
         <w:i w:val="0"/>
@@ -11556,6 +12086,7 @@
     </w:tblStylePr>
     <w:tblStylePr w:type="lastCol">
       <w:rPr>
+        <w:rFonts w:eastAsia="黑体"/>
         <w:b/>
         <w:bCs/>
         <w:i w:val="0"/>
@@ -11636,6 +12167,7 @@
     </w:tcPr>
     <w:tblStylePr w:type="firstRow">
       <w:rPr>
+        <w:rFonts w:eastAsia="黑体"/>
         <w:b/>
         <w:bCs/>
         <w:i w:val="0"/>
@@ -11657,6 +12189,7 @@
     </w:tblStylePr>
     <w:tblStylePr w:type="lastRow">
       <w:rPr>
+        <w:rFonts w:eastAsia="黑体"/>
         <w:b/>
         <w:bCs/>
         <w:i w:val="0"/>
@@ -11678,6 +12211,7 @@
     </w:tblStylePr>
     <w:tblStylePr w:type="firstCol">
       <w:rPr>
+        <w:rFonts w:eastAsia="黑体"/>
         <w:b/>
         <w:bCs/>
         <w:i w:val="0"/>
@@ -11697,6 +12231,7 @@
     </w:tblStylePr>
     <w:tblStylePr w:type="lastCol">
       <w:rPr>
+        <w:rFonts w:eastAsia="黑体"/>
         <w:b/>
         <w:bCs/>
         <w:i w:val="0"/>
@@ -11777,6 +12312,7 @@
     </w:tcPr>
     <w:tblStylePr w:type="firstRow">
       <w:rPr>
+        <w:rFonts w:eastAsia="黑体"/>
         <w:b/>
         <w:bCs/>
         <w:i w:val="0"/>
@@ -11798,6 +12334,7 @@
     </w:tblStylePr>
     <w:tblStylePr w:type="lastRow">
       <w:rPr>
+        <w:rFonts w:eastAsia="黑体"/>
         <w:b/>
         <w:bCs/>
         <w:i w:val="0"/>
@@ -11819,6 +12356,7 @@
     </w:tblStylePr>
     <w:tblStylePr w:type="firstCol">
       <w:rPr>
+        <w:rFonts w:eastAsia="黑体"/>
         <w:b/>
         <w:bCs/>
         <w:i w:val="0"/>
@@ -11838,6 +12376,7 @@
     </w:tblStylePr>
     <w:tblStylePr w:type="lastCol">
       <w:rPr>
+        <w:rFonts w:eastAsia="黑体"/>
         <w:b/>
         <w:bCs/>
         <w:i w:val="0"/>
@@ -11918,6 +12457,7 @@
     </w:tcPr>
     <w:tblStylePr w:type="firstRow">
       <w:rPr>
+        <w:rFonts w:eastAsia="黑体"/>
         <w:b/>
         <w:bCs/>
         <w:i w:val="0"/>
@@ -11939,6 +12479,7 @@
     </w:tblStylePr>
     <w:tblStylePr w:type="lastRow">
       <w:rPr>
+        <w:rFonts w:eastAsia="黑体"/>
         <w:b/>
         <w:bCs/>
         <w:i w:val="0"/>
@@ -11960,6 +12501,7 @@
     </w:tblStylePr>
     <w:tblStylePr w:type="firstCol">
       <w:rPr>
+        <w:rFonts w:eastAsia="黑体"/>
         <w:b/>
         <w:bCs/>
         <w:i w:val="0"/>
@@ -11979,6 +12521,7 @@
     </w:tblStylePr>
     <w:tblStylePr w:type="lastCol">
       <w:rPr>
+        <w:rFonts w:eastAsia="黑体"/>
         <w:b/>
         <w:bCs/>
         <w:i w:val="0"/>
@@ -12059,6 +12602,7 @@
     </w:tcPr>
     <w:tblStylePr w:type="firstRow">
       <w:rPr>
+        <w:rFonts w:eastAsia="黑体"/>
         <w:b/>
         <w:bCs/>
         <w:i w:val="0"/>
@@ -12080,6 +12624,7 @@
     </w:tblStylePr>
     <w:tblStylePr w:type="lastRow">
       <w:rPr>
+        <w:rFonts w:eastAsia="黑体"/>
         <w:b/>
         <w:bCs/>
         <w:i w:val="0"/>
@@ -12101,6 +12646,7 @@
     </w:tblStylePr>
     <w:tblStylePr w:type="firstCol">
       <w:rPr>
+        <w:rFonts w:eastAsia="黑体"/>
         <w:b/>
         <w:bCs/>
         <w:i w:val="0"/>
@@ -12120,6 +12666,7 @@
     </w:tblStylePr>
     <w:tblStylePr w:type="lastCol">
       <w:rPr>
+        <w:rFonts w:eastAsia="黑体"/>
         <w:b/>
         <w:bCs/>
         <w:i w:val="0"/>
@@ -12200,6 +12747,7 @@
     </w:tcPr>
     <w:tblStylePr w:type="firstRow">
       <w:rPr>
+        <w:rFonts w:eastAsia="黑体"/>
         <w:b/>
         <w:bCs/>
         <w:i w:val="0"/>
@@ -12221,6 +12769,7 @@
     </w:tblStylePr>
     <w:tblStylePr w:type="lastRow">
       <w:rPr>
+        <w:rFonts w:eastAsia="黑体"/>
         <w:b/>
         <w:bCs/>
         <w:i w:val="0"/>
@@ -12242,6 +12791,7 @@
     </w:tblStylePr>
     <w:tblStylePr w:type="firstCol">
       <w:rPr>
+        <w:rFonts w:eastAsia="黑体"/>
         <w:b/>
         <w:bCs/>
         <w:i w:val="0"/>
@@ -12261,6 +12811,7 @@
     </w:tblStylePr>
     <w:tblStylePr w:type="lastCol">
       <w:rPr>
+        <w:rFonts w:eastAsia="黑体"/>
         <w:b/>
         <w:bCs/>
         <w:i w:val="0"/>
@@ -12341,6 +12892,7 @@
     </w:tcPr>
     <w:tblStylePr w:type="firstRow">
       <w:rPr>
+        <w:rFonts w:eastAsia="黑体"/>
         <w:b/>
         <w:bCs/>
         <w:i w:val="0"/>
@@ -12362,6 +12914,7 @@
     </w:tblStylePr>
     <w:tblStylePr w:type="lastRow">
       <w:rPr>
+        <w:rFonts w:eastAsia="黑体"/>
         <w:b/>
         <w:bCs/>
         <w:i w:val="0"/>
@@ -12383,6 +12936,7 @@
     </w:tblStylePr>
     <w:tblStylePr w:type="firstCol">
       <w:rPr>
+        <w:rFonts w:eastAsia="黑体"/>
         <w:b/>
         <w:bCs/>
         <w:i w:val="0"/>
@@ -12402,6 +12956,7 @@
     </w:tblStylePr>
     <w:tblStylePr w:type="lastCol">
       <w:rPr>
+        <w:rFonts w:eastAsia="黑体"/>
         <w:b/>
         <w:bCs/>
         <w:i w:val="0"/>
@@ -12459,6 +13014,7 @@
       <w:spacing w:after="0" w:line="240" w:lineRule="auto"/>
     </w:pPr>
     <w:rPr>
+      <w:rFonts w:eastAsia="黑体"/>
       <w:color w:themeColor="background1" w:val="FFFFFF"/>
     </w:rPr>
     <w:tblPr>
@@ -12477,6 +13033,7 @@
     </w:tcPr>
     <w:tblStylePr w:type="firstRow">
       <w:rPr>
+        <w:rFonts w:eastAsia="黑体"/>
         <w:b/>
         <w:bCs/>
       </w:rPr>
@@ -12573,6 +13130,7 @@
       <w:spacing w:after="0" w:line="240" w:lineRule="auto"/>
     </w:pPr>
     <w:rPr>
+      <w:rFonts w:eastAsia="黑体"/>
       <w:color w:themeColor="background1" w:val="FFFFFF"/>
     </w:rPr>
     <w:tblPr>
@@ -12591,6 +13149,7 @@
     </w:tcPr>
     <w:tblStylePr w:type="firstRow">
       <w:rPr>
+        <w:rFonts w:eastAsia="黑体"/>
         <w:b/>
         <w:bCs/>
       </w:rPr>
@@ -12687,6 +13246,7 @@
       <w:spacing w:after="0" w:line="240" w:lineRule="auto"/>
     </w:pPr>
     <w:rPr>
+      <w:rFonts w:eastAsia="黑体"/>
       <w:color w:themeColor="background1" w:val="FFFFFF"/>
     </w:rPr>
     <w:tblPr>
@@ -12705,6 +13265,7 @@
     </w:tcPr>
     <w:tblStylePr w:type="firstRow">
       <w:rPr>
+        <w:rFonts w:eastAsia="黑体"/>
         <w:b/>
         <w:bCs/>
       </w:rPr>
@@ -12801,6 +13362,7 @@
       <w:spacing w:after="0" w:line="240" w:lineRule="auto"/>
     </w:pPr>
     <w:rPr>
+      <w:rFonts w:eastAsia="黑体"/>
       <w:color w:themeColor="background1" w:val="FFFFFF"/>
     </w:rPr>
     <w:tblPr>
@@ -12819,6 +13381,7 @@
     </w:tcPr>
     <w:tblStylePr w:type="firstRow">
       <w:rPr>
+        <w:rFonts w:eastAsia="黑体"/>
         <w:b/>
         <w:bCs/>
       </w:rPr>
@@ -12915,6 +13478,7 @@
       <w:spacing w:after="0" w:line="240" w:lineRule="auto"/>
     </w:pPr>
     <w:rPr>
+      <w:rFonts w:eastAsia="黑体"/>
       <w:color w:themeColor="background1" w:val="FFFFFF"/>
     </w:rPr>
     <w:tblPr>
@@ -12933,6 +13497,7 @@
     </w:tcPr>
     <w:tblStylePr w:type="firstRow">
       <w:rPr>
+        <w:rFonts w:eastAsia="黑体"/>
         <w:b/>
         <w:bCs/>
       </w:rPr>
@@ -13029,6 +13594,7 @@
       <w:spacing w:after="0" w:line="240" w:lineRule="auto"/>
     </w:pPr>
     <w:rPr>
+      <w:rFonts w:eastAsia="黑体"/>
       <w:color w:themeColor="background1" w:val="FFFFFF"/>
     </w:rPr>
     <w:tblPr>
@@ -13047,6 +13613,7 @@
     </w:tcPr>
     <w:tblStylePr w:type="firstRow">
       <w:rPr>
+        <w:rFonts w:eastAsia="黑体"/>
         <w:b/>
         <w:bCs/>
       </w:rPr>
@@ -13143,6 +13710,7 @@
       <w:spacing w:after="0" w:line="240" w:lineRule="auto"/>
     </w:pPr>
     <w:rPr>
+      <w:rFonts w:eastAsia="黑体"/>
       <w:color w:themeColor="background1" w:val="FFFFFF"/>
     </w:rPr>
     <w:tblPr>
@@ -13161,6 +13729,7 @@
     </w:tcPr>
     <w:tblStylePr w:type="firstRow">
       <w:rPr>
+        <w:rFonts w:eastAsia="黑体"/>
         <w:b/>
         <w:bCs/>
       </w:rPr>
@@ -13257,6 +13826,7 @@
       <w:spacing w:after="0" w:line="240" w:lineRule="auto"/>
     </w:pPr>
     <w:rPr>
+      <w:rFonts w:eastAsia="黑体"/>
       <w:color w:themeColor="text1" w:val="000000"/>
     </w:rPr>
     <w:tblPr>
@@ -13283,6 +13853,7 @@
     </w:tcPr>
     <w:tblStylePr w:type="firstRow">
       <w:rPr>
+        <w:rFonts w:eastAsia="黑体"/>
         <w:b/>
         <w:bCs/>
       </w:rPr>
@@ -13301,6 +13872,7 @@
     </w:tblStylePr>
     <w:tblStylePr w:type="lastRow">
       <w:rPr>
+        <w:rFonts w:eastAsia="黑体"/>
         <w:b/>
         <w:bCs/>
         <w:color w:themeColor="background1" w:val="FFFFFF"/>
@@ -13315,6 +13887,7 @@
     </w:tblStylePr>
     <w:tblStylePr w:type="firstCol">
       <w:rPr>
+        <w:rFonts w:eastAsia="黑体"/>
         <w:color w:themeColor="background1" w:val="FFFFFF"/>
       </w:rPr>
       <w:tblPr/>
@@ -13332,6 +13905,7 @@
     </w:tblStylePr>
     <w:tblStylePr w:type="lastCol">
       <w:rPr>
+        <w:rFonts w:eastAsia="黑体"/>
         <w:color w:themeColor="background1" w:val="FFFFFF"/>
       </w:rPr>
       <w:tblPr/>
@@ -13361,11 +13935,13 @@
     </w:tblStylePr>
     <w:tblStylePr w:type="neCell">
       <w:rPr>
+        <w:rFonts w:eastAsia="黑体"/>
         <w:color w:themeColor="text1" w:val="000000"/>
       </w:rPr>
     </w:tblStylePr>
     <w:tblStylePr w:type="nwCell">
       <w:rPr>
+        <w:rFonts w:eastAsia="黑体"/>
         <w:color w:themeColor="text1" w:val="000000"/>
       </w:rPr>
     </w:tblStylePr>
@@ -13379,6 +13955,7 @@
       <w:spacing w:after="0" w:line="240" w:lineRule="auto"/>
     </w:pPr>
     <w:rPr>
+      <w:rFonts w:eastAsia="黑体"/>
       <w:color w:themeColor="text1" w:val="000000"/>
     </w:rPr>
     <w:tblPr>
@@ -13405,6 +13982,7 @@
     </w:tcPr>
     <w:tblStylePr w:type="firstRow">
       <w:rPr>
+        <w:rFonts w:eastAsia="黑体"/>
         <w:b/>
         <w:bCs/>
       </w:rPr>
@@ -13423,6 +14001,7 @@
     </w:tblStylePr>
     <w:tblStylePr w:type="lastRow">
       <w:rPr>
+        <w:rFonts w:eastAsia="黑体"/>
         <w:b/>
         <w:bCs/>
         <w:color w:themeColor="background1" w:val="FFFFFF"/>
@@ -13437,6 +14016,7 @@
     </w:tblStylePr>
     <w:tblStylePr w:type="firstCol">
       <w:rPr>
+        <w:rFonts w:eastAsia="黑体"/>
         <w:color w:themeColor="background1" w:val="FFFFFF"/>
       </w:rPr>
       <w:tblPr/>
@@ -13454,6 +14034,7 @@
     </w:tblStylePr>
     <w:tblStylePr w:type="lastCol">
       <w:rPr>
+        <w:rFonts w:eastAsia="黑体"/>
         <w:color w:themeColor="background1" w:val="FFFFFF"/>
       </w:rPr>
       <w:tblPr/>
@@ -13483,11 +14064,13 @@
     </w:tblStylePr>
     <w:tblStylePr w:type="neCell">
       <w:rPr>
+        <w:rFonts w:eastAsia="黑体"/>
         <w:color w:themeColor="text1" w:val="000000"/>
       </w:rPr>
     </w:tblStylePr>
     <w:tblStylePr w:type="nwCell">
       <w:rPr>
+        <w:rFonts w:eastAsia="黑体"/>
         <w:color w:themeColor="text1" w:val="000000"/>
       </w:rPr>
     </w:tblStylePr>
@@ -13501,6 +14084,7 @@
       <w:spacing w:after="0" w:line="240" w:lineRule="auto"/>
     </w:pPr>
     <w:rPr>
+      <w:rFonts w:eastAsia="黑体"/>
       <w:color w:themeColor="text1" w:val="000000"/>
     </w:rPr>
     <w:tblPr>
@@ -13527,6 +14111,7 @@
     </w:tcPr>
     <w:tblStylePr w:type="firstRow">
       <w:rPr>
+        <w:rFonts w:eastAsia="黑体"/>
         <w:b/>
         <w:bCs/>
       </w:rPr>
@@ -13545,6 +14130,7 @@
     </w:tblStylePr>
     <w:tblStylePr w:type="lastRow">
       <w:rPr>
+        <w:rFonts w:eastAsia="黑体"/>
         <w:b/>
         <w:bCs/>
         <w:color w:themeColor="background1" w:val="FFFFFF"/>
@@ -13559,6 +14145,7 @@
     </w:tblStylePr>
     <w:tblStylePr w:type="firstCol">
       <w:rPr>
+        <w:rFonts w:eastAsia="黑体"/>
         <w:color w:themeColor="background1" w:val="FFFFFF"/>
       </w:rPr>
       <w:tblPr/>
@@ -13576,6 +14163,7 @@
     </w:tblStylePr>
     <w:tblStylePr w:type="lastCol">
       <w:rPr>
+        <w:rFonts w:eastAsia="黑体"/>
         <w:color w:themeColor="background1" w:val="FFFFFF"/>
       </w:rPr>
       <w:tblPr/>
@@ -13605,11 +14193,13 @@
     </w:tblStylePr>
     <w:tblStylePr w:type="neCell">
       <w:rPr>
+        <w:rFonts w:eastAsia="黑体"/>
         <w:color w:themeColor="text1" w:val="000000"/>
       </w:rPr>
     </w:tblStylePr>
     <w:tblStylePr w:type="nwCell">
       <w:rPr>
+        <w:rFonts w:eastAsia="黑体"/>
         <w:color w:themeColor="text1" w:val="000000"/>
       </w:rPr>
     </w:tblStylePr>
@@ -13623,6 +14213,7 @@
       <w:spacing w:after="0" w:line="240" w:lineRule="auto"/>
     </w:pPr>
     <w:rPr>
+      <w:rFonts w:eastAsia="黑体"/>
       <w:color w:themeColor="text1" w:val="000000"/>
     </w:rPr>
     <w:tblPr>
@@ -13649,6 +14240,7 @@
     </w:tcPr>
     <w:tblStylePr w:type="firstRow">
       <w:rPr>
+        <w:rFonts w:eastAsia="黑体"/>
         <w:b/>
         <w:bCs/>
       </w:rPr>
@@ -13667,6 +14259,7 @@
     </w:tblStylePr>
     <w:tblStylePr w:type="lastRow">
       <w:rPr>
+        <w:rFonts w:eastAsia="黑体"/>
         <w:b/>
         <w:bCs/>
         <w:color w:themeColor="background1" w:val="FFFFFF"/>
@@ -13681,6 +14274,7 @@
     </w:tblStylePr>
     <w:tblStylePr w:type="firstCol">
       <w:rPr>
+        <w:rFonts w:eastAsia="黑体"/>
         <w:color w:themeColor="background1" w:val="FFFFFF"/>
       </w:rPr>
       <w:tblPr/>
@@ -13698,6 +14292,7 @@
     </w:tblStylePr>
     <w:tblStylePr w:type="lastCol">
       <w:rPr>
+        <w:rFonts w:eastAsia="黑体"/>
         <w:color w:themeColor="background1" w:val="FFFFFF"/>
       </w:rPr>
       <w:tblPr/>
@@ -13735,6 +14330,7 @@
       <w:spacing w:after="0" w:line="240" w:lineRule="auto"/>
     </w:pPr>
     <w:rPr>
+      <w:rFonts w:eastAsia="黑体"/>
       <w:color w:themeColor="text1" w:val="000000"/>
     </w:rPr>
     <w:tblPr>
@@ -13761,6 +14357,7 @@
     </w:tcPr>
     <w:tblStylePr w:type="firstRow">
       <w:rPr>
+        <w:rFonts w:eastAsia="黑体"/>
         <w:b/>
         <w:bCs/>
       </w:rPr>
@@ -13779,6 +14376,7 @@
     </w:tblStylePr>
     <w:tblStylePr w:type="lastRow">
       <w:rPr>
+        <w:rFonts w:eastAsia="黑体"/>
         <w:b/>
         <w:bCs/>
         <w:color w:themeColor="background1" w:val="FFFFFF"/>
@@ -13793,6 +14391,7 @@
     </w:tblStylePr>
     <w:tblStylePr w:type="firstCol">
       <w:rPr>
+        <w:rFonts w:eastAsia="黑体"/>
         <w:color w:themeColor="background1" w:val="FFFFFF"/>
       </w:rPr>
       <w:tblPr/>
@@ -13810,6 +14409,7 @@
     </w:tblStylePr>
     <w:tblStylePr w:type="lastCol">
       <w:rPr>
+        <w:rFonts w:eastAsia="黑体"/>
         <w:color w:themeColor="background1" w:val="FFFFFF"/>
       </w:rPr>
       <w:tblPr/>
@@ -13839,11 +14439,13 @@
     </w:tblStylePr>
     <w:tblStylePr w:type="neCell">
       <w:rPr>
+        <w:rFonts w:eastAsia="黑体"/>
         <w:color w:themeColor="text1" w:val="000000"/>
       </w:rPr>
     </w:tblStylePr>
     <w:tblStylePr w:type="nwCell">
       <w:rPr>
+        <w:rFonts w:eastAsia="黑体"/>
         <w:color w:themeColor="text1" w:val="000000"/>
       </w:rPr>
     </w:tblStylePr>
@@ -13857,6 +14459,7 @@
       <w:spacing w:after="0" w:line="240" w:lineRule="auto"/>
     </w:pPr>
     <w:rPr>
+      <w:rFonts w:eastAsia="黑体"/>
       <w:color w:themeColor="text1" w:val="000000"/>
     </w:rPr>
     <w:tblPr>
@@ -13883,6 +14486,7 @@
     </w:tcPr>
     <w:tblStylePr w:type="firstRow">
       <w:rPr>
+        <w:rFonts w:eastAsia="黑体"/>
         <w:b/>
         <w:bCs/>
       </w:rPr>
@@ -13901,6 +14505,7 @@
     </w:tblStylePr>
     <w:tblStylePr w:type="lastRow">
       <w:rPr>
+        <w:rFonts w:eastAsia="黑体"/>
         <w:b/>
         <w:bCs/>
         <w:color w:themeColor="background1" w:val="FFFFFF"/>
@@ -13915,6 +14520,7 @@
     </w:tblStylePr>
     <w:tblStylePr w:type="firstCol">
       <w:rPr>
+        <w:rFonts w:eastAsia="黑体"/>
         <w:color w:themeColor="background1" w:val="FFFFFF"/>
       </w:rPr>
       <w:tblPr/>
@@ -13932,6 +14538,7 @@
     </w:tblStylePr>
     <w:tblStylePr w:type="lastCol">
       <w:rPr>
+        <w:rFonts w:eastAsia="黑体"/>
         <w:color w:themeColor="background1" w:val="FFFFFF"/>
       </w:rPr>
       <w:tblPr/>
@@ -13961,11 +14568,13 @@
     </w:tblStylePr>
     <w:tblStylePr w:type="neCell">
       <w:rPr>
+        <w:rFonts w:eastAsia="黑体"/>
         <w:color w:themeColor="text1" w:val="000000"/>
       </w:rPr>
     </w:tblStylePr>
     <w:tblStylePr w:type="nwCell">
       <w:rPr>
+        <w:rFonts w:eastAsia="黑体"/>
         <w:color w:themeColor="text1" w:val="000000"/>
       </w:rPr>
     </w:tblStylePr>
@@ -13979,6 +14588,7 @@
       <w:spacing w:after="0" w:line="240" w:lineRule="auto"/>
     </w:pPr>
     <w:rPr>
+      <w:rFonts w:eastAsia="黑体"/>
       <w:color w:themeColor="text1" w:val="000000"/>
     </w:rPr>
     <w:tblPr>
@@ -14005,6 +14615,7 @@
     </w:tcPr>
     <w:tblStylePr w:type="firstRow">
       <w:rPr>
+        <w:rFonts w:eastAsia="黑体"/>
         <w:b/>
         <w:bCs/>
       </w:rPr>
@@ -14023,6 +14634,7 @@
     </w:tblStylePr>
     <w:tblStylePr w:type="lastRow">
       <w:rPr>
+        <w:rFonts w:eastAsia="黑体"/>
         <w:b/>
         <w:bCs/>
         <w:color w:themeColor="background1" w:val="FFFFFF"/>
@@ -14037,6 +14649,7 @@
     </w:tblStylePr>
     <w:tblStylePr w:type="firstCol">
       <w:rPr>
+        <w:rFonts w:eastAsia="黑体"/>
         <w:color w:themeColor="background1" w:val="FFFFFF"/>
       </w:rPr>
       <w:tblPr/>
@@ -14054,6 +14667,7 @@
     </w:tblStylePr>
     <w:tblStylePr w:type="lastCol">
       <w:rPr>
+        <w:rFonts w:eastAsia="黑体"/>
         <w:color w:themeColor="background1" w:val="FFFFFF"/>
       </w:rPr>
       <w:tblPr/>
@@ -14083,11 +14697,13 @@
     </w:tblStylePr>
     <w:tblStylePr w:type="neCell">
       <w:rPr>
+        <w:rFonts w:eastAsia="黑体"/>
         <w:color w:themeColor="text1" w:val="000000"/>
       </w:rPr>
     </w:tblStylePr>
     <w:tblStylePr w:type="nwCell">
       <w:rPr>
+        <w:rFonts w:eastAsia="黑体"/>
         <w:color w:themeColor="text1" w:val="000000"/>
       </w:rPr>
     </w:tblStylePr>
@@ -14101,6 +14717,7 @@
       <w:spacing w:after="0" w:line="240" w:lineRule="auto"/>
     </w:pPr>
     <w:rPr>
+      <w:rFonts w:eastAsia="黑体"/>
       <w:color w:themeColor="text1" w:val="000000"/>
     </w:rPr>
     <w:tblPr>
@@ -14119,6 +14736,7 @@
     </w:tcPr>
     <w:tblStylePr w:type="firstRow">
       <w:rPr>
+        <w:rFonts w:eastAsia="黑体"/>
         <w:b/>
         <w:bCs/>
         <w:color w:themeColor="background1" w:val="FFFFFF"/>
@@ -14133,6 +14751,7 @@
     </w:tblStylePr>
     <w:tblStylePr w:type="lastRow">
       <w:rPr>
+        <w:rFonts w:eastAsia="黑体"/>
         <w:b/>
         <w:bCs/>
         <w:color w:themeColor="accent2" w:themeShade="CC" w:val="9E3A38"/>
@@ -14147,12 +14766,14 @@
     </w:tblStylePr>
     <w:tblStylePr w:type="firstCol">
       <w:rPr>
+        <w:rFonts w:eastAsia="黑体"/>
         <w:b/>
         <w:bCs/>
       </w:rPr>
     </w:tblStylePr>
     <w:tblStylePr w:type="lastCol">
       <w:rPr>
+        <w:rFonts w:eastAsia="黑体"/>
         <w:b/>
         <w:bCs/>
       </w:rPr>
@@ -14187,6 +14808,7 @@
       <w:spacing w:after="0" w:line="240" w:lineRule="auto"/>
     </w:pPr>
     <w:rPr>
+      <w:rFonts w:eastAsia="黑体"/>
       <w:color w:themeColor="text1" w:val="000000"/>
     </w:rPr>
     <w:tblPr>
@@ -14205,6 +14827,7 @@
     </w:tcPr>
     <w:tblStylePr w:type="firstRow">
       <w:rPr>
+        <w:rFonts w:eastAsia="黑体"/>
         <w:b/>
         <w:bCs/>
         <w:color w:themeColor="background1" w:val="FFFFFF"/>
@@ -14219,6 +14842,7 @@
     </w:tblStylePr>
     <w:tblStylePr w:type="lastRow">
       <w:rPr>
+        <w:rFonts w:eastAsia="黑体"/>
         <w:b/>
         <w:bCs/>
         <w:color w:themeColor="accent2" w:themeShade="CC" w:val="9E3A38"/>
@@ -14233,12 +14857,14 @@
     </w:tblStylePr>
     <w:tblStylePr w:type="firstCol">
       <w:rPr>
+        <w:rFonts w:eastAsia="黑体"/>
         <w:b/>
         <w:bCs/>
       </w:rPr>
     </w:tblStylePr>
     <w:tblStylePr w:type="lastCol">
       <w:rPr>
+        <w:rFonts w:eastAsia="黑体"/>
         <w:b/>
         <w:bCs/>
       </w:rPr>
@@ -14273,6 +14899,7 @@
       <w:spacing w:after="0" w:line="240" w:lineRule="auto"/>
     </w:pPr>
     <w:rPr>
+      <w:rFonts w:eastAsia="黑体"/>
       <w:color w:themeColor="text1" w:val="000000"/>
     </w:rPr>
     <w:tblPr>
@@ -14291,6 +14918,7 @@
     </w:tcPr>
     <w:tblStylePr w:type="firstRow">
       <w:rPr>
+        <w:rFonts w:eastAsia="黑体"/>
         <w:b/>
         <w:bCs/>
         <w:color w:themeColor="background1" w:val="FFFFFF"/>
@@ -14305,6 +14933,7 @@
     </w:tblStylePr>
     <w:tblStylePr w:type="lastRow">
       <w:rPr>
+        <w:rFonts w:eastAsia="黑体"/>
         <w:b/>
         <w:bCs/>
         <w:color w:themeColor="accent2" w:themeShade="CC" w:val="9E3A38"/>
@@ -14319,12 +14948,14 @@
     </w:tblStylePr>
     <w:tblStylePr w:type="firstCol">
       <w:rPr>
+        <w:rFonts w:eastAsia="黑体"/>
         <w:b/>
         <w:bCs/>
       </w:rPr>
     </w:tblStylePr>
     <w:tblStylePr w:type="lastCol">
       <w:rPr>
+        <w:rFonts w:eastAsia="黑体"/>
         <w:b/>
         <w:bCs/>
       </w:rPr>
@@ -14359,6 +14990,7 @@
       <w:spacing w:after="0" w:line="240" w:lineRule="auto"/>
     </w:pPr>
     <w:rPr>
+      <w:rFonts w:eastAsia="黑体"/>
       <w:color w:themeColor="text1" w:val="000000"/>
     </w:rPr>
     <w:tblPr>
@@ -14377,6 +15009,7 @@
     </w:tcPr>
     <w:tblStylePr w:type="firstRow">
       <w:rPr>
+        <w:rFonts w:eastAsia="黑体"/>
         <w:b/>
         <w:bCs/>
         <w:color w:themeColor="background1" w:val="FFFFFF"/>
@@ -14391,6 +15024,7 @@
     </w:tblStylePr>
     <w:tblStylePr w:type="lastRow">
       <w:rPr>
+        <w:rFonts w:eastAsia="黑体"/>
         <w:b/>
         <w:bCs/>
         <w:color w:themeColor="accent4" w:themeShade="CC" w:val="664E82"/>
@@ -14405,12 +15039,14 @@
     </w:tblStylePr>
     <w:tblStylePr w:type="firstCol">
       <w:rPr>
+        <w:rFonts w:eastAsia="黑体"/>
         <w:b/>
         <w:bCs/>
       </w:rPr>
     </w:tblStylePr>
     <w:tblStylePr w:type="lastCol">
       <w:rPr>
+        <w:rFonts w:eastAsia="黑体"/>
         <w:b/>
         <w:bCs/>
       </w:rPr>
@@ -14445,6 +15081,7 @@
       <w:spacing w:after="0" w:line="240" w:lineRule="auto"/>
     </w:pPr>
     <w:rPr>
+      <w:rFonts w:eastAsia="黑体"/>
       <w:color w:themeColor="text1" w:val="000000"/>
     </w:rPr>
     <w:tblPr>
@@ -14463,6 +15100,7 @@
     </w:tcPr>
     <w:tblStylePr w:type="firstRow">
       <w:rPr>
+        <w:rFonts w:eastAsia="黑体"/>
         <w:b/>
         <w:bCs/>
         <w:color w:themeColor="background1" w:val="FFFFFF"/>
@@ -14477,6 +15115,7 @@
     </w:tblStylePr>
     <w:tblStylePr w:type="lastRow">
       <w:rPr>
+        <w:rFonts w:eastAsia="黑体"/>
         <w:b/>
         <w:bCs/>
         <w:color w:themeColor="accent3" w:themeShade="CC" w:val="7E9C40"/>
@@ -14491,12 +15130,14 @@
     </w:tblStylePr>
     <w:tblStylePr w:type="firstCol">
       <w:rPr>
+        <w:rFonts w:eastAsia="黑体"/>
         <w:b/>
         <w:bCs/>
       </w:rPr>
     </w:tblStylePr>
     <w:tblStylePr w:type="lastCol">
       <w:rPr>
+        <w:rFonts w:eastAsia="黑体"/>
         <w:b/>
         <w:bCs/>
       </w:rPr>
@@ -14531,6 +15172,7 @@
       <w:spacing w:after="0" w:line="240" w:lineRule="auto"/>
     </w:pPr>
     <w:rPr>
+      <w:rFonts w:eastAsia="黑体"/>
       <w:color w:themeColor="text1" w:val="000000"/>
     </w:rPr>
     <w:tblPr>
@@ -14549,6 +15191,7 @@
     </w:tcPr>
     <w:tblStylePr w:type="firstRow">
       <w:rPr>
+        <w:rFonts w:eastAsia="黑体"/>
         <w:b/>
         <w:bCs/>
         <w:color w:themeColor="background1" w:val="FFFFFF"/>
@@ -14563,6 +15206,7 @@
     </w:tblStylePr>
     <w:tblStylePr w:type="lastRow">
       <w:rPr>
+        <w:rFonts w:eastAsia="黑体"/>
         <w:b/>
         <w:bCs/>
         <w:color w:themeColor="accent6" w:themeShade="CC" w:val="F2730A"/>
@@ -14577,12 +15221,14 @@
     </w:tblStylePr>
     <w:tblStylePr w:type="firstCol">
       <w:rPr>
+        <w:rFonts w:eastAsia="黑体"/>
         <w:b/>
         <w:bCs/>
       </w:rPr>
     </w:tblStylePr>
     <w:tblStylePr w:type="lastCol">
       <w:rPr>
+        <w:rFonts w:eastAsia="黑体"/>
         <w:b/>
         <w:bCs/>
       </w:rPr>
@@ -14617,6 +15263,7 @@
       <w:spacing w:after="0" w:line="240" w:lineRule="auto"/>
     </w:pPr>
     <w:rPr>
+      <w:rFonts w:eastAsia="黑体"/>
       <w:color w:themeColor="text1" w:val="000000"/>
     </w:rPr>
     <w:tblPr>
@@ -14635,6 +15282,7 @@
     </w:tcPr>
     <w:tblStylePr w:type="firstRow">
       <w:rPr>
+        <w:rFonts w:eastAsia="黑体"/>
         <w:b/>
         <w:bCs/>
         <w:color w:themeColor="background1" w:val="FFFFFF"/>
@@ -14649,6 +15297,7 @@
     </w:tblStylePr>
     <w:tblStylePr w:type="lastRow">
       <w:rPr>
+        <w:rFonts w:eastAsia="黑体"/>
         <w:b/>
         <w:bCs/>
         <w:color w:themeColor="accent5" w:themeShade="CC" w:val="348DA5"/>
@@ -14663,12 +15312,14 @@
     </w:tblStylePr>
     <w:tblStylePr w:type="firstCol">
       <w:rPr>
+        <w:rFonts w:eastAsia="黑体"/>
         <w:b/>
         <w:bCs/>
       </w:rPr>
     </w:tblStylePr>
     <w:tblStylePr w:type="lastCol">
       <w:rPr>
+        <w:rFonts w:eastAsia="黑体"/>
         <w:b/>
         <w:bCs/>
       </w:rPr>
@@ -14703,6 +15354,7 @@
       <w:spacing w:after="0" w:line="240" w:lineRule="auto"/>
     </w:pPr>
     <w:rPr>
+      <w:rFonts w:eastAsia="黑体"/>
       <w:color w:themeColor="text1" w:val="000000"/>
     </w:rPr>
     <w:tblPr>
@@ -14724,6 +15376,7 @@
     </w:tcPr>
     <w:tblStylePr w:type="firstRow">
       <w:rPr>
+        <w:rFonts w:eastAsia="黑体"/>
         <w:b/>
         <w:bCs/>
       </w:rPr>
@@ -14734,6 +15387,7 @@
     </w:tblStylePr>
     <w:tblStylePr w:type="lastRow">
       <w:rPr>
+        <w:rFonts w:eastAsia="黑体"/>
         <w:b/>
         <w:bCs/>
         <w:color w:themeColor="text1" w:val="000000"/>
@@ -14745,6 +15399,7 @@
     </w:tblStylePr>
     <w:tblStylePr w:type="firstCol">
       <w:rPr>
+        <w:rFonts w:eastAsia="黑体"/>
         <w:color w:themeColor="background1" w:val="FFFFFF"/>
       </w:rPr>
       <w:tblPr/>
@@ -14754,6 +15409,7 @@
     </w:tblStylePr>
     <w:tblStylePr w:type="lastCol">
       <w:rPr>
+        <w:rFonts w:eastAsia="黑体"/>
         <w:color w:themeColor="background1" w:val="FFFFFF"/>
       </w:rPr>
       <w:tblPr/>
@@ -14783,6 +15439,7 @@
       <w:spacing w:after="0" w:line="240" w:lineRule="auto"/>
     </w:pPr>
     <w:rPr>
+      <w:rFonts w:eastAsia="黑体"/>
       <w:color w:themeColor="text1" w:val="000000"/>
     </w:rPr>
     <w:tblPr>
@@ -14804,6 +15461,7 @@
     </w:tcPr>
     <w:tblStylePr w:type="firstRow">
       <w:rPr>
+        <w:rFonts w:eastAsia="黑体"/>
         <w:b/>
         <w:bCs/>
       </w:rPr>
@@ -14814,6 +15472,7 @@
     </w:tblStylePr>
     <w:tblStylePr w:type="lastRow">
       <w:rPr>
+        <w:rFonts w:eastAsia="黑体"/>
         <w:b/>
         <w:bCs/>
         <w:color w:themeColor="text1" w:val="000000"/>
@@ -14825,6 +15484,7 @@
     </w:tblStylePr>
     <w:tblStylePr w:type="firstCol">
       <w:rPr>
+        <w:rFonts w:eastAsia="黑体"/>
         <w:color w:themeColor="background1" w:val="FFFFFF"/>
       </w:rPr>
       <w:tblPr/>
@@ -14834,6 +15494,7 @@
     </w:tblStylePr>
     <w:tblStylePr w:type="lastCol">
       <w:rPr>
+        <w:rFonts w:eastAsia="黑体"/>
         <w:color w:themeColor="background1" w:val="FFFFFF"/>
       </w:rPr>
       <w:tblPr/>
@@ -14863,6 +15524,7 @@
       <w:spacing w:after="0" w:line="240" w:lineRule="auto"/>
     </w:pPr>
     <w:rPr>
+      <w:rFonts w:eastAsia="黑体"/>
       <w:color w:themeColor="text1" w:val="000000"/>
     </w:rPr>
     <w:tblPr>
@@ -14884,6 +15546,7 @@
     </w:tcPr>
     <w:tblStylePr w:type="firstRow">
       <w:rPr>
+        <w:rFonts w:eastAsia="黑体"/>
         <w:b/>
         <w:bCs/>
       </w:rPr>
@@ -14894,6 +15557,7 @@
     </w:tblStylePr>
     <w:tblStylePr w:type="lastRow">
       <w:rPr>
+        <w:rFonts w:eastAsia="黑体"/>
         <w:b/>
         <w:bCs/>
         <w:color w:themeColor="text1" w:val="000000"/>
@@ -14905,6 +15569,7 @@
     </w:tblStylePr>
     <w:tblStylePr w:type="firstCol">
       <w:rPr>
+        <w:rFonts w:eastAsia="黑体"/>
         <w:color w:themeColor="background1" w:val="FFFFFF"/>
       </w:rPr>
       <w:tblPr/>
@@ -14914,6 +15579,7 @@
     </w:tblStylePr>
     <w:tblStylePr w:type="lastCol">
       <w:rPr>
+        <w:rFonts w:eastAsia="黑体"/>
         <w:color w:themeColor="background1" w:val="FFFFFF"/>
       </w:rPr>
       <w:tblPr/>
@@ -14943,6 +15609,7 @@
       <w:spacing w:after="0" w:line="240" w:lineRule="auto"/>
     </w:pPr>
     <w:rPr>
+      <w:rFonts w:eastAsia="黑体"/>
       <w:color w:themeColor="text1" w:val="000000"/>
     </w:rPr>
     <w:tblPr>
@@ -14964,6 +15631,7 @@
     </w:tcPr>
     <w:tblStylePr w:type="firstRow">
       <w:rPr>
+        <w:rFonts w:eastAsia="黑体"/>
         <w:b/>
         <w:bCs/>
       </w:rPr>
@@ -14974,6 +15642,7 @@
     </w:tblStylePr>
     <w:tblStylePr w:type="lastRow">
       <w:rPr>
+        <w:rFonts w:eastAsia="黑体"/>
         <w:b/>
         <w:bCs/>
         <w:color w:themeColor="text1" w:val="000000"/>
@@ -14985,6 +15654,7 @@
     </w:tblStylePr>
     <w:tblStylePr w:type="firstCol">
       <w:rPr>
+        <w:rFonts w:eastAsia="黑体"/>
         <w:color w:themeColor="background1" w:val="FFFFFF"/>
       </w:rPr>
       <w:tblPr/>
@@ -14994,6 +15664,7 @@
     </w:tblStylePr>
     <w:tblStylePr w:type="lastCol">
       <w:rPr>
+        <w:rFonts w:eastAsia="黑体"/>
         <w:color w:themeColor="background1" w:val="FFFFFF"/>
       </w:rPr>
       <w:tblPr/>
@@ -15023,6 +15694,7 @@
       <w:spacing w:after="0" w:line="240" w:lineRule="auto"/>
     </w:pPr>
     <w:rPr>
+      <w:rFonts w:eastAsia="黑体"/>
       <w:color w:themeColor="text1" w:val="000000"/>
     </w:rPr>
     <w:tblPr>
@@ -15044,6 +15716,7 @@
     </w:tcPr>
     <w:tblStylePr w:type="firstRow">
       <w:rPr>
+        <w:rFonts w:eastAsia="黑体"/>
         <w:b/>
         <w:bCs/>
       </w:rPr>
@@ -15054,6 +15727,7 @@
     </w:tblStylePr>
     <w:tblStylePr w:type="lastRow">
       <w:rPr>
+        <w:rFonts w:eastAsia="黑体"/>
         <w:b/>
         <w:bCs/>
         <w:color w:themeColor="text1" w:val="000000"/>
@@ -15065,6 +15739,7 @@
     </w:tblStylePr>
     <w:tblStylePr w:type="firstCol">
       <w:rPr>
+        <w:rFonts w:eastAsia="黑体"/>
         <w:color w:themeColor="background1" w:val="FFFFFF"/>
       </w:rPr>
       <w:tblPr/>
@@ -15074,6 +15749,7 @@
     </w:tblStylePr>
     <w:tblStylePr w:type="lastCol">
       <w:rPr>
+        <w:rFonts w:eastAsia="黑体"/>
         <w:color w:themeColor="background1" w:val="FFFFFF"/>
       </w:rPr>
       <w:tblPr/>
@@ -15103,6 +15779,7 @@
       <w:spacing w:after="0" w:line="240" w:lineRule="auto"/>
     </w:pPr>
     <w:rPr>
+      <w:rFonts w:eastAsia="黑体"/>
       <w:color w:themeColor="text1" w:val="000000"/>
     </w:rPr>
     <w:tblPr>
@@ -15124,6 +15801,7 @@
     </w:tcPr>
     <w:tblStylePr w:type="firstRow">
       <w:rPr>
+        <w:rFonts w:eastAsia="黑体"/>
         <w:b/>
         <w:bCs/>
       </w:rPr>
@@ -15134,6 +15812,7 @@
     </w:tblStylePr>
     <w:tblStylePr w:type="lastRow">
       <w:rPr>
+        <w:rFonts w:eastAsia="黑体"/>
         <w:b/>
         <w:bCs/>
         <w:color w:themeColor="text1" w:val="000000"/>
@@ -15145,6 +15824,7 @@
     </w:tblStylePr>
     <w:tblStylePr w:type="firstCol">
       <w:rPr>
+        <w:rFonts w:eastAsia="黑体"/>
         <w:color w:themeColor="background1" w:val="FFFFFF"/>
       </w:rPr>
       <w:tblPr/>
@@ -15154,6 +15834,7 @@
     </w:tblStylePr>
     <w:tblStylePr w:type="lastCol">
       <w:rPr>
+        <w:rFonts w:eastAsia="黑体"/>
         <w:color w:themeColor="background1" w:val="FFFFFF"/>
       </w:rPr>
       <w:tblPr/>
@@ -15183,6 +15864,7 @@
       <w:spacing w:after="0" w:line="240" w:lineRule="auto"/>
     </w:pPr>
     <w:rPr>
+      <w:rFonts w:eastAsia="黑体"/>
       <w:color w:themeColor="text1" w:val="000000"/>
     </w:rPr>
     <w:tblPr>
@@ -15204,6 +15886,7 @@
     </w:tcPr>
     <w:tblStylePr w:type="firstRow">
       <w:rPr>
+        <w:rFonts w:eastAsia="黑体"/>
         <w:b/>
         <w:bCs/>
       </w:rPr>
@@ -15214,6 +15897,7 @@
     </w:tblStylePr>
     <w:tblStylePr w:type="lastRow">
       <w:rPr>
+        <w:rFonts w:eastAsia="黑体"/>
         <w:b/>
         <w:bCs/>
         <w:color w:themeColor="text1" w:val="000000"/>
@@ -15225,6 +15909,7 @@
     </w:tblStylePr>
     <w:tblStylePr w:type="firstCol">
       <w:rPr>
+        <w:rFonts w:eastAsia="黑体"/>
         <w:color w:themeColor="background1" w:val="FFFFFF"/>
       </w:rPr>
       <w:tblPr/>
@@ -15234,6 +15919,7 @@
     </w:tblStylePr>
     <w:tblStylePr w:type="lastCol">
       <w:rPr>
+        <w:rFonts w:eastAsia="黑体"/>
         <w:color w:themeColor="background1" w:val="FFFFFF"/>
       </w:rPr>
       <w:tblPr/>
@@ -15266,6 +15952,7 @@
     <w:name w:val="KeywordTok"/>
     <w:basedOn w:val="VerbatimChar"/>
     <w:rPr>
+      <w:rFonts w:eastAsia="黑体"/>
       <w:b/>
       <w:color w:val="007020"/>
     </w:rPr>
@@ -15274,6 +15961,7 @@
     <w:name w:val="DataTypeTok"/>
     <w:basedOn w:val="VerbatimChar"/>
     <w:rPr>
+      <w:rFonts w:eastAsia="黑体"/>
       <w:color w:val="902000"/>
     </w:rPr>
   </w:style>
@@ -15281,6 +15969,7 @@
     <w:name w:val="DecValTok"/>
     <w:basedOn w:val="VerbatimChar"/>
     <w:rPr>
+      <w:rFonts w:eastAsia="黑体"/>
       <w:color w:val="40a070"/>
     </w:rPr>
   </w:style>
@@ -15288,6 +15977,7 @@
     <w:name w:val="BaseNTok"/>
     <w:basedOn w:val="VerbatimChar"/>
     <w:rPr>
+      <w:rFonts w:eastAsia="黑体"/>
       <w:color w:val="40a070"/>
     </w:rPr>
   </w:style>
@@ -15295,6 +15985,7 @@
     <w:name w:val="FloatTok"/>
     <w:basedOn w:val="VerbatimChar"/>
     <w:rPr>
+      <w:rFonts w:eastAsia="黑体"/>
       <w:color w:val="40a070"/>
     </w:rPr>
   </w:style>
@@ -15302,6 +15993,7 @@
     <w:name w:val="ConstantTok"/>
     <w:basedOn w:val="VerbatimChar"/>
     <w:rPr>
+      <w:rFonts w:eastAsia="黑体"/>
       <w:color w:val="880000"/>
     </w:rPr>
   </w:style>
@@ -15309,6 +16001,7 @@
     <w:name w:val="CharTok"/>
     <w:basedOn w:val="VerbatimChar"/>
     <w:rPr>
+      <w:rFonts w:eastAsia="黑体"/>
       <w:color w:val="4070a0"/>
     </w:rPr>
   </w:style>
@@ -15316,6 +16009,7 @@
     <w:name w:val="SpecialCharTok"/>
     <w:basedOn w:val="VerbatimChar"/>
     <w:rPr>
+      <w:rFonts w:eastAsia="黑体"/>
       <w:color w:val="4070a0"/>
     </w:rPr>
   </w:style>
@@ -15323,6 +16017,7 @@
     <w:name w:val="StringTok"/>
     <w:basedOn w:val="VerbatimChar"/>
     <w:rPr>
+      <w:rFonts w:eastAsia="黑体"/>
       <w:color w:val="4070a0"/>
     </w:rPr>
   </w:style>
@@ -15330,6 +16025,7 @@
     <w:name w:val="VerbatimStringTok"/>
     <w:basedOn w:val="VerbatimChar"/>
     <w:rPr>
+      <w:rFonts w:eastAsia="黑体"/>
       <w:color w:val="4070a0"/>
     </w:rPr>
   </w:style>
@@ -15337,6 +16033,7 @@
     <w:name w:val="SpecialStringTok"/>
     <w:basedOn w:val="VerbatimChar"/>
     <w:rPr>
+      <w:rFonts w:eastAsia="黑体"/>
       <w:color w:val="bb6688"/>
     </w:rPr>
   </w:style>
@@ -15344,6 +16041,7 @@
     <w:name w:val="ImportTok"/>
     <w:basedOn w:val="VerbatimChar"/>
     <w:rPr>
+      <w:rFonts w:eastAsia="黑体"/>
       <w:b/>
       <w:color w:val="008000"/>
     </w:rPr>
@@ -15352,6 +16050,7 @@
     <w:name w:val="CommentTok"/>
     <w:basedOn w:val="VerbatimChar"/>
     <w:rPr>
+      <w:rFonts w:eastAsia="黑体"/>
       <w:i/>
       <w:color w:val="60a0b0"/>
     </w:rPr>
@@ -15360,6 +16059,7 @@
     <w:name w:val="DocumentationTok"/>
     <w:basedOn w:val="VerbatimChar"/>
     <w:rPr>
+      <w:rFonts w:eastAsia="黑体"/>
       <w:i/>
       <w:color w:val="ba2121"/>
     </w:rPr>
@@ -15368,6 +16068,7 @@
     <w:name w:val="AnnotationTok"/>
     <w:basedOn w:val="VerbatimChar"/>
     <w:rPr>
+      <w:rFonts w:eastAsia="黑体"/>
       <w:b/>
       <w:i/>
       <w:color w:val="60a0b0"/>
@@ -15377,6 +16078,7 @@
     <w:name w:val="CommentVarTok"/>
     <w:basedOn w:val="VerbatimChar"/>
     <w:rPr>
+      <w:rFonts w:eastAsia="黑体"/>
       <w:b/>
       <w:i/>
       <w:color w:val="60a0b0"/>
@@ -15386,6 +16088,7 @@
     <w:name w:val="OtherTok"/>
     <w:basedOn w:val="VerbatimChar"/>
     <w:rPr>
+      <w:rFonts w:eastAsia="黑体"/>
       <w:color w:val="007020"/>
     </w:rPr>
   </w:style>
@@ -15393,6 +16096,7 @@
     <w:name w:val="FunctionTok"/>
     <w:basedOn w:val="VerbatimChar"/>
     <w:rPr>
+      <w:rFonts w:eastAsia="黑体"/>
       <w:color w:val="06287e"/>
     </w:rPr>
   </w:style>
@@ -15400,6 +16104,7 @@
     <w:name w:val="VariableTok"/>
     <w:basedOn w:val="VerbatimChar"/>
     <w:rPr>
+      <w:rFonts w:eastAsia="黑体"/>
       <w:color w:val="19177c"/>
     </w:rPr>
   </w:style>
@@ -15407,6 +16112,7 @@
     <w:name w:val="ControlFlowTok"/>
     <w:basedOn w:val="VerbatimChar"/>
     <w:rPr>
+      <w:rFonts w:eastAsia="黑体"/>
       <w:b/>
       <w:color w:val="007020"/>
     </w:rPr>
@@ -15415,6 +16121,7 @@
     <w:name w:val="OperatorTok"/>
     <w:basedOn w:val="VerbatimChar"/>
     <w:rPr>
+      <w:rFonts w:eastAsia="黑体"/>
       <w:color w:val="666666"/>
     </w:rPr>
   </w:style>
@@ -15422,18 +16129,22 @@
     <w:name w:val="BuiltInTok"/>
     <w:basedOn w:val="VerbatimChar"/>
     <w:rPr>
+      <w:rFonts w:eastAsia="黑体"/>
       <w:color w:val="008000"/>
     </w:rPr>
   </w:style>
   <w:style w:type="character" w:customStyle="1" w:styleId="ExtensionTok">
     <w:name w:val="ExtensionTok"/>
     <w:basedOn w:val="VerbatimChar"/>
-    <w:rPr/>
+    <w:rPr>
+      <w:rFonts w:eastAsia="黑体"/>
+    </w:rPr>
   </w:style>
   <w:style w:type="character" w:customStyle="1" w:styleId="PreprocessorTok">
     <w:name w:val="PreprocessorTok"/>
     <w:basedOn w:val="VerbatimChar"/>
     <w:rPr>
+      <w:rFonts w:eastAsia="黑体"/>
       <w:color w:val="bc7a00"/>
     </w:rPr>
   </w:style>
@@ -15441,18 +16152,22 @@
     <w:name w:val="AttributeTok"/>
     <w:basedOn w:val="VerbatimChar"/>
     <w:rPr>
+      <w:rFonts w:eastAsia="黑体"/>
       <w:color w:val="7d9029"/>
     </w:rPr>
   </w:style>
   <w:style w:type="character" w:customStyle="1" w:styleId="RegionMarkerTok">
     <w:name w:val="RegionMarkerTok"/>
     <w:basedOn w:val="VerbatimChar"/>
-    <w:rPr/>
+    <w:rPr>
+      <w:rFonts w:eastAsia="黑体"/>
+    </w:rPr>
   </w:style>
   <w:style w:type="character" w:customStyle="1" w:styleId="InformationTok">
     <w:name w:val="InformationTok"/>
     <w:basedOn w:val="VerbatimChar"/>
     <w:rPr>
+      <w:rFonts w:eastAsia="黑体"/>
       <w:b/>
       <w:i/>
       <w:color w:val="60a0b0"/>
@@ -15462,6 +16177,7 @@
     <w:name w:val="WarningTok"/>
     <w:basedOn w:val="VerbatimChar"/>
     <w:rPr>
+      <w:rFonts w:eastAsia="黑体"/>
       <w:b/>
       <w:i/>
       <w:color w:val="60a0b0"/>
@@ -15471,6 +16187,7 @@
     <w:name w:val="AlertTok"/>
     <w:basedOn w:val="VerbatimChar"/>
     <w:rPr>
+      <w:rFonts w:eastAsia="黑体"/>
       <w:b/>
       <w:color w:val="ff0000"/>
     </w:rPr>
@@ -15479,6 +16196,7 @@
     <w:name w:val="ErrorTok"/>
     <w:basedOn w:val="VerbatimChar"/>
     <w:rPr>
+      <w:rFonts w:eastAsia="黑体"/>
       <w:b/>
       <w:color w:val="ff0000"/>
     </w:rPr>
@@ -15486,7 +16204,9 @@
   <w:style w:type="character" w:customStyle="1" w:styleId="NormalTok">
     <w:name w:val="NormalTok"/>
     <w:basedOn w:val="VerbatimChar"/>
-    <w:rPr/>
+    <w:rPr>
+      <w:rFonts w:eastAsia="黑体"/>
+    </w:rPr>
   </w:style>
 </w:styles>
 </file>
@@ -15535,12 +16255,12 @@
     <a:fontScheme name="Office">
       <a:majorFont>
         <a:latin typeface="Calibri"/>
-        <a:ea typeface=""/>
+        <a:ea typeface="黑体"/>
         <a:cs typeface=""/>
         <a:font script="Jpan" typeface="ＭＳ ゴシック"/>
         <a:font script="Hang" typeface="맑은 고딕"/>
-        <a:font script="Hans" typeface="宋体"/>
-        <a:font script="Hant" typeface="新細明體"/>
+        <a:font script="Hans" typeface="黑体"/>
+        <a:font script="Hant" typeface="黑体"/>
         <a:font script="Arab" typeface="Times New Roman"/>
         <a:font script="Hebr" typeface="Times New Roman"/>
         <a:font script="Thai" typeface="Angsana New"/>
@@ -15570,12 +16290,12 @@
       </a:majorFont>
       <a:minorFont>
         <a:latin typeface="Cambria"/>
-        <a:ea typeface=""/>
+        <a:ea typeface="黑体"/>
         <a:cs typeface=""/>
         <a:font script="Jpan" typeface="ＭＳ 明朝"/>
         <a:font script="Hang" typeface="맑은 고딕"/>
-        <a:font script="Hans" typeface="宋体"/>
-        <a:font script="Hant" typeface="新細明體"/>
+        <a:font script="Hans" typeface="黑体"/>
+        <a:font script="Hant" typeface="黑体"/>
         <a:font script="Arab" typeface="Arial"/>
         <a:font script="Hebr" typeface="Arial"/>
         <a:font script="Thai" typeface="Cordia New"/>

--- a/06-转换电路/02-数模转换DAC/R-2R梯形网络DAC电路/R-2R梯形网络DAC电路.docx
+++ b/06-转换电路/02-数模转换DAC/R-2R梯形网络DAC电路/R-2R梯形网络DAC电路.docx
@@ -3184,7 +3184,7 @@
           <w:color w:val="555555"/>
           <w:sz w:val="21"/>
         </w:rPr>
-        <w:t>材料收集者：杜文杰，WX手机：19519196569，QQ:3478827729</w:t>
+        <w:t>材料收集者：杜文杰，微信/手机：19519196569，QQ:3478827729</w:t>
       </w:r>
     </w:p>
     <w:sectPr>
